--- a/APLOS/POPResources/Templates/PurchaseOrder202034.docx
+++ b/APLOS/POPResources/Templates/PurchaseOrder202034.docx
@@ -1,6 +1,6 @@
 
 <file path=word/document.xml><?xml version="1.0" encoding="utf-8"?>
-<w:document xmlns:wpc="http://schemas.microsoft.com/office/word/2010/wordprocessingCanvas" xmlns:mc="http://schemas.openxmlformats.org/markup-compatibility/2006" xmlns:o="urn:schemas-microsoft-com:office:office" xmlns:r="http://schemas.openxmlformats.org/officeDocument/2006/relationships" xmlns:m="http://schemas.openxmlformats.org/officeDocument/2006/math" xmlns:v="urn:schemas-microsoft-com:vml" xmlns:wp14="http://schemas.microsoft.com/office/word/2010/wordprocessingDrawing" xmlns:wp="http://schemas.openxmlformats.org/drawingml/2006/wordprocessingDrawing" xmlns:w10="urn:schemas-microsoft-com:office:word" xmlns:w="http://schemas.openxmlformats.org/wordprocessingml/2006/main" xmlns:w14="http://schemas.microsoft.com/office/word/2010/wordml" xmlns:w15="http://schemas.microsoft.com/office/word/2012/wordml" xmlns:wpg="http://schemas.microsoft.com/office/word/2010/wordprocessingGroup" xmlns:wpi="http://schemas.microsoft.com/office/word/2010/wordprocessingInk" xmlns:wne="http://schemas.microsoft.com/office/word/2006/wordml" xmlns:wps="http://schemas.microsoft.com/office/word/2010/wordprocessingShape" mc:Ignorable="w14 w15 wp14">
+<w:document xmlns:wpc="http://schemas.microsoft.com/office/word/2010/wordprocessingCanvas" xmlns:cx="http://schemas.microsoft.com/office/drawing/2014/chartex" xmlns:cx1="http://schemas.microsoft.com/office/drawing/2015/9/8/chartex" xmlns:cx2="http://schemas.microsoft.com/office/drawing/2015/10/21/chartex" xmlns:cx3="http://schemas.microsoft.com/office/drawing/2016/5/9/chartex" xmlns:cx4="http://schemas.microsoft.com/office/drawing/2016/5/10/chartex" xmlns:cx5="http://schemas.microsoft.com/office/drawing/2016/5/11/chartex" xmlns:cx6="http://schemas.microsoft.com/office/drawing/2016/5/12/chartex" xmlns:cx7="http://schemas.microsoft.com/office/drawing/2016/5/13/chartex" xmlns:cx8="http://schemas.microsoft.com/office/drawing/2016/5/14/chartex" xmlns:mc="http://schemas.openxmlformats.org/markup-compatibility/2006" xmlns:aink="http://schemas.microsoft.com/office/drawing/2016/ink" xmlns:am3d="http://schemas.microsoft.com/office/drawing/2017/model3d" xmlns:o="urn:schemas-microsoft-com:office:office" xmlns:r="http://schemas.openxmlformats.org/officeDocument/2006/relationships" xmlns:m="http://schemas.openxmlformats.org/officeDocument/2006/math" xmlns:v="urn:schemas-microsoft-com:vml" xmlns:wp14="http://schemas.microsoft.com/office/word/2010/wordprocessingDrawing" xmlns:wp="http://schemas.openxmlformats.org/drawingml/2006/wordprocessingDrawing" xmlns:w10="urn:schemas-microsoft-com:office:word" xmlns:w="http://schemas.openxmlformats.org/wordprocessingml/2006/main" xmlns:w14="http://schemas.microsoft.com/office/word/2010/wordml" xmlns:w15="http://schemas.microsoft.com/office/word/2012/wordml" xmlns:w16cex="http://schemas.microsoft.com/office/word/2018/wordml/cex" xmlns:w16cid="http://schemas.microsoft.com/office/word/2016/wordml/cid" xmlns:w16="http://schemas.microsoft.com/office/word/2018/wordml" xmlns:w16sdtdh="http://schemas.microsoft.com/office/word/2020/wordml/sdtdatahash" xmlns:w16se="http://schemas.microsoft.com/office/word/2015/wordml/symex" xmlns:wpg="http://schemas.microsoft.com/office/word/2010/wordprocessingGroup" xmlns:wpi="http://schemas.microsoft.com/office/word/2010/wordprocessingInk" xmlns:wne="http://schemas.microsoft.com/office/word/2006/wordml" xmlns:wps="http://schemas.microsoft.com/office/word/2010/wordprocessingShape" mc:Ignorable="w14 w15 w16se w16cid w16 w16cex w16sdtdh wp14">
   <w:body>
     <w:p>
       <w:pPr>
@@ -200,29 +200,7 @@
                 <w:sz w:val="16"/>
                 <w:szCs w:val="16"/>
               </w:rPr>
-              <w:t>{</w:t>
-            </w:r>
-            <w:proofErr w:type="spellStart"/>
-            <w:r>
-              <w:rPr>
-                <w:rFonts w:ascii="Tahoma" w:eastAsia="Times New Roman" w:hAnsi="Tahoma" w:cs="Tahoma"/>
-                <w:b/>
-                <w:color w:val="000000"/>
-                <w:sz w:val="16"/>
-                <w:szCs w:val="16"/>
-              </w:rPr>
-              <w:t>PONumber</w:t>
-            </w:r>
-            <w:proofErr w:type="spellEnd"/>
-            <w:r>
-              <w:rPr>
-                <w:rFonts w:ascii="Tahoma" w:eastAsia="Times New Roman" w:hAnsi="Tahoma" w:cs="Tahoma"/>
-                <w:b/>
-                <w:color w:val="000000"/>
-                <w:sz w:val="16"/>
-                <w:szCs w:val="16"/>
-              </w:rPr>
-              <w:t>}</w:t>
+              <w:t>{PONumber}</w:t>
             </w:r>
           </w:p>
           <w:p>
@@ -245,7 +223,6 @@
               </w:rPr>
               <w:t>Contract No: {</w:t>
             </w:r>
-            <w:proofErr w:type="spellStart"/>
             <w:r>
               <w:rPr>
                 <w:rFonts w:ascii="Tahoma" w:hAnsi="Tahoma" w:cs="Tahoma"/>
@@ -256,7 +233,6 @@
               </w:rPr>
               <w:t>ContractId</w:t>
             </w:r>
-            <w:proofErr w:type="spellEnd"/>
             <w:r>
               <w:rPr>
                 <w:rFonts w:ascii="Tahoma" w:eastAsia="Times New Roman" w:hAnsi="Tahoma" w:cs="Tahoma"/>
@@ -267,7 +243,6 @@
               </w:rPr>
               <w:t>}                                    Purchase LC NO: {</w:t>
             </w:r>
-            <w:proofErr w:type="spellStart"/>
             <w:r>
               <w:rPr>
                 <w:rFonts w:ascii="Tahoma" w:hAnsi="Tahoma" w:cs="Tahoma"/>
@@ -278,7 +253,6 @@
               </w:rPr>
               <w:t>PurchaseLCId</w:t>
             </w:r>
-            <w:proofErr w:type="spellEnd"/>
             <w:r>
               <w:rPr>
                 <w:rFonts w:ascii="Tahoma" w:eastAsia="Times New Roman" w:hAnsi="Tahoma" w:cs="Tahoma"/>
@@ -321,27 +295,7 @@
                 <w:sz w:val="16"/>
                 <w:szCs w:val="16"/>
               </w:rPr>
-              <w:t>{</w:t>
-            </w:r>
-            <w:proofErr w:type="spellStart"/>
-            <w:r>
-              <w:rPr>
-                <w:rFonts w:ascii="Tahoma" w:eastAsia="Times New Roman" w:hAnsi="Tahoma" w:cs="Tahoma"/>
-                <w:color w:val="000000"/>
-                <w:sz w:val="16"/>
-                <w:szCs w:val="16"/>
-              </w:rPr>
-              <w:t>PODate</w:t>
-            </w:r>
-            <w:proofErr w:type="spellEnd"/>
-            <w:r>
-              <w:rPr>
-                <w:rFonts w:ascii="Tahoma" w:eastAsia="Times New Roman" w:hAnsi="Tahoma" w:cs="Tahoma"/>
-                <w:color w:val="000000"/>
-                <w:sz w:val="16"/>
-                <w:szCs w:val="16"/>
-              </w:rPr>
-              <w:t xml:space="preserve">} </w:t>
+              <w:t xml:space="preserve">{PODate} </w:t>
             </w:r>
           </w:p>
           <w:p>
@@ -352,7 +306,6 @@
                 <w:szCs w:val="16"/>
               </w:rPr>
             </w:pPr>
-            <w:proofErr w:type="spellStart"/>
             <w:r>
               <w:rPr>
                 <w:rFonts w:ascii="Tahoma" w:hAnsi="Tahoma" w:cs="Tahoma"/>
@@ -364,7 +317,6 @@
               </w:rPr>
               <w:t>POType</w:t>
             </w:r>
-            <w:proofErr w:type="spellEnd"/>
             <w:r>
               <w:rPr>
                 <w:rFonts w:ascii="Tahoma" w:hAnsi="Tahoma" w:cs="Tahoma"/>
@@ -374,7 +326,6 @@
               </w:rPr>
               <w:t>: {</w:t>
             </w:r>
-            <w:proofErr w:type="spellStart"/>
             <w:r>
               <w:rPr>
                 <w:rFonts w:ascii="Tahoma" w:hAnsi="Tahoma" w:cs="Tahoma"/>
@@ -386,7 +337,6 @@
               </w:rPr>
               <w:t>POType</w:t>
             </w:r>
-            <w:proofErr w:type="spellEnd"/>
             <w:r>
               <w:rPr>
                 <w:rFonts w:ascii="Tahoma" w:hAnsi="Tahoma" w:cs="Tahoma"/>
@@ -435,20 +385,8 @@
                 <w:szCs w:val="19"/>
                 <w:highlight w:val="white"/>
               </w:rPr>
-              <w:t xml:space="preserve"> </w:t>
-            </w:r>
-            <w:proofErr w:type="spellStart"/>
-            <w:r>
-              <w:rPr>
-                <w:rFonts w:ascii="Consolas" w:hAnsi="Consolas" w:cs="Consolas"/>
-                <w:color w:val="000000"/>
-                <w:sz w:val="19"/>
-                <w:szCs w:val="19"/>
-                <w:highlight w:val="white"/>
-              </w:rPr>
-              <w:t>PurOrCheckedStatus</w:t>
-            </w:r>
-            <w:proofErr w:type="spellEnd"/>
+              <w:t xml:space="preserve"> PurOrCheckedStatus</w:t>
+            </w:r>
             <w:r>
               <w:rPr>
                 <w:rFonts w:ascii="Tahoma" w:hAnsi="Tahoma" w:cs="Tahoma"/>
@@ -474,7 +412,6 @@
               </w:rPr>
               <w:t>{</w:t>
             </w:r>
-            <w:proofErr w:type="spellStart"/>
             <w:r>
               <w:rPr>
                 <w:rFonts w:ascii="Tahoma" w:hAnsi="Tahoma" w:cs="Tahoma"/>
@@ -485,7 +422,6 @@
               </w:rPr>
               <w:t>PurOrApprovedStatus</w:t>
             </w:r>
-            <w:proofErr w:type="spellEnd"/>
             <w:r>
               <w:rPr>
                 <w:rFonts w:ascii="Tahoma" w:hAnsi="Tahoma" w:cs="Tahoma"/>
@@ -503,23 +439,13 @@
               </w:rPr>
               <w:t>Creditable  Status :{</w:t>
             </w:r>
-            <w:proofErr w:type="spellStart"/>
             <w:r>
               <w:rPr>
                 <w:rFonts w:ascii="Tahoma" w:hAnsi="Tahoma" w:cs="Tahoma"/>
                 <w:sz w:val="16"/>
                 <w:szCs w:val="16"/>
               </w:rPr>
-              <w:t>CredtibleStatus</w:t>
-            </w:r>
-            <w:proofErr w:type="spellEnd"/>
-            <w:r>
-              <w:rPr>
-                <w:rFonts w:ascii="Tahoma" w:hAnsi="Tahoma" w:cs="Tahoma"/>
-                <w:sz w:val="16"/>
-                <w:szCs w:val="16"/>
-              </w:rPr>
-              <w:t>}</w:t>
+              <w:t>CredtibleStatus}</w:t>
             </w:r>
           </w:p>
         </w:tc>
@@ -561,7 +487,6 @@
               </w:rPr>
               <w:t>{</w:t>
             </w:r>
-            <w:proofErr w:type="spellStart"/>
             <w:r>
               <w:rPr>
                 <w:rFonts w:ascii="Tahoma" w:eastAsia="Times New Roman" w:hAnsi="Tahoma" w:cs="Tahoma"/>
@@ -572,7 +497,6 @@
               </w:rPr>
               <w:t>VendorName</w:t>
             </w:r>
-            <w:proofErr w:type="spellEnd"/>
             <w:r>
               <w:rPr>
                 <w:rFonts w:ascii="Tahoma" w:eastAsia="Times New Roman" w:hAnsi="Tahoma" w:cs="Tahoma"/>
@@ -613,7 +537,6 @@
               </w:rPr>
               <w:t>{</w:t>
             </w:r>
-            <w:proofErr w:type="spellStart"/>
             <w:r>
               <w:rPr>
                 <w:rFonts w:ascii="Consolas" w:hAnsi="Consolas" w:cs="Consolas"/>
@@ -623,7 +546,6 @@
               </w:rPr>
               <w:t>DeliveryByAddress</w:t>
             </w:r>
-            <w:proofErr w:type="spellEnd"/>
             <w:r>
               <w:rPr>
                 <w:rFonts w:ascii="Tahoma" w:eastAsia="Times New Roman" w:hAnsi="Tahoma" w:cs="Tahoma"/>
@@ -669,7 +591,6 @@
               </w:rPr>
               <w:t>{</w:t>
             </w:r>
-            <w:proofErr w:type="spellStart"/>
             <w:r>
               <w:rPr>
                 <w:rFonts w:ascii="Tahoma" w:eastAsia="Times New Roman" w:hAnsi="Tahoma" w:cs="Tahoma"/>
@@ -680,7 +601,6 @@
               </w:rPr>
               <w:t>InvoicingPartyName</w:t>
             </w:r>
-            <w:proofErr w:type="spellEnd"/>
             <w:r>
               <w:rPr>
                 <w:rFonts w:ascii="Tahoma" w:eastAsia="Times New Roman" w:hAnsi="Tahoma" w:cs="Tahoma"/>
@@ -719,9 +639,8 @@
                 <w:sz w:val="16"/>
                 <w:szCs w:val="16"/>
               </w:rPr>
-              <w:t>{</w:t>
-            </w:r>
-            <w:proofErr w:type="spellStart"/>
+              <w:t>{InvoicingBy</w:t>
+            </w:r>
             <w:r>
               <w:rPr>
                 <w:rFonts w:ascii="Tahoma" w:eastAsia="Times New Roman" w:hAnsi="Tahoma" w:cs="Tahoma"/>
@@ -729,28 +648,7 @@
                 <w:sz w:val="16"/>
                 <w:szCs w:val="16"/>
               </w:rPr>
-              <w:t>InvoicingBy</w:t>
-            </w:r>
-            <w:bookmarkStart w:id="0" w:name="_GoBack"/>
-            <w:bookmarkEnd w:id="0"/>
-            <w:r>
-              <w:rPr>
-                <w:rFonts w:ascii="Tahoma" w:eastAsia="Times New Roman" w:hAnsi="Tahoma" w:cs="Tahoma"/>
-                <w:color w:val="000000"/>
-                <w:sz w:val="16"/>
-                <w:szCs w:val="16"/>
-              </w:rPr>
-              <w:t>Address</w:t>
-            </w:r>
-            <w:proofErr w:type="spellEnd"/>
-            <w:r>
-              <w:rPr>
-                <w:rFonts w:ascii="Tahoma" w:eastAsia="Times New Roman" w:hAnsi="Tahoma" w:cs="Tahoma"/>
-                <w:color w:val="000000"/>
-                <w:sz w:val="16"/>
-                <w:szCs w:val="16"/>
-              </w:rPr>
-              <w:t>}</w:t>
+              <w:t>Address}</w:t>
             </w:r>
           </w:p>
           <w:p>
@@ -792,7 +690,6 @@
               </w:rPr>
               <w:t>Your Ref No.:{</w:t>
             </w:r>
-            <w:proofErr w:type="spellStart"/>
             <w:r>
               <w:rPr>
                 <w:rFonts w:ascii="Tahoma" w:eastAsia="Arial" w:hAnsi="Tahoma" w:cs="Tahoma"/>
@@ -802,7 +699,6 @@
               </w:rPr>
               <w:t>DocRefNo</w:t>
             </w:r>
-            <w:proofErr w:type="spellEnd"/>
             <w:r>
               <w:rPr>
                 <w:rFonts w:ascii="Tahoma" w:eastAsia="Arial" w:hAnsi="Tahoma" w:cs="Tahoma"/>
@@ -843,7 +739,6 @@
               </w:rPr>
               <w:t>Your Ref Date:{</w:t>
             </w:r>
-            <w:proofErr w:type="spellStart"/>
             <w:r>
               <w:rPr>
                 <w:rFonts w:ascii="Tahoma" w:eastAsia="Arial" w:hAnsi="Tahoma" w:cs="Tahoma"/>
@@ -853,7 +748,6 @@
               </w:rPr>
               <w:t>DocDate</w:t>
             </w:r>
-            <w:proofErr w:type="spellEnd"/>
             <w:r>
               <w:rPr>
                 <w:rFonts w:ascii="Tahoma" w:eastAsia="Arial" w:hAnsi="Tahoma" w:cs="Tahoma"/>
@@ -923,29 +817,7 @@
                 <w:sz w:val="16"/>
                 <w:szCs w:val="16"/>
               </w:rPr>
-              <w:t>{</w:t>
-            </w:r>
-            <w:proofErr w:type="spellStart"/>
-            <w:r>
-              <w:rPr>
-                <w:rFonts w:ascii="Tahoma" w:eastAsia="Arial" w:hAnsi="Tahoma" w:cs="Tahoma"/>
-                <w:b/>
-                <w:bCs/>
-                <w:sz w:val="16"/>
-                <w:szCs w:val="16"/>
-              </w:rPr>
-              <w:t>materialItems</w:t>
-            </w:r>
-            <w:proofErr w:type="spellEnd"/>
-            <w:r>
-              <w:rPr>
-                <w:rFonts w:ascii="Tahoma" w:eastAsia="Arial" w:hAnsi="Tahoma" w:cs="Tahoma"/>
-                <w:b/>
-                <w:bCs/>
-                <w:sz w:val="16"/>
-                <w:szCs w:val="16"/>
-              </w:rPr>
-              <w:t>}</w:t>
+              <w:t>{materialItems}</w:t>
             </w:r>
           </w:p>
         </w:tc>
@@ -983,29 +855,7 @@
                 <w:sz w:val="16"/>
                 <w:szCs w:val="16"/>
               </w:rPr>
-              <w:t>{</w:t>
-            </w:r>
-            <w:proofErr w:type="spellStart"/>
-            <w:r>
-              <w:rPr>
-                <w:rFonts w:ascii="Tahoma" w:eastAsia="Arial" w:hAnsi="Tahoma" w:cs="Tahoma"/>
-                <w:b/>
-                <w:bCs/>
-                <w:sz w:val="16"/>
-                <w:szCs w:val="16"/>
-              </w:rPr>
-              <w:t>ServiceDetails</w:t>
-            </w:r>
-            <w:proofErr w:type="spellEnd"/>
-            <w:r>
-              <w:rPr>
-                <w:rFonts w:ascii="Tahoma" w:eastAsia="Arial" w:hAnsi="Tahoma" w:cs="Tahoma"/>
-                <w:b/>
-                <w:bCs/>
-                <w:sz w:val="16"/>
-                <w:szCs w:val="16"/>
-              </w:rPr>
-              <w:t>}</w:t>
+              <w:t>{ServiceDetails}</w:t>
             </w:r>
           </w:p>
           <w:p>
@@ -1026,29 +876,7 @@
                 <w:sz w:val="16"/>
                 <w:szCs w:val="16"/>
               </w:rPr>
-              <w:t>{</w:t>
-            </w:r>
-            <w:proofErr w:type="spellStart"/>
-            <w:r>
-              <w:rPr>
-                <w:rFonts w:ascii="Tahoma" w:eastAsia="Arial" w:hAnsi="Tahoma" w:cs="Tahoma"/>
-                <w:b/>
-                <w:bCs/>
-                <w:sz w:val="16"/>
-                <w:szCs w:val="16"/>
-              </w:rPr>
-              <w:t>ServiceItems</w:t>
-            </w:r>
-            <w:proofErr w:type="spellEnd"/>
-            <w:r>
-              <w:rPr>
-                <w:rFonts w:ascii="Tahoma" w:eastAsia="Arial" w:hAnsi="Tahoma" w:cs="Tahoma"/>
-                <w:b/>
-                <w:bCs/>
-                <w:sz w:val="16"/>
-                <w:szCs w:val="16"/>
-              </w:rPr>
-              <w:t>}</w:t>
+              <w:t>{ServiceItems}</w:t>
             </w:r>
           </w:p>
           <w:p>
@@ -1080,29 +908,7 @@
                 <w:sz w:val="16"/>
                 <w:szCs w:val="16"/>
               </w:rPr>
-              <w:t>Total : {</w:t>
-            </w:r>
-            <w:proofErr w:type="spellStart"/>
-            <w:r>
-              <w:rPr>
-                <w:rFonts w:ascii="Tahoma" w:eastAsia="Arial" w:hAnsi="Tahoma" w:cs="Tahoma"/>
-                <w:b/>
-                <w:bCs/>
-                <w:sz w:val="16"/>
-                <w:szCs w:val="16"/>
-              </w:rPr>
-              <w:t>GrandTotal</w:t>
-            </w:r>
-            <w:proofErr w:type="spellEnd"/>
-            <w:r>
-              <w:rPr>
-                <w:rFonts w:ascii="Tahoma" w:eastAsia="Arial" w:hAnsi="Tahoma" w:cs="Tahoma"/>
-                <w:b/>
-                <w:bCs/>
-                <w:sz w:val="16"/>
-                <w:szCs w:val="16"/>
-              </w:rPr>
-              <w:t>}</w:t>
+              <w:t>Total : {GrandTotal}</w:t>
             </w:r>
           </w:p>
           <w:p>
@@ -1123,29 +929,7 @@
                 <w:sz w:val="16"/>
                 <w:szCs w:val="16"/>
               </w:rPr>
-              <w:t>In Words: {</w:t>
-            </w:r>
-            <w:proofErr w:type="spellStart"/>
-            <w:r>
-              <w:rPr>
-                <w:rFonts w:ascii="Tahoma" w:eastAsia="Arial" w:hAnsi="Tahoma" w:cs="Tahoma"/>
-                <w:b/>
-                <w:bCs/>
-                <w:sz w:val="16"/>
-                <w:szCs w:val="16"/>
-              </w:rPr>
-              <w:t>TotalInWords</w:t>
-            </w:r>
-            <w:proofErr w:type="spellEnd"/>
-            <w:r>
-              <w:rPr>
-                <w:rFonts w:ascii="Tahoma" w:eastAsia="Arial" w:hAnsi="Tahoma" w:cs="Tahoma"/>
-                <w:b/>
-                <w:bCs/>
-                <w:sz w:val="16"/>
-                <w:szCs w:val="16"/>
-              </w:rPr>
-              <w:t>}</w:t>
+              <w:t>In Words: {TotalInWords}</w:t>
             </w:r>
           </w:p>
         </w:tc>
@@ -1183,29 +967,7 @@
                 <w:sz w:val="16"/>
                 <w:szCs w:val="16"/>
               </w:rPr>
-              <w:t>Delivery Instructions(IF ANY): {</w:t>
-            </w:r>
-            <w:proofErr w:type="spellStart"/>
-            <w:r>
-              <w:rPr>
-                <w:rFonts w:ascii="Tahoma" w:eastAsia="Arial" w:hAnsi="Tahoma" w:cs="Tahoma"/>
-                <w:b/>
-                <w:bCs/>
-                <w:sz w:val="16"/>
-                <w:szCs w:val="16"/>
-              </w:rPr>
-              <w:t>DeliveryInstruction</w:t>
-            </w:r>
-            <w:proofErr w:type="spellEnd"/>
-            <w:r>
-              <w:rPr>
-                <w:rFonts w:ascii="Tahoma" w:eastAsia="Arial" w:hAnsi="Tahoma" w:cs="Tahoma"/>
-                <w:b/>
-                <w:bCs/>
-                <w:sz w:val="16"/>
-                <w:szCs w:val="16"/>
-              </w:rPr>
-              <w:t xml:space="preserve">}    </w:t>
+              <w:t xml:space="preserve">Delivery Instructions(IF ANY): {DeliveryInstruction}    </w:t>
             </w:r>
           </w:p>
           <w:p>
@@ -1237,29 +999,49 @@
                 <w:sz w:val="16"/>
                 <w:szCs w:val="16"/>
               </w:rPr>
-              <w:t>Special Instructions(IF ANY):{</w:t>
-            </w:r>
-            <w:proofErr w:type="spellStart"/>
-            <w:r>
-              <w:rPr>
-                <w:rFonts w:ascii="Tahoma" w:eastAsia="Arial" w:hAnsi="Tahoma" w:cs="Tahoma"/>
-                <w:b/>
-                <w:bCs/>
-                <w:sz w:val="16"/>
-                <w:szCs w:val="16"/>
-              </w:rPr>
-              <w:t>SpecialInstruction</w:t>
-            </w:r>
-            <w:proofErr w:type="spellEnd"/>
-            <w:r>
-              <w:rPr>
-                <w:rFonts w:ascii="Tahoma" w:eastAsia="Arial" w:hAnsi="Tahoma" w:cs="Tahoma"/>
-                <w:b/>
-                <w:bCs/>
-                <w:sz w:val="16"/>
-                <w:szCs w:val="16"/>
-              </w:rPr>
-              <w:t xml:space="preserve">}                 </w:t>
+              <w:t xml:space="preserve">Special Instructions(IF ANY):{SpecialInstruction}    </w:t>
+            </w:r>
+          </w:p>
+          <w:p>
+            <w:pPr>
+              <w:rPr>
+                <w:rFonts w:ascii="Tahoma" w:eastAsia="Arial" w:hAnsi="Tahoma" w:cs="Tahoma"/>
+                <w:b/>
+                <w:bCs/>
+                <w:sz w:val="16"/>
+                <w:szCs w:val="16"/>
+              </w:rPr>
+            </w:pPr>
+          </w:p>
+          <w:p>
+            <w:pPr>
+              <w:rPr>
+                <w:rFonts w:ascii="Tahoma" w:eastAsia="Arial" w:hAnsi="Tahoma" w:cs="Tahoma"/>
+                <w:b/>
+                <w:bCs/>
+                <w:sz w:val="16"/>
+                <w:szCs w:val="16"/>
+              </w:rPr>
+            </w:pPr>
+            <w:r>
+              <w:rPr>
+                <w:rFonts w:ascii="Tahoma" w:eastAsia="Arial" w:hAnsi="Tahoma" w:cs="Tahoma"/>
+                <w:b/>
+                <w:bCs/>
+                <w:sz w:val="16"/>
+                <w:szCs w:val="16"/>
+              </w:rPr>
+              <w:t>{TermsAndCondition}</w:t>
+            </w:r>
+            <w:r>
+              <w:rPr>
+                <w:rFonts w:ascii="Tahoma" w:eastAsia="Arial" w:hAnsi="Tahoma" w:cs="Tahoma"/>
+                <w:b/>
+                <w:bCs/>
+                <w:sz w:val="16"/>
+                <w:szCs w:val="16"/>
+              </w:rPr>
+              <w:t xml:space="preserve">             </w:t>
             </w:r>
           </w:p>
         </w:tc>
@@ -1429,7 +1211,6 @@
                     </w:rPr>
                     <w:t xml:space="preserve"> </w:t>
                   </w:r>
-                  <w:proofErr w:type="spellStart"/>
                   <w:r>
                     <w:rPr>
                       <w:rFonts w:ascii="Tahoma" w:hAnsi="Tahoma" w:cs="Tahoma"/>
@@ -1439,19 +1220,7 @@
                       <w:szCs w:val="16"/>
                       <w:shd w:val="clear" w:color="auto" w:fill="FFFFFF"/>
                     </w:rPr>
-                    <w:t>Cedaar</w:t>
-                  </w:r>
-                  <w:proofErr w:type="spellEnd"/>
-                  <w:r>
-                    <w:rPr>
-                      <w:rFonts w:ascii="Tahoma" w:hAnsi="Tahoma" w:cs="Tahoma"/>
-                      <w:b/>
-                      <w:bCs/>
-                      <w:sz w:val="16"/>
-                      <w:szCs w:val="16"/>
-                      <w:shd w:val="clear" w:color="auto" w:fill="FFFFFF"/>
-                    </w:rPr>
-                    <w:t xml:space="preserve"> Textile Pvt. Ltd.</w:t>
+                    <w:t>Cedaar Textile Pvt. Ltd.</w:t>
                   </w:r>
                 </w:p>
                 <w:p>
@@ -1644,7 +1413,7 @@
                       </mc:Choice>
                       <mc:Fallback>
                         <w:pict>
-                          <v:line w14:anchorId="0BC33DB8" id="Straight Connector 3" o:spid="_x0000_s1026" style="position:absolute;flip:x;z-index:251688960;visibility:visible;mso-wrap-style:square;mso-width-percent:0;mso-height-percent:0;mso-wrap-distance-left:9pt;mso-wrap-distance-top:0;mso-wrap-distance-right:9pt;mso-wrap-distance-bottom:0;mso-position-horizontal:absolute;mso-position-horizontal-relative:text;mso-position-vertical:absolute;mso-position-vertical-relative:text;mso-width-percent:0;mso-height-percent:0;mso-width-relative:margin;mso-height-relative:margin" from="30.2pt,8.35pt" to="139.75pt,8.35pt" o:gfxdata="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" strokecolor="windowText" strokeweight=".5pt">
+                          <v:line w14:anchorId="0F719AA6" id="Straight Connector 3" o:spid="_x0000_s1026" style="position:absolute;flip:x;z-index:251688960;visibility:visible;mso-wrap-style:square;mso-width-percent:0;mso-height-percent:0;mso-wrap-distance-left:9pt;mso-wrap-distance-top:0;mso-wrap-distance-right:9pt;mso-wrap-distance-bottom:0;mso-position-horizontal:absolute;mso-position-horizontal-relative:text;mso-position-vertical:absolute;mso-position-vertical-relative:text;mso-width-percent:0;mso-height-percent:0;mso-width-relative:margin;mso-height-relative:margin" from="30.2pt,8.35pt" to="139.75pt,8.35pt" o:gfxdata="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" strokecolor="windowText" strokeweight=".5pt">
                             <v:stroke joinstyle="miter"/>
                           </v:line>
                         </w:pict>
@@ -1660,7 +1429,6 @@
                     </w:rPr>
                     <w:t>{</w:t>
                   </w:r>
-                  <w:proofErr w:type="spellStart"/>
                   <w:r>
                     <w:rPr>
                       <w:rFonts w:ascii="Tahoma" w:hAnsi="Tahoma" w:cs="Tahoma"/>
@@ -1671,7 +1439,6 @@
                     </w:rPr>
                     <w:t>AddedBy</w:t>
                   </w:r>
-                  <w:proofErr w:type="spellEnd"/>
                   <w:r>
                     <w:rPr>
                       <w:rFonts w:ascii="Tahoma" w:eastAsia="Arial" w:hAnsi="Tahoma" w:cs="Tahoma"/>
@@ -1757,7 +1524,7 @@
                       </mc:Choice>
                       <mc:Fallback>
                         <w:pict>
-                          <v:line w14:anchorId="4C4D3E80" id="Straight Connector 1" o:spid="_x0000_s1026" style="position:absolute;z-index:251689984;visibility:visible;mso-wrap-style:square;mso-width-percent:0;mso-wrap-distance-left:9pt;mso-wrap-distance-top:0;mso-wrap-distance-right:9pt;mso-wrap-distance-bottom:0;mso-position-horizontal:absolute;mso-position-horizontal-relative:text;mso-position-vertical:absolute;mso-position-vertical-relative:text;mso-width-percent:0;mso-width-relative:margin" from="23.5pt,8.35pt" to="143.7pt,8.35pt" o:gfxdata="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" strokecolor="windowText" strokeweight=".5pt">
+                          <v:line w14:anchorId="5EFF5D13" id="Straight Connector 1" o:spid="_x0000_s1026" style="position:absolute;z-index:251689984;visibility:visible;mso-wrap-style:square;mso-width-percent:0;mso-wrap-distance-left:9pt;mso-wrap-distance-top:0;mso-wrap-distance-right:9pt;mso-wrap-distance-bottom:0;mso-position-horizontal:absolute;mso-position-horizontal-relative:text;mso-position-vertical:absolute;mso-position-vertical-relative:text;mso-width-percent:0;mso-width-relative:margin" from="23.5pt,8.35pt" to="143.7pt,8.35pt" o:gfxdata="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" strokecolor="windowText" strokeweight=".5pt">
                             <v:stroke joinstyle="miter"/>
                           </v:line>
                         </w:pict>
@@ -1773,7 +1540,6 @@
                     </w:rPr>
                     <w:t xml:space="preserve">          {</w:t>
                   </w:r>
-                  <w:proofErr w:type="spellStart"/>
                   <w:r>
                     <w:rPr>
                       <w:rFonts w:ascii="Tahoma" w:hAnsi="Tahoma" w:cs="Tahoma"/>
@@ -1784,7 +1550,6 @@
                     </w:rPr>
                     <w:t>CheckedBy</w:t>
                   </w:r>
-                  <w:proofErr w:type="spellEnd"/>
                   <w:r>
                     <w:rPr>
                       <w:rFonts w:ascii="Tahoma" w:eastAsia="Arial" w:hAnsi="Tahoma" w:cs="Tahoma"/>
@@ -1867,7 +1632,7 @@
                       </mc:Choice>
                       <mc:Fallback>
                         <w:pict>
-                          <v:line w14:anchorId="54A83679" id="Straight Connector 2" o:spid="_x0000_s1026" style="position:absolute;z-index:251691008;visibility:visible;mso-wrap-style:square;mso-wrap-distance-left:9pt;mso-wrap-distance-top:0;mso-wrap-distance-right:9pt;mso-wrap-distance-bottom:0;mso-position-horizontal:absolute;mso-position-horizontal-relative:text;mso-position-vertical:absolute;mso-position-vertical-relative:text" from="31.2pt,8.35pt" to="143.25pt,8.35pt" o:gfxdata="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" strokecolor="windowText" strokeweight=".5pt">
+                          <v:line w14:anchorId="44E64C7E" id="Straight Connector 2" o:spid="_x0000_s1026" style="position:absolute;z-index:251691008;visibility:visible;mso-wrap-style:square;mso-wrap-distance-left:9pt;mso-wrap-distance-top:0;mso-wrap-distance-right:9pt;mso-wrap-distance-bottom:0;mso-position-horizontal:absolute;mso-position-horizontal-relative:text;mso-position-vertical:absolute;mso-position-vertical-relative:text" from="31.2pt,8.35pt" to="143.25pt,8.35pt" o:gfxdata="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" strokecolor="windowText" strokeweight=".5pt">
                             <v:stroke joinstyle="miter"/>
                           </v:line>
                         </w:pict>
@@ -1883,7 +1648,6 @@
                     </w:rPr>
                     <w:t xml:space="preserve">             {</w:t>
                   </w:r>
-                  <w:proofErr w:type="spellStart"/>
                   <w:r>
                     <w:rPr>
                       <w:rFonts w:ascii="Tahoma" w:hAnsi="Tahoma" w:cs="Tahoma"/>
@@ -1894,7 +1658,6 @@
                     </w:rPr>
                     <w:t>AuthorizedBy</w:t>
                   </w:r>
-                  <w:proofErr w:type="spellEnd"/>
                   <w:r>
                     <w:rPr>
                       <w:rFonts w:ascii="Tahoma" w:eastAsia="Arial" w:hAnsi="Tahoma" w:cs="Tahoma"/>
@@ -2037,7 +1800,7 @@
 </file>
 
 <file path=word/endnotes.xml><?xml version="1.0" encoding="utf-8"?>
-<w:endnotes xmlns:wpc="http://schemas.microsoft.com/office/word/2010/wordprocessingCanvas" xmlns:mc="http://schemas.openxmlformats.org/markup-compatibility/2006" xmlns:o="urn:schemas-microsoft-com:office:office" xmlns:r="http://schemas.openxmlformats.org/officeDocument/2006/relationships" xmlns:m="http://schemas.openxmlformats.org/officeDocument/2006/math" xmlns:v="urn:schemas-microsoft-com:vml" xmlns:wp14="http://schemas.microsoft.com/office/word/2010/wordprocessingDrawing" xmlns:wp="http://schemas.openxmlformats.org/drawingml/2006/wordprocessingDrawing" xmlns:w10="urn:schemas-microsoft-com:office:word" xmlns:w="http://schemas.openxmlformats.org/wordprocessingml/2006/main" xmlns:w14="http://schemas.microsoft.com/office/word/2010/wordml" xmlns:w15="http://schemas.microsoft.com/office/word/2012/wordml" xmlns:wpg="http://schemas.microsoft.com/office/word/2010/wordprocessingGroup" xmlns:wpi="http://schemas.microsoft.com/office/word/2010/wordprocessingInk" xmlns:wne="http://schemas.microsoft.com/office/word/2006/wordml" xmlns:wps="http://schemas.microsoft.com/office/word/2010/wordprocessingShape" mc:Ignorable="w14 w15 wp14">
+<w:endnotes xmlns:wpc="http://schemas.microsoft.com/office/word/2010/wordprocessingCanvas" xmlns:cx="http://schemas.microsoft.com/office/drawing/2014/chartex" xmlns:cx1="http://schemas.microsoft.com/office/drawing/2015/9/8/chartex" xmlns:cx2="http://schemas.microsoft.com/office/drawing/2015/10/21/chartex" xmlns:cx3="http://schemas.microsoft.com/office/drawing/2016/5/9/chartex" xmlns:cx4="http://schemas.microsoft.com/office/drawing/2016/5/10/chartex" xmlns:cx5="http://schemas.microsoft.com/office/drawing/2016/5/11/chartex" xmlns:cx6="http://schemas.microsoft.com/office/drawing/2016/5/12/chartex" xmlns:cx7="http://schemas.microsoft.com/office/drawing/2016/5/13/chartex" xmlns:cx8="http://schemas.microsoft.com/office/drawing/2016/5/14/chartex" xmlns:mc="http://schemas.openxmlformats.org/markup-compatibility/2006" xmlns:aink="http://schemas.microsoft.com/office/drawing/2016/ink" xmlns:am3d="http://schemas.microsoft.com/office/drawing/2017/model3d" xmlns:o="urn:schemas-microsoft-com:office:office" xmlns:r="http://schemas.openxmlformats.org/officeDocument/2006/relationships" xmlns:m="http://schemas.openxmlformats.org/officeDocument/2006/math" xmlns:v="urn:schemas-microsoft-com:vml" xmlns:wp14="http://schemas.microsoft.com/office/word/2010/wordprocessingDrawing" xmlns:wp="http://schemas.openxmlformats.org/drawingml/2006/wordprocessingDrawing" xmlns:w10="urn:schemas-microsoft-com:office:word" xmlns:w="http://schemas.openxmlformats.org/wordprocessingml/2006/main" xmlns:w14="http://schemas.microsoft.com/office/word/2010/wordml" xmlns:w15="http://schemas.microsoft.com/office/word/2012/wordml" xmlns:w16cex="http://schemas.microsoft.com/office/word/2018/wordml/cex" xmlns:w16cid="http://schemas.microsoft.com/office/word/2016/wordml/cid" xmlns:w16="http://schemas.microsoft.com/office/word/2018/wordml" xmlns:w16sdtdh="http://schemas.microsoft.com/office/word/2020/wordml/sdtdatahash" xmlns:w16se="http://schemas.microsoft.com/office/word/2015/wordml/symex" xmlns:wpg="http://schemas.microsoft.com/office/word/2010/wordprocessingGroup" xmlns:wpi="http://schemas.microsoft.com/office/word/2010/wordprocessingInk" xmlns:wne="http://schemas.microsoft.com/office/word/2006/wordml" xmlns:wps="http://schemas.microsoft.com/office/word/2010/wordprocessingShape" mc:Ignorable="w14 w15 w16se w16cid w16 w16cex w16sdtdh wp14">
   <w:endnote w:type="separator" w:id="-1">
     <w:p>
       <w:r>
@@ -2056,7 +1819,7 @@
 </file>
 
 <file path=word/footer1.xml><?xml version="1.0" encoding="utf-8"?>
-<w:ftr xmlns:wpc="http://schemas.microsoft.com/office/word/2010/wordprocessingCanvas" xmlns:mc="http://schemas.openxmlformats.org/markup-compatibility/2006" xmlns:o="urn:schemas-microsoft-com:office:office" xmlns:r="http://schemas.openxmlformats.org/officeDocument/2006/relationships" xmlns:m="http://schemas.openxmlformats.org/officeDocument/2006/math" xmlns:v="urn:schemas-microsoft-com:vml" xmlns:wp14="http://schemas.microsoft.com/office/word/2010/wordprocessingDrawing" xmlns:wp="http://schemas.openxmlformats.org/drawingml/2006/wordprocessingDrawing" xmlns:w10="urn:schemas-microsoft-com:office:word" xmlns:w="http://schemas.openxmlformats.org/wordprocessingml/2006/main" xmlns:w14="http://schemas.microsoft.com/office/word/2010/wordml" xmlns:w15="http://schemas.microsoft.com/office/word/2012/wordml" xmlns:wpg="http://schemas.microsoft.com/office/word/2010/wordprocessingGroup" xmlns:wpi="http://schemas.microsoft.com/office/word/2010/wordprocessingInk" xmlns:wne="http://schemas.microsoft.com/office/word/2006/wordml" xmlns:wps="http://schemas.microsoft.com/office/word/2010/wordprocessingShape" mc:Ignorable="w14 w15 wp14">
+<w:ftr xmlns:wpc="http://schemas.microsoft.com/office/word/2010/wordprocessingCanvas" xmlns:cx="http://schemas.microsoft.com/office/drawing/2014/chartex" xmlns:cx1="http://schemas.microsoft.com/office/drawing/2015/9/8/chartex" xmlns:cx2="http://schemas.microsoft.com/office/drawing/2015/10/21/chartex" xmlns:cx3="http://schemas.microsoft.com/office/drawing/2016/5/9/chartex" xmlns:cx4="http://schemas.microsoft.com/office/drawing/2016/5/10/chartex" xmlns:cx5="http://schemas.microsoft.com/office/drawing/2016/5/11/chartex" xmlns:cx6="http://schemas.microsoft.com/office/drawing/2016/5/12/chartex" xmlns:cx7="http://schemas.microsoft.com/office/drawing/2016/5/13/chartex" xmlns:cx8="http://schemas.microsoft.com/office/drawing/2016/5/14/chartex" xmlns:mc="http://schemas.openxmlformats.org/markup-compatibility/2006" xmlns:aink="http://schemas.microsoft.com/office/drawing/2016/ink" xmlns:am3d="http://schemas.microsoft.com/office/drawing/2017/model3d" xmlns:o="urn:schemas-microsoft-com:office:office" xmlns:r="http://schemas.openxmlformats.org/officeDocument/2006/relationships" xmlns:m="http://schemas.openxmlformats.org/officeDocument/2006/math" xmlns:v="urn:schemas-microsoft-com:vml" xmlns:wp14="http://schemas.microsoft.com/office/word/2010/wordprocessingDrawing" xmlns:wp="http://schemas.openxmlformats.org/drawingml/2006/wordprocessingDrawing" xmlns:w10="urn:schemas-microsoft-com:office:word" xmlns:w="http://schemas.openxmlformats.org/wordprocessingml/2006/main" xmlns:w14="http://schemas.microsoft.com/office/word/2010/wordml" xmlns:w15="http://schemas.microsoft.com/office/word/2012/wordml" xmlns:w16cex="http://schemas.microsoft.com/office/word/2018/wordml/cex" xmlns:w16cid="http://schemas.microsoft.com/office/word/2016/wordml/cid" xmlns:w16="http://schemas.microsoft.com/office/word/2018/wordml" xmlns:w16sdtdh="http://schemas.microsoft.com/office/word/2020/wordml/sdtdatahash" xmlns:w16se="http://schemas.microsoft.com/office/word/2015/wordml/symex" xmlns:wpg="http://schemas.microsoft.com/office/word/2010/wordprocessingGroup" xmlns:wpi="http://schemas.microsoft.com/office/word/2010/wordprocessingInk" xmlns:wne="http://schemas.microsoft.com/office/word/2006/wordml" xmlns:wps="http://schemas.microsoft.com/office/word/2010/wordprocessingShape" mc:Ignorable="w14 w15 w16se w16cid w16 w16cex w16sdtdh wp14">
   <w:sdt>
     <w:sdtPr>
       <w:id w:val="1647311531"/>
@@ -2149,20 +1912,8 @@
             <w:szCs w:val="18"/>
             <w:lang w:val="en-IN"/>
           </w:rPr>
-          <w:t>KSSIDC Plot No</w:t>
+          <w:t>KSSIDC Plot No:34</w:t>
         </w:r>
-        <w:proofErr w:type="gramStart"/>
-        <w:r>
-          <w:rPr>
-            <w:rFonts w:ascii="Arial" w:hAnsi="Arial" w:cs="Arial"/>
-            <w:color w:val="525A5D"/>
-            <w:sz w:val="18"/>
-            <w:szCs w:val="18"/>
-            <w:lang w:val="en-IN"/>
-          </w:rPr>
-          <w:t>:34</w:t>
-        </w:r>
-        <w:proofErr w:type="gramEnd"/>
         <w:r>
           <w:rPr>
             <w:rFonts w:ascii="Arial" w:hAnsi="Arial" w:cs="Arial"/>
@@ -2173,7 +1924,6 @@
           </w:rPr>
           <w:t xml:space="preserve">, </w:t>
         </w:r>
-        <w:proofErr w:type="spellStart"/>
         <w:r>
           <w:rPr>
             <w:rFonts w:ascii="Arial" w:hAnsi="Arial" w:cs="Arial"/>
@@ -2182,18 +1932,7 @@
             <w:szCs w:val="18"/>
             <w:lang w:val="en-IN"/>
           </w:rPr>
-          <w:t>Yelahanka</w:t>
-        </w:r>
-        <w:proofErr w:type="spellEnd"/>
-        <w:r>
-          <w:rPr>
-            <w:rFonts w:ascii="Arial" w:hAnsi="Arial" w:cs="Arial"/>
-            <w:color w:val="525A5D"/>
-            <w:sz w:val="18"/>
-            <w:szCs w:val="18"/>
-            <w:lang w:val="en-IN"/>
-          </w:rPr>
-          <w:t>, New Town</w:t>
+          <w:t>Yelahanka, New Town</w:t>
         </w:r>
         <w:r>
           <w:rPr>
@@ -2225,7 +1964,6 @@
           </w:rPr>
           <w:t xml:space="preserve">, </w:t>
         </w:r>
-        <w:proofErr w:type="spellStart"/>
         <w:r>
           <w:rPr>
             <w:rFonts w:ascii="Arial" w:hAnsi="Arial" w:cs="Arial"/>
@@ -2234,18 +1972,7 @@
             <w:szCs w:val="18"/>
             <w:lang w:val="en-IN"/>
           </w:rPr>
-          <w:t>Karnatka</w:t>
-        </w:r>
-        <w:proofErr w:type="spellEnd"/>
-        <w:r>
-          <w:rPr>
-            <w:rFonts w:ascii="Arial" w:hAnsi="Arial" w:cs="Arial"/>
-            <w:color w:val="525A5D"/>
-            <w:sz w:val="18"/>
-            <w:szCs w:val="18"/>
-            <w:lang w:val="en-IN"/>
-          </w:rPr>
-          <w:t xml:space="preserve"> – </w:t>
+          <w:t xml:space="preserve">Karnatka – </w:t>
         </w:r>
         <w:r>
           <w:rPr>
@@ -2301,7 +2028,7 @@
 </file>
 
 <file path=word/footnotes.xml><?xml version="1.0" encoding="utf-8"?>
-<w:footnotes xmlns:wpc="http://schemas.microsoft.com/office/word/2010/wordprocessingCanvas" xmlns:mc="http://schemas.openxmlformats.org/markup-compatibility/2006" xmlns:o="urn:schemas-microsoft-com:office:office" xmlns:r="http://schemas.openxmlformats.org/officeDocument/2006/relationships" xmlns:m="http://schemas.openxmlformats.org/officeDocument/2006/math" xmlns:v="urn:schemas-microsoft-com:vml" xmlns:wp14="http://schemas.microsoft.com/office/word/2010/wordprocessingDrawing" xmlns:wp="http://schemas.openxmlformats.org/drawingml/2006/wordprocessingDrawing" xmlns:w10="urn:schemas-microsoft-com:office:word" xmlns:w="http://schemas.openxmlformats.org/wordprocessingml/2006/main" xmlns:w14="http://schemas.microsoft.com/office/word/2010/wordml" xmlns:w15="http://schemas.microsoft.com/office/word/2012/wordml" xmlns:wpg="http://schemas.microsoft.com/office/word/2010/wordprocessingGroup" xmlns:wpi="http://schemas.microsoft.com/office/word/2010/wordprocessingInk" xmlns:wne="http://schemas.microsoft.com/office/word/2006/wordml" xmlns:wps="http://schemas.microsoft.com/office/word/2010/wordprocessingShape" mc:Ignorable="w14 w15 wp14">
+<w:footnotes xmlns:wpc="http://schemas.microsoft.com/office/word/2010/wordprocessingCanvas" xmlns:cx="http://schemas.microsoft.com/office/drawing/2014/chartex" xmlns:cx1="http://schemas.microsoft.com/office/drawing/2015/9/8/chartex" xmlns:cx2="http://schemas.microsoft.com/office/drawing/2015/10/21/chartex" xmlns:cx3="http://schemas.microsoft.com/office/drawing/2016/5/9/chartex" xmlns:cx4="http://schemas.microsoft.com/office/drawing/2016/5/10/chartex" xmlns:cx5="http://schemas.microsoft.com/office/drawing/2016/5/11/chartex" xmlns:cx6="http://schemas.microsoft.com/office/drawing/2016/5/12/chartex" xmlns:cx7="http://schemas.microsoft.com/office/drawing/2016/5/13/chartex" xmlns:cx8="http://schemas.microsoft.com/office/drawing/2016/5/14/chartex" xmlns:mc="http://schemas.openxmlformats.org/markup-compatibility/2006" xmlns:aink="http://schemas.microsoft.com/office/drawing/2016/ink" xmlns:am3d="http://schemas.microsoft.com/office/drawing/2017/model3d" xmlns:o="urn:schemas-microsoft-com:office:office" xmlns:r="http://schemas.openxmlformats.org/officeDocument/2006/relationships" xmlns:m="http://schemas.openxmlformats.org/officeDocument/2006/math" xmlns:v="urn:schemas-microsoft-com:vml" xmlns:wp14="http://schemas.microsoft.com/office/word/2010/wordprocessingDrawing" xmlns:wp="http://schemas.openxmlformats.org/drawingml/2006/wordprocessingDrawing" xmlns:w10="urn:schemas-microsoft-com:office:word" xmlns:w="http://schemas.openxmlformats.org/wordprocessingml/2006/main" xmlns:w14="http://schemas.microsoft.com/office/word/2010/wordml" xmlns:w15="http://schemas.microsoft.com/office/word/2012/wordml" xmlns:w16cex="http://schemas.microsoft.com/office/word/2018/wordml/cex" xmlns:w16cid="http://schemas.microsoft.com/office/word/2016/wordml/cid" xmlns:w16="http://schemas.microsoft.com/office/word/2018/wordml" xmlns:w16sdtdh="http://schemas.microsoft.com/office/word/2020/wordml/sdtdatahash" xmlns:w16se="http://schemas.microsoft.com/office/word/2015/wordml/symex" xmlns:wpg="http://schemas.microsoft.com/office/word/2010/wordprocessingGroup" xmlns:wpi="http://schemas.microsoft.com/office/word/2010/wordprocessingInk" xmlns:wne="http://schemas.microsoft.com/office/word/2006/wordml" xmlns:wps="http://schemas.microsoft.com/office/word/2010/wordprocessingShape" mc:Ignorable="w14 w15 w16se w16cid w16 w16cex w16sdtdh wp14">
   <w:footnote w:type="separator" w:id="-1">
     <w:p>
       <w:r>
@@ -2320,7 +2047,7 @@
 </file>
 
 <file path=word/header1.xml><?xml version="1.0" encoding="utf-8"?>
-<w:hdr xmlns:wpc="http://schemas.microsoft.com/office/word/2010/wordprocessingCanvas" xmlns:mc="http://schemas.openxmlformats.org/markup-compatibility/2006" xmlns:o="urn:schemas-microsoft-com:office:office" xmlns:r="http://schemas.openxmlformats.org/officeDocument/2006/relationships" xmlns:m="http://schemas.openxmlformats.org/officeDocument/2006/math" xmlns:v="urn:schemas-microsoft-com:vml" xmlns:wp14="http://schemas.microsoft.com/office/word/2010/wordprocessingDrawing" xmlns:wp="http://schemas.openxmlformats.org/drawingml/2006/wordprocessingDrawing" xmlns:w10="urn:schemas-microsoft-com:office:word" xmlns:w="http://schemas.openxmlformats.org/wordprocessingml/2006/main" xmlns:w14="http://schemas.microsoft.com/office/word/2010/wordml" xmlns:w15="http://schemas.microsoft.com/office/word/2012/wordml" xmlns:wpg="http://schemas.microsoft.com/office/word/2010/wordprocessingGroup" xmlns:wpi="http://schemas.microsoft.com/office/word/2010/wordprocessingInk" xmlns:wne="http://schemas.microsoft.com/office/word/2006/wordml" xmlns:wps="http://schemas.microsoft.com/office/word/2010/wordprocessingShape" mc:Ignorable="w14 w15 wp14">
+<w:hdr xmlns:wpc="http://schemas.microsoft.com/office/word/2010/wordprocessingCanvas" xmlns:cx="http://schemas.microsoft.com/office/drawing/2014/chartex" xmlns:cx1="http://schemas.microsoft.com/office/drawing/2015/9/8/chartex" xmlns:cx2="http://schemas.microsoft.com/office/drawing/2015/10/21/chartex" xmlns:cx3="http://schemas.microsoft.com/office/drawing/2016/5/9/chartex" xmlns:cx4="http://schemas.microsoft.com/office/drawing/2016/5/10/chartex" xmlns:cx5="http://schemas.microsoft.com/office/drawing/2016/5/11/chartex" xmlns:cx6="http://schemas.microsoft.com/office/drawing/2016/5/12/chartex" xmlns:cx7="http://schemas.microsoft.com/office/drawing/2016/5/13/chartex" xmlns:cx8="http://schemas.microsoft.com/office/drawing/2016/5/14/chartex" xmlns:mc="http://schemas.openxmlformats.org/markup-compatibility/2006" xmlns:aink="http://schemas.microsoft.com/office/drawing/2016/ink" xmlns:am3d="http://schemas.microsoft.com/office/drawing/2017/model3d" xmlns:o="urn:schemas-microsoft-com:office:office" xmlns:r="http://schemas.openxmlformats.org/officeDocument/2006/relationships" xmlns:m="http://schemas.openxmlformats.org/officeDocument/2006/math" xmlns:v="urn:schemas-microsoft-com:vml" xmlns:wp14="http://schemas.microsoft.com/office/word/2010/wordprocessingDrawing" xmlns:wp="http://schemas.openxmlformats.org/drawingml/2006/wordprocessingDrawing" xmlns:w10="urn:schemas-microsoft-com:office:word" xmlns:w="http://schemas.openxmlformats.org/wordprocessingml/2006/main" xmlns:w14="http://schemas.microsoft.com/office/word/2010/wordml" xmlns:w15="http://schemas.microsoft.com/office/word/2012/wordml" xmlns:w16cex="http://schemas.microsoft.com/office/word/2018/wordml/cex" xmlns:w16cid="http://schemas.microsoft.com/office/word/2016/wordml/cid" xmlns:w16="http://schemas.microsoft.com/office/word/2018/wordml" xmlns:w16sdtdh="http://schemas.microsoft.com/office/word/2020/wordml/sdtdatahash" xmlns:w16se="http://schemas.microsoft.com/office/word/2015/wordml/symex" xmlns:wpg="http://schemas.microsoft.com/office/word/2010/wordprocessingGroup" xmlns:wpi="http://schemas.microsoft.com/office/word/2010/wordprocessingInk" xmlns:wne="http://schemas.microsoft.com/office/word/2006/wordml" xmlns:wps="http://schemas.microsoft.com/office/word/2010/wordprocessingShape" mc:Ignorable="w14 w15 w16se w16cid w16 w16cex w16sdtdh wp14">
   <w:p>
     <w:pPr>
       <w:pStyle w:val="Header"/>
@@ -2392,7 +2119,6 @@
                               <w:szCs w:val="18"/>
                             </w:rPr>
                           </w:pPr>
-                          <w:proofErr w:type="spellStart"/>
                           <w:r>
                             <w:rPr>
                               <w:rFonts w:ascii="Arial" w:hAnsi="Arial" w:cs="Arial"/>
@@ -2400,77 +2126,7 @@
                               <w:sz w:val="18"/>
                               <w:szCs w:val="18"/>
                             </w:rPr>
-                            <w:t>Akbarpur</w:t>
-                          </w:r>
-                          <w:proofErr w:type="spellEnd"/>
-                          <w:r>
-                            <w:rPr>
-                              <w:rFonts w:ascii="Arial" w:hAnsi="Arial" w:cs="Arial"/>
-                              <w:color w:val="525A5D"/>
-                              <w:sz w:val="18"/>
-                              <w:szCs w:val="18"/>
-                            </w:rPr>
-                            <w:t xml:space="preserve"> </w:t>
-                          </w:r>
-                          <w:proofErr w:type="spellStart"/>
-                          <w:r>
-                            <w:rPr>
-                              <w:rFonts w:ascii="Arial" w:hAnsi="Arial" w:cs="Arial"/>
-                              <w:color w:val="525A5D"/>
-                              <w:sz w:val="18"/>
-                              <w:szCs w:val="18"/>
-                            </w:rPr>
-                            <w:t>Channa</w:t>
-                          </w:r>
-                          <w:proofErr w:type="spellEnd"/>
-                          <w:r>
-                            <w:rPr>
-                              <w:rFonts w:ascii="Arial" w:hAnsi="Arial" w:cs="Arial"/>
-                              <w:color w:val="525A5D"/>
-                              <w:sz w:val="18"/>
-                              <w:szCs w:val="18"/>
-                            </w:rPr>
-                            <w:t>, Ludhiana-</w:t>
-                          </w:r>
-                          <w:proofErr w:type="spellStart"/>
-                          <w:r>
-                            <w:rPr>
-                              <w:rFonts w:ascii="Arial" w:hAnsi="Arial" w:cs="Arial"/>
-                              <w:color w:val="525A5D"/>
-                              <w:sz w:val="18"/>
-                              <w:szCs w:val="18"/>
-                            </w:rPr>
-                            <w:t>Malerkotla</w:t>
-                          </w:r>
-                          <w:proofErr w:type="spellEnd"/>
-                          <w:r>
-                            <w:rPr>
-                              <w:rFonts w:ascii="Arial" w:hAnsi="Arial" w:cs="Arial"/>
-                              <w:color w:val="525A5D"/>
-                              <w:sz w:val="18"/>
-                              <w:szCs w:val="18"/>
-                            </w:rPr>
-                            <w:t xml:space="preserve"> Road, </w:t>
-                          </w:r>
-                          <w:proofErr w:type="spellStart"/>
-                          <w:r>
-                            <w:rPr>
-                              <w:rFonts w:ascii="Arial" w:hAnsi="Arial" w:cs="Arial"/>
-                              <w:color w:val="525A5D"/>
-                              <w:sz w:val="18"/>
-                              <w:szCs w:val="18"/>
-                            </w:rPr>
-                            <w:t>Ahmedgarh</w:t>
-                          </w:r>
-                          <w:proofErr w:type="spellEnd"/>
-                          <w:r>
-                            <w:rPr>
-                              <w:rFonts w:ascii="Arial" w:hAnsi="Arial" w:cs="Arial"/>
-                              <w:color w:val="525A5D"/>
-                              <w:sz w:val="18"/>
-                              <w:szCs w:val="18"/>
-                            </w:rPr>
-                            <w:t xml:space="preserve"> - 148021 District, Sangrur</w:t>
+                            <w:t>Akbarpur Channa, Ludhiana-Malerkotla Road, Ahmedgarh - 148021 District, Sangrur</w:t>
                           </w:r>
                           <w:r>
                             <w:rPr>
@@ -2521,7 +2177,6 @@
                               <w:szCs w:val="18"/>
                             </w:rPr>
                           </w:pPr>
-                          <w:proofErr w:type="gramStart"/>
                           <w:r>
                             <w:rPr>
                               <w:rFonts w:ascii="Arial" w:hAnsi="Arial" w:cs="Arial"/>
@@ -2529,17 +2184,7 @@
                               <w:sz w:val="18"/>
                               <w:szCs w:val="18"/>
                             </w:rPr>
-                            <w:t>e-mail</w:t>
-                          </w:r>
-                          <w:proofErr w:type="gramEnd"/>
-                          <w:r>
-                            <w:rPr>
-                              <w:rFonts w:ascii="Arial" w:hAnsi="Arial" w:cs="Arial"/>
-                              <w:color w:val="525A5D"/>
-                              <w:sz w:val="18"/>
-                              <w:szCs w:val="18"/>
-                            </w:rPr>
-                            <w:t xml:space="preserve">: info@cedaartextile.com </w:t>
+                            <w:t xml:space="preserve">e-mail: info@cedaartextile.com </w:t>
                           </w:r>
                         </w:p>
                         <w:p>
@@ -2554,7 +2199,6 @@
                               <w:szCs w:val="18"/>
                             </w:rPr>
                           </w:pPr>
-                          <w:proofErr w:type="gramStart"/>
                           <w:r>
                             <w:rPr>
                               <w:rFonts w:ascii="Arial" w:hAnsi="Arial" w:cs="Arial"/>
@@ -2562,17 +2206,7 @@
                               <w:sz w:val="18"/>
                               <w:szCs w:val="18"/>
                             </w:rPr>
-                            <w:t>website</w:t>
-                          </w:r>
-                          <w:proofErr w:type="gramEnd"/>
-                          <w:r>
-                            <w:rPr>
-                              <w:rFonts w:ascii="Arial" w:hAnsi="Arial" w:cs="Arial"/>
-                              <w:color w:val="525A5D"/>
-                              <w:sz w:val="18"/>
-                              <w:szCs w:val="18"/>
-                            </w:rPr>
-                            <w:t xml:space="preserve">: </w:t>
+                            <w:t xml:space="preserve">website: </w:t>
                           </w:r>
                           <w:hyperlink r:id="rId1" w:history="1">
                             <w:r>
@@ -2598,7 +2232,6 @@
                               <w:szCs w:val="18"/>
                             </w:rPr>
                           </w:pPr>
-                          <w:proofErr w:type="spellStart"/>
                           <w:r>
                             <w:rPr>
                               <w:rFonts w:ascii="Arial" w:hAnsi="Arial" w:cs="Arial"/>
@@ -2608,7 +2241,6 @@
                             </w:rPr>
                             <w:t>Ph</w:t>
                           </w:r>
-                          <w:proofErr w:type="spellEnd"/>
                           <w:r>
                             <w:rPr>
                               <w:rFonts w:ascii="Arial" w:hAnsi="Arial" w:cs="Arial"/>
@@ -2647,19 +2279,8 @@
                               <w:sz w:val="18"/>
                               <w:szCs w:val="18"/>
                             </w:rPr>
-                            <w:t>CIN</w:t>
+                            <w:t>CIN:U17299KA2020PTC139070</w:t>
                           </w:r>
-                          <w:proofErr w:type="gramStart"/>
-                          <w:r>
-                            <w:rPr>
-                              <w:rFonts w:ascii="Arial" w:hAnsi="Arial" w:cs="Arial"/>
-                              <w:color w:val="525A5D"/>
-                              <w:sz w:val="18"/>
-                              <w:szCs w:val="18"/>
-                            </w:rPr>
-                            <w:t>:U17299KA2020PTC139070</w:t>
-                          </w:r>
-                          <w:proofErr w:type="gramEnd"/>
                         </w:p>
                         <w:p>
                           <w:pPr>
@@ -2729,7 +2350,6 @@
                         <w:szCs w:val="18"/>
                       </w:rPr>
                     </w:pPr>
-                    <w:proofErr w:type="spellStart"/>
                     <w:r>
                       <w:rPr>
                         <w:rFonts w:ascii="Arial" w:hAnsi="Arial" w:cs="Arial"/>
@@ -2737,77 +2357,7 @@
                         <w:sz w:val="18"/>
                         <w:szCs w:val="18"/>
                       </w:rPr>
-                      <w:t>Akbarpur</w:t>
-                    </w:r>
-                    <w:proofErr w:type="spellEnd"/>
-                    <w:r>
-                      <w:rPr>
-                        <w:rFonts w:ascii="Arial" w:hAnsi="Arial" w:cs="Arial"/>
-                        <w:color w:val="525A5D"/>
-                        <w:sz w:val="18"/>
-                        <w:szCs w:val="18"/>
-                      </w:rPr>
-                      <w:t xml:space="preserve"> </w:t>
-                    </w:r>
-                    <w:proofErr w:type="spellStart"/>
-                    <w:r>
-                      <w:rPr>
-                        <w:rFonts w:ascii="Arial" w:hAnsi="Arial" w:cs="Arial"/>
-                        <w:color w:val="525A5D"/>
-                        <w:sz w:val="18"/>
-                        <w:szCs w:val="18"/>
-                      </w:rPr>
-                      <w:t>Channa</w:t>
-                    </w:r>
-                    <w:proofErr w:type="spellEnd"/>
-                    <w:r>
-                      <w:rPr>
-                        <w:rFonts w:ascii="Arial" w:hAnsi="Arial" w:cs="Arial"/>
-                        <w:color w:val="525A5D"/>
-                        <w:sz w:val="18"/>
-                        <w:szCs w:val="18"/>
-                      </w:rPr>
-                      <w:t>, Ludhiana-</w:t>
-                    </w:r>
-                    <w:proofErr w:type="spellStart"/>
-                    <w:r>
-                      <w:rPr>
-                        <w:rFonts w:ascii="Arial" w:hAnsi="Arial" w:cs="Arial"/>
-                        <w:color w:val="525A5D"/>
-                        <w:sz w:val="18"/>
-                        <w:szCs w:val="18"/>
-                      </w:rPr>
-                      <w:t>Malerkotla</w:t>
-                    </w:r>
-                    <w:proofErr w:type="spellEnd"/>
-                    <w:r>
-                      <w:rPr>
-                        <w:rFonts w:ascii="Arial" w:hAnsi="Arial" w:cs="Arial"/>
-                        <w:color w:val="525A5D"/>
-                        <w:sz w:val="18"/>
-                        <w:szCs w:val="18"/>
-                      </w:rPr>
-                      <w:t xml:space="preserve"> Road, </w:t>
-                    </w:r>
-                    <w:proofErr w:type="spellStart"/>
-                    <w:r>
-                      <w:rPr>
-                        <w:rFonts w:ascii="Arial" w:hAnsi="Arial" w:cs="Arial"/>
-                        <w:color w:val="525A5D"/>
-                        <w:sz w:val="18"/>
-                        <w:szCs w:val="18"/>
-                      </w:rPr>
-                      <w:t>Ahmedgarh</w:t>
-                    </w:r>
-                    <w:proofErr w:type="spellEnd"/>
-                    <w:r>
-                      <w:rPr>
-                        <w:rFonts w:ascii="Arial" w:hAnsi="Arial" w:cs="Arial"/>
-                        <w:color w:val="525A5D"/>
-                        <w:sz w:val="18"/>
-                        <w:szCs w:val="18"/>
-                      </w:rPr>
-                      <w:t xml:space="preserve"> - 148021 District, Sangrur</w:t>
+                      <w:t>Akbarpur Channa, Ludhiana-Malerkotla Road, Ahmedgarh - 148021 District, Sangrur</w:t>
                     </w:r>
                     <w:r>
                       <w:rPr>
@@ -2858,7 +2408,6 @@
                         <w:szCs w:val="18"/>
                       </w:rPr>
                     </w:pPr>
-                    <w:proofErr w:type="gramStart"/>
                     <w:r>
                       <w:rPr>
                         <w:rFonts w:ascii="Arial" w:hAnsi="Arial" w:cs="Arial"/>
@@ -2866,17 +2415,7 @@
                         <w:sz w:val="18"/>
                         <w:szCs w:val="18"/>
                       </w:rPr>
-                      <w:t>e-mail</w:t>
-                    </w:r>
-                    <w:proofErr w:type="gramEnd"/>
-                    <w:r>
-                      <w:rPr>
-                        <w:rFonts w:ascii="Arial" w:hAnsi="Arial" w:cs="Arial"/>
-                        <w:color w:val="525A5D"/>
-                        <w:sz w:val="18"/>
-                        <w:szCs w:val="18"/>
-                      </w:rPr>
-                      <w:t xml:space="preserve">: info@cedaartextile.com </w:t>
+                      <w:t xml:space="preserve">e-mail: info@cedaartextile.com </w:t>
                     </w:r>
                   </w:p>
                   <w:p>
@@ -2891,7 +2430,6 @@
                         <w:szCs w:val="18"/>
                       </w:rPr>
                     </w:pPr>
-                    <w:proofErr w:type="gramStart"/>
                     <w:r>
                       <w:rPr>
                         <w:rFonts w:ascii="Arial" w:hAnsi="Arial" w:cs="Arial"/>
@@ -2899,17 +2437,7 @@
                         <w:sz w:val="18"/>
                         <w:szCs w:val="18"/>
                       </w:rPr>
-                      <w:t>website</w:t>
-                    </w:r>
-                    <w:proofErr w:type="gramEnd"/>
-                    <w:r>
-                      <w:rPr>
-                        <w:rFonts w:ascii="Arial" w:hAnsi="Arial" w:cs="Arial"/>
-                        <w:color w:val="525A5D"/>
-                        <w:sz w:val="18"/>
-                        <w:szCs w:val="18"/>
-                      </w:rPr>
-                      <w:t xml:space="preserve">: </w:t>
+                      <w:t xml:space="preserve">website: </w:t>
                     </w:r>
                     <w:hyperlink r:id="rId2" w:history="1">
                       <w:r>
@@ -2935,7 +2463,6 @@
                         <w:szCs w:val="18"/>
                       </w:rPr>
                     </w:pPr>
-                    <w:proofErr w:type="spellStart"/>
                     <w:r>
                       <w:rPr>
                         <w:rFonts w:ascii="Arial" w:hAnsi="Arial" w:cs="Arial"/>
@@ -2945,7 +2472,6 @@
                       </w:rPr>
                       <w:t>Ph</w:t>
                     </w:r>
-                    <w:proofErr w:type="spellEnd"/>
                     <w:r>
                       <w:rPr>
                         <w:rFonts w:ascii="Arial" w:hAnsi="Arial" w:cs="Arial"/>
@@ -2984,19 +2510,8 @@
                         <w:sz w:val="18"/>
                         <w:szCs w:val="18"/>
                       </w:rPr>
-                      <w:t>CIN</w:t>
+                      <w:t>CIN:U17299KA2020PTC139070</w:t>
                     </w:r>
-                    <w:proofErr w:type="gramStart"/>
-                    <w:r>
-                      <w:rPr>
-                        <w:rFonts w:ascii="Arial" w:hAnsi="Arial" w:cs="Arial"/>
-                        <w:color w:val="525A5D"/>
-                        <w:sz w:val="18"/>
-                        <w:szCs w:val="18"/>
-                      </w:rPr>
-                      <w:t>:U17299KA2020PTC139070</w:t>
-                    </w:r>
-                    <w:proofErr w:type="gramEnd"/>
                   </w:p>
                   <w:p>
                     <w:pPr>
@@ -3100,8 +2615,8 @@
 </file>
 
 <file path=word/numbering.xml><?xml version="1.0" encoding="utf-8"?>
-<w:numbering xmlns:wpc="http://schemas.microsoft.com/office/word/2010/wordprocessingCanvas" xmlns:mc="http://schemas.openxmlformats.org/markup-compatibility/2006" xmlns:o="urn:schemas-microsoft-com:office:office" xmlns:r="http://schemas.openxmlformats.org/officeDocument/2006/relationships" xmlns:m="http://schemas.openxmlformats.org/officeDocument/2006/math" xmlns:v="urn:schemas-microsoft-com:vml" xmlns:wp14="http://schemas.microsoft.com/office/word/2010/wordprocessingDrawing" xmlns:wp="http://schemas.openxmlformats.org/drawingml/2006/wordprocessingDrawing" xmlns:w10="urn:schemas-microsoft-com:office:word" xmlns:w="http://schemas.openxmlformats.org/wordprocessingml/2006/main" xmlns:w14="http://schemas.microsoft.com/office/word/2010/wordml" xmlns:w15="http://schemas.microsoft.com/office/word/2012/wordml" xmlns:wpg="http://schemas.microsoft.com/office/word/2010/wordprocessingGroup" xmlns:wpi="http://schemas.microsoft.com/office/word/2010/wordprocessingInk" xmlns:wne="http://schemas.microsoft.com/office/word/2006/wordml" xmlns:wps="http://schemas.microsoft.com/office/word/2010/wordprocessingShape" mc:Ignorable="w14 w15 wp14">
-  <w:abstractNum w:abstractNumId="0">
+<w:numbering xmlns:wpc="http://schemas.microsoft.com/office/word/2010/wordprocessingCanvas" xmlns:cx="http://schemas.microsoft.com/office/drawing/2014/chartex" xmlns:cx1="http://schemas.microsoft.com/office/drawing/2015/9/8/chartex" xmlns:cx2="http://schemas.microsoft.com/office/drawing/2015/10/21/chartex" xmlns:cx3="http://schemas.microsoft.com/office/drawing/2016/5/9/chartex" xmlns:cx4="http://schemas.microsoft.com/office/drawing/2016/5/10/chartex" xmlns:cx5="http://schemas.microsoft.com/office/drawing/2016/5/11/chartex" xmlns:cx6="http://schemas.microsoft.com/office/drawing/2016/5/12/chartex" xmlns:cx7="http://schemas.microsoft.com/office/drawing/2016/5/13/chartex" xmlns:cx8="http://schemas.microsoft.com/office/drawing/2016/5/14/chartex" xmlns:mc="http://schemas.openxmlformats.org/markup-compatibility/2006" xmlns:aink="http://schemas.microsoft.com/office/drawing/2016/ink" xmlns:am3d="http://schemas.microsoft.com/office/drawing/2017/model3d" xmlns:o="urn:schemas-microsoft-com:office:office" xmlns:r="http://schemas.openxmlformats.org/officeDocument/2006/relationships" xmlns:m="http://schemas.openxmlformats.org/officeDocument/2006/math" xmlns:v="urn:schemas-microsoft-com:vml" xmlns:wp14="http://schemas.microsoft.com/office/word/2010/wordprocessingDrawing" xmlns:wp="http://schemas.openxmlformats.org/drawingml/2006/wordprocessingDrawing" xmlns:w10="urn:schemas-microsoft-com:office:word" xmlns:w="http://schemas.openxmlformats.org/wordprocessingml/2006/main" xmlns:w14="http://schemas.microsoft.com/office/word/2010/wordml" xmlns:w15="http://schemas.microsoft.com/office/word/2012/wordml" xmlns:w16cex="http://schemas.microsoft.com/office/word/2018/wordml/cex" xmlns:w16cid="http://schemas.microsoft.com/office/word/2016/wordml/cid" xmlns:w16="http://schemas.microsoft.com/office/word/2018/wordml" xmlns:w16sdtdh="http://schemas.microsoft.com/office/word/2020/wordml/sdtdatahash" xmlns:w16se="http://schemas.microsoft.com/office/word/2015/wordml/symex" xmlns:wpg="http://schemas.microsoft.com/office/word/2010/wordprocessingGroup" xmlns:wpi="http://schemas.microsoft.com/office/word/2010/wordprocessingInk" xmlns:wne="http://schemas.microsoft.com/office/word/2006/wordml" xmlns:wps="http://schemas.microsoft.com/office/word/2010/wordprocessingShape" mc:Ignorable="w14 w15 w16se w16cid w16 w16cex w16sdtdh wp14">
+  <w:abstractNum w:abstractNumId="0" w15:restartNumberingAfterBreak="0">
     <w:nsid w:val="19365752"/>
     <w:multiLevelType w:val="hybridMultilevel"/>
     <w:tmpl w:val="DFA0A576"/>
@@ -3190,7 +2705,7 @@
       </w:pPr>
     </w:lvl>
   </w:abstractNum>
-  <w:abstractNum w:abstractNumId="1">
+  <w:abstractNum w:abstractNumId="1" w15:restartNumberingAfterBreak="0">
     <w:nsid w:val="19495CFF"/>
     <w:multiLevelType w:val="hybridMultilevel"/>
     <w:tmpl w:val="79CC075A"/>
@@ -3241,7 +2756,7 @@
       <w:lvlJc w:val="left"/>
     </w:lvl>
   </w:abstractNum>
-  <w:abstractNum w:abstractNumId="2">
+  <w:abstractNum w:abstractNumId="2" w15:restartNumberingAfterBreak="0">
     <w:nsid w:val="66334873"/>
     <w:multiLevelType w:val="hybridMultilevel"/>
     <w:tmpl w:val="71B6F7D8"/>
@@ -3292,7 +2807,7 @@
       <w:lvlJc w:val="left"/>
     </w:lvl>
   </w:abstractNum>
-  <w:abstractNum w:abstractNumId="3">
+  <w:abstractNum w:abstractNumId="3" w15:restartNumberingAfterBreak="0">
     <w:nsid w:val="74B0DC51"/>
     <w:multiLevelType w:val="hybridMultilevel"/>
     <w:tmpl w:val="22FA3D1C"/>
@@ -3359,7 +2874,7 @@
 </file>
 
 <file path=word/styles.xml><?xml version="1.0" encoding="utf-8"?>
-<w:styles xmlns:mc="http://schemas.openxmlformats.org/markup-compatibility/2006" xmlns:r="http://schemas.openxmlformats.org/officeDocument/2006/relationships" xmlns:w="http://schemas.openxmlformats.org/wordprocessingml/2006/main" xmlns:w14="http://schemas.microsoft.com/office/word/2010/wordml" xmlns:w15="http://schemas.microsoft.com/office/word/2012/wordml" mc:Ignorable="w14 w15">
+<w:styles xmlns:mc="http://schemas.openxmlformats.org/markup-compatibility/2006" xmlns:r="http://schemas.openxmlformats.org/officeDocument/2006/relationships" xmlns:w="http://schemas.openxmlformats.org/wordprocessingml/2006/main" xmlns:w14="http://schemas.microsoft.com/office/word/2010/wordml" xmlns:w15="http://schemas.microsoft.com/office/word/2012/wordml" xmlns:w16cex="http://schemas.microsoft.com/office/word/2018/wordml/cex" xmlns:w16cid="http://schemas.microsoft.com/office/word/2016/wordml/cid" xmlns:w16="http://schemas.microsoft.com/office/word/2018/wordml" xmlns:w16sdtdh="http://schemas.microsoft.com/office/word/2020/wordml/sdtdatahash" xmlns:w16se="http://schemas.microsoft.com/office/word/2015/wordml/symex" mc:Ignorable="w14 w15 w16se w16cid w16 w16cex w16sdtdh">
   <w:docDefaults>
     <w:rPrDefault>
       <w:rPr>
@@ -3371,7 +2886,7 @@
     </w:rPrDefault>
     <w:pPrDefault/>
   </w:docDefaults>
-  <w:latentStyles w:defLockedState="0" w:defUIPriority="99" w:defSemiHidden="0" w:defUnhideWhenUsed="0" w:defQFormat="0" w:count="371">
+  <w:latentStyles w:defLockedState="0" w:defUIPriority="99" w:defSemiHidden="0" w:defUnhideWhenUsed="0" w:defQFormat="0" w:count="376">
     <w:lsdException w:name="Normal" w:uiPriority="0" w:qFormat="1"/>
     <w:lsdException w:name="heading 1" w:uiPriority="9" w:qFormat="1"/>
     <w:lsdException w:name="heading 2" w:semiHidden="1" w:uiPriority="9" w:unhideWhenUsed="1" w:qFormat="1"/>
@@ -3477,7 +2992,6 @@
     <w:lsdException w:name="HTML Sample" w:semiHidden="1" w:unhideWhenUsed="1"/>
     <w:lsdException w:name="HTML Typewriter" w:semiHidden="1" w:unhideWhenUsed="1"/>
     <w:lsdException w:name="HTML Variable" w:semiHidden="1" w:unhideWhenUsed="1"/>
-    <w:lsdException w:name="Normal Table" w:semiHidden="1" w:unhideWhenUsed="1"/>
     <w:lsdException w:name="annotation subject" w:semiHidden="1" w:unhideWhenUsed="1"/>
     <w:lsdException w:name="No List" w:semiHidden="1" w:unhideWhenUsed="1"/>
     <w:lsdException w:name="Outline List 1" w:semiHidden="1" w:unhideWhenUsed="1"/>
@@ -3520,11 +3034,8 @@
     <w:lsdException w:name="Table Contemporary" w:semiHidden="1" w:unhideWhenUsed="1"/>
     <w:lsdException w:name="Table Elegant" w:semiHidden="1" w:unhideWhenUsed="1"/>
     <w:lsdException w:name="Table Professional" w:semiHidden="1" w:unhideWhenUsed="1"/>
-    <w:lsdException w:name="Table Subtle 1" w:semiHidden="1" w:unhideWhenUsed="1"/>
     <w:lsdException w:name="Table Subtle 2" w:semiHidden="1" w:unhideWhenUsed="1"/>
     <w:lsdException w:name="Table Web 1" w:semiHidden="1" w:unhideWhenUsed="1"/>
-    <w:lsdException w:name="Table Web 2" w:semiHidden="1" w:unhideWhenUsed="1"/>
-    <w:lsdException w:name="Table Web 3" w:semiHidden="1" w:unhideWhenUsed="1"/>
     <w:lsdException w:name="Balloon Text" w:semiHidden="1" w:unhideWhenUsed="1"/>
     <w:lsdException w:name="Table Grid" w:uiPriority="39"/>
     <w:lsdException w:name="Table Theme" w:semiHidden="1" w:unhideWhenUsed="1"/>
@@ -3743,6 +3254,11 @@
     <w:lsdException w:name="List Table 5 Dark Accent 6" w:uiPriority="50"/>
     <w:lsdException w:name="List Table 6 Colorful Accent 6" w:uiPriority="51"/>
     <w:lsdException w:name="List Table 7 Colorful Accent 6" w:uiPriority="52"/>
+    <w:lsdException w:name="Mention" w:semiHidden="1" w:unhideWhenUsed="1"/>
+    <w:lsdException w:name="Smart Hyperlink" w:semiHidden="1" w:unhideWhenUsed="1"/>
+    <w:lsdException w:name="Hashtag" w:semiHidden="1" w:unhideWhenUsed="1"/>
+    <w:lsdException w:name="Unresolved Mention" w:semiHidden="1" w:unhideWhenUsed="1"/>
+    <w:lsdException w:name="Smart Link" w:semiHidden="1" w:unhideWhenUsed="1"/>
   </w:latentStyles>
   <w:style w:type="paragraph" w:default="1" w:styleId="Normal">
     <w:name w:val="Normal"/>
@@ -3782,7 +3298,6 @@
     <w:uiPriority w:val="39"/>
     <w:rsid w:val="00E11788"/>
     <w:tblPr>
-      <w:tblInd w:w="0" w:type="dxa"/>
       <w:tblBorders>
         <w:top w:val="single" w:sz="4" w:space="0" w:color="auto"/>
         <w:left w:val="single" w:sz="4" w:space="0" w:color="auto"/>
@@ -3791,12 +3306,6 @@
         <w:insideH w:val="single" w:sz="4" w:space="0" w:color="auto"/>
         <w:insideV w:val="single" w:sz="4" w:space="0" w:color="auto"/>
       </w:tblBorders>
-      <w:tblCellMar>
-        <w:top w:w="0" w:type="dxa"/>
-        <w:left w:w="108" w:type="dxa"/>
-        <w:bottom w:w="0" w:type="dxa"/>
-        <w:right w:w="108" w:type="dxa"/>
-      </w:tblCellMar>
     </w:tblPr>
   </w:style>
   <w:style w:type="paragraph" w:styleId="Header">

--- a/APLOS/POPResources/Templates/PurchaseOrder202034.docx
+++ b/APLOS/POPResources/Templates/PurchaseOrder202034.docx
@@ -1,6 +1,6 @@
 
 <file path=word/document.xml><?xml version="1.0" encoding="utf-8"?>
-<w:document xmlns:wpc="http://schemas.microsoft.com/office/word/2010/wordprocessingCanvas" xmlns:cx="http://schemas.microsoft.com/office/drawing/2014/chartex" xmlns:cx1="http://schemas.microsoft.com/office/drawing/2015/9/8/chartex" xmlns:cx2="http://schemas.microsoft.com/office/drawing/2015/10/21/chartex" xmlns:cx3="http://schemas.microsoft.com/office/drawing/2016/5/9/chartex" xmlns:cx4="http://schemas.microsoft.com/office/drawing/2016/5/10/chartex" xmlns:cx5="http://schemas.microsoft.com/office/drawing/2016/5/11/chartex" xmlns:cx6="http://schemas.microsoft.com/office/drawing/2016/5/12/chartex" xmlns:cx7="http://schemas.microsoft.com/office/drawing/2016/5/13/chartex" xmlns:cx8="http://schemas.microsoft.com/office/drawing/2016/5/14/chartex" xmlns:mc="http://schemas.openxmlformats.org/markup-compatibility/2006" xmlns:aink="http://schemas.microsoft.com/office/drawing/2016/ink" xmlns:am3d="http://schemas.microsoft.com/office/drawing/2017/model3d" xmlns:o="urn:schemas-microsoft-com:office:office" xmlns:r="http://schemas.openxmlformats.org/officeDocument/2006/relationships" xmlns:m="http://schemas.openxmlformats.org/officeDocument/2006/math" xmlns:v="urn:schemas-microsoft-com:vml" xmlns:wp14="http://schemas.microsoft.com/office/word/2010/wordprocessingDrawing" xmlns:wp="http://schemas.openxmlformats.org/drawingml/2006/wordprocessingDrawing" xmlns:w10="urn:schemas-microsoft-com:office:word" xmlns:w="http://schemas.openxmlformats.org/wordprocessingml/2006/main" xmlns:w14="http://schemas.microsoft.com/office/word/2010/wordml" xmlns:w15="http://schemas.microsoft.com/office/word/2012/wordml" xmlns:w16cex="http://schemas.microsoft.com/office/word/2018/wordml/cex" xmlns:w16cid="http://schemas.microsoft.com/office/word/2016/wordml/cid" xmlns:w16="http://schemas.microsoft.com/office/word/2018/wordml" xmlns:w16sdtdh="http://schemas.microsoft.com/office/word/2020/wordml/sdtdatahash" xmlns:w16se="http://schemas.microsoft.com/office/word/2015/wordml/symex" xmlns:wpg="http://schemas.microsoft.com/office/word/2010/wordprocessingGroup" xmlns:wpi="http://schemas.microsoft.com/office/word/2010/wordprocessingInk" xmlns:wne="http://schemas.microsoft.com/office/word/2006/wordml" xmlns:wps="http://schemas.microsoft.com/office/word/2010/wordprocessingShape" mc:Ignorable="w14 w15 w16se w16cid w16 w16cex w16sdtdh wp14">
+<w:document xmlns:wpc="http://schemas.microsoft.com/office/word/2010/wordprocessingCanvas" xmlns:cx="http://schemas.microsoft.com/office/drawing/2014/chartex" xmlns:cx1="http://schemas.microsoft.com/office/drawing/2015/9/8/chartex" xmlns:cx2="http://schemas.microsoft.com/office/drawing/2015/10/21/chartex" xmlns:cx3="http://schemas.microsoft.com/office/drawing/2016/5/9/chartex" xmlns:cx4="http://schemas.microsoft.com/office/drawing/2016/5/10/chartex" xmlns:cx5="http://schemas.microsoft.com/office/drawing/2016/5/11/chartex" xmlns:cx6="http://schemas.microsoft.com/office/drawing/2016/5/12/chartex" xmlns:cx7="http://schemas.microsoft.com/office/drawing/2016/5/13/chartex" xmlns:cx8="http://schemas.microsoft.com/office/drawing/2016/5/14/chartex" xmlns:mc="http://schemas.openxmlformats.org/markup-compatibility/2006" xmlns:aink="http://schemas.microsoft.com/office/drawing/2016/ink" xmlns:am3d="http://schemas.microsoft.com/office/drawing/2017/model3d" xmlns:o="urn:schemas-microsoft-com:office:office" xmlns:oel="http://schemas.microsoft.com/office/2019/extlst" xmlns:r="http://schemas.openxmlformats.org/officeDocument/2006/relationships" xmlns:m="http://schemas.openxmlformats.org/officeDocument/2006/math" xmlns:v="urn:schemas-microsoft-com:vml" xmlns:wp14="http://schemas.microsoft.com/office/word/2010/wordprocessingDrawing" xmlns:wp="http://schemas.openxmlformats.org/drawingml/2006/wordprocessingDrawing" xmlns:w10="urn:schemas-microsoft-com:office:word" xmlns:w="http://schemas.openxmlformats.org/wordprocessingml/2006/main" xmlns:w14="http://schemas.microsoft.com/office/word/2010/wordml" xmlns:w15="http://schemas.microsoft.com/office/word/2012/wordml" xmlns:w16cex="http://schemas.microsoft.com/office/word/2018/wordml/cex" xmlns:w16cid="http://schemas.microsoft.com/office/word/2016/wordml/cid" xmlns:w16="http://schemas.microsoft.com/office/word/2018/wordml" xmlns:w16sdtdh="http://schemas.microsoft.com/office/word/2020/wordml/sdtdatahash" xmlns:w16se="http://schemas.microsoft.com/office/word/2015/wordml/symex" xmlns:wpg="http://schemas.microsoft.com/office/word/2010/wordprocessingGroup" xmlns:wpi="http://schemas.microsoft.com/office/word/2010/wordprocessingInk" xmlns:wne="http://schemas.microsoft.com/office/word/2006/wordml" xmlns:wps="http://schemas.microsoft.com/office/word/2010/wordprocessingShape" mc:Ignorable="w14 w15 w16se w16cid w16 w16cex w16sdtdh wp14">
   <w:body>
     <w:p>
       <w:pPr>
@@ -109,7 +109,7 @@
                 <v:stroke joinstyle="miter"/>
                 <v:path gradientshapeok="t" o:connecttype="rect"/>
               </v:shapetype>
-              <v:shape id="Text Box 2" o:spid="_x0000_s1026" type="#_x0000_t202" style="position:absolute;left:0;text-align:left;margin-left:355pt;margin-top:-17.55pt;width:118pt;height:21pt;z-index:251686912;visibility:visible;mso-wrap-style:square;mso-width-percent:0;mso-wrap-distance-left:9pt;mso-wrap-distance-top:0;mso-wrap-distance-right:9pt;mso-wrap-distance-bottom:0;mso-position-horizontal:absolute;mso-position-horizontal-relative:text;mso-position-vertical:absolute;mso-position-vertical-relative:text;mso-width-percent:0;mso-width-relative:margin;v-text-anchor:top" o:gfxdata="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" filled="f" stroked="f">
+              <v:shape id="Text Box 2" o:spid="_x0000_s1026" type="#_x0000_t202" style="position:absolute;left:0;text-align:left;margin-left:355pt;margin-top:-17.55pt;width:118pt;height:21pt;z-index:251686912;visibility:visible;mso-wrap-style:square;mso-width-percent:0;mso-wrap-distance-left:9pt;mso-wrap-distance-top:0;mso-wrap-distance-right:9pt;mso-wrap-distance-bottom:0;mso-position-horizontal:absolute;mso-position-horizontal-relative:text;mso-position-vertical:absolute;mso-position-vertical-relative:text;mso-width-percent:0;mso-width-relative:margin;v-text-anchor:top" o:gfxdata="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" filled="f" stroked="f">
                 <v:textbox>
                   <w:txbxContent>
                     <w:p>
@@ -200,7 +200,29 @@
                 <w:sz w:val="16"/>
                 <w:szCs w:val="16"/>
               </w:rPr>
-              <w:t>{PONumber}</w:t>
+              <w:t>{</w:t>
+            </w:r>
+            <w:proofErr w:type="spellStart"/>
+            <w:r>
+              <w:rPr>
+                <w:rFonts w:ascii="Tahoma" w:eastAsia="Times New Roman" w:hAnsi="Tahoma" w:cs="Tahoma"/>
+                <w:b/>
+                <w:color w:val="000000"/>
+                <w:sz w:val="16"/>
+                <w:szCs w:val="16"/>
+              </w:rPr>
+              <w:t>PONumber</w:t>
+            </w:r>
+            <w:proofErr w:type="spellEnd"/>
+            <w:r>
+              <w:rPr>
+                <w:rFonts w:ascii="Tahoma" w:eastAsia="Times New Roman" w:hAnsi="Tahoma" w:cs="Tahoma"/>
+                <w:b/>
+                <w:color w:val="000000"/>
+                <w:sz w:val="16"/>
+                <w:szCs w:val="16"/>
+              </w:rPr>
+              <w:t>}</w:t>
             </w:r>
           </w:p>
           <w:p>
@@ -223,6 +245,7 @@
               </w:rPr>
               <w:t>Contract No: {</w:t>
             </w:r>
+            <w:proofErr w:type="spellStart"/>
             <w:r>
               <w:rPr>
                 <w:rFonts w:ascii="Tahoma" w:hAnsi="Tahoma" w:cs="Tahoma"/>
@@ -233,6 +256,7 @@
               </w:rPr>
               <w:t>ContractId</w:t>
             </w:r>
+            <w:proofErr w:type="spellEnd"/>
             <w:r>
               <w:rPr>
                 <w:rFonts w:ascii="Tahoma" w:eastAsia="Times New Roman" w:hAnsi="Tahoma" w:cs="Tahoma"/>
@@ -243,6 +267,7 @@
               </w:rPr>
               <w:t>}                                    Purchase LC NO: {</w:t>
             </w:r>
+            <w:proofErr w:type="spellStart"/>
             <w:r>
               <w:rPr>
                 <w:rFonts w:ascii="Tahoma" w:hAnsi="Tahoma" w:cs="Tahoma"/>
@@ -253,6 +278,7 @@
               </w:rPr>
               <w:t>PurchaseLCId</w:t>
             </w:r>
+            <w:proofErr w:type="spellEnd"/>
             <w:r>
               <w:rPr>
                 <w:rFonts w:ascii="Tahoma" w:eastAsia="Times New Roman" w:hAnsi="Tahoma" w:cs="Tahoma"/>
@@ -295,7 +321,27 @@
                 <w:sz w:val="16"/>
                 <w:szCs w:val="16"/>
               </w:rPr>
-              <w:t xml:space="preserve">{PODate} </w:t>
+              <w:t>{</w:t>
+            </w:r>
+            <w:proofErr w:type="spellStart"/>
+            <w:r>
+              <w:rPr>
+                <w:rFonts w:ascii="Tahoma" w:eastAsia="Times New Roman" w:hAnsi="Tahoma" w:cs="Tahoma"/>
+                <w:color w:val="000000"/>
+                <w:sz w:val="16"/>
+                <w:szCs w:val="16"/>
+              </w:rPr>
+              <w:t>PODate</w:t>
+            </w:r>
+            <w:proofErr w:type="spellEnd"/>
+            <w:r>
+              <w:rPr>
+                <w:rFonts w:ascii="Tahoma" w:eastAsia="Times New Roman" w:hAnsi="Tahoma" w:cs="Tahoma"/>
+                <w:color w:val="000000"/>
+                <w:sz w:val="16"/>
+                <w:szCs w:val="16"/>
+              </w:rPr>
+              <w:t xml:space="preserve">} </w:t>
             </w:r>
           </w:p>
           <w:p>
@@ -306,6 +352,7 @@
                 <w:szCs w:val="16"/>
               </w:rPr>
             </w:pPr>
+            <w:proofErr w:type="spellStart"/>
             <w:r>
               <w:rPr>
                 <w:rFonts w:ascii="Tahoma" w:hAnsi="Tahoma" w:cs="Tahoma"/>
@@ -317,6 +364,7 @@
               </w:rPr>
               <w:t>POType</w:t>
             </w:r>
+            <w:proofErr w:type="spellEnd"/>
             <w:r>
               <w:rPr>
                 <w:rFonts w:ascii="Tahoma" w:hAnsi="Tahoma" w:cs="Tahoma"/>
@@ -326,6 +374,7 @@
               </w:rPr>
               <w:t>: {</w:t>
             </w:r>
+            <w:proofErr w:type="spellStart"/>
             <w:r>
               <w:rPr>
                 <w:rFonts w:ascii="Tahoma" w:hAnsi="Tahoma" w:cs="Tahoma"/>
@@ -337,6 +386,7 @@
               </w:rPr>
               <w:t>POType</w:t>
             </w:r>
+            <w:proofErr w:type="spellEnd"/>
             <w:r>
               <w:rPr>
                 <w:rFonts w:ascii="Tahoma" w:hAnsi="Tahoma" w:cs="Tahoma"/>
@@ -385,8 +435,20 @@
                 <w:szCs w:val="19"/>
                 <w:highlight w:val="white"/>
               </w:rPr>
-              <w:t xml:space="preserve"> PurOrCheckedStatus</w:t>
-            </w:r>
+              <w:t xml:space="preserve"> </w:t>
+            </w:r>
+            <w:proofErr w:type="spellStart"/>
+            <w:r>
+              <w:rPr>
+                <w:rFonts w:ascii="Consolas" w:hAnsi="Consolas" w:cs="Consolas"/>
+                <w:color w:val="000000"/>
+                <w:sz w:val="19"/>
+                <w:szCs w:val="19"/>
+                <w:highlight w:val="white"/>
+              </w:rPr>
+              <w:t>PurOrCheckedStatus</w:t>
+            </w:r>
+            <w:proofErr w:type="spellEnd"/>
             <w:r>
               <w:rPr>
                 <w:rFonts w:ascii="Tahoma" w:hAnsi="Tahoma" w:cs="Tahoma"/>
@@ -412,6 +474,7 @@
               </w:rPr>
               <w:t>{</w:t>
             </w:r>
+            <w:proofErr w:type="spellStart"/>
             <w:r>
               <w:rPr>
                 <w:rFonts w:ascii="Tahoma" w:hAnsi="Tahoma" w:cs="Tahoma"/>
@@ -422,6 +485,7 @@
               </w:rPr>
               <w:t>PurOrApprovedStatus</w:t>
             </w:r>
+            <w:proofErr w:type="spellEnd"/>
             <w:r>
               <w:rPr>
                 <w:rFonts w:ascii="Tahoma" w:hAnsi="Tahoma" w:cs="Tahoma"/>
@@ -439,13 +503,23 @@
               </w:rPr>
               <w:t>Creditable  Status :{</w:t>
             </w:r>
+            <w:proofErr w:type="spellStart"/>
             <w:r>
               <w:rPr>
                 <w:rFonts w:ascii="Tahoma" w:hAnsi="Tahoma" w:cs="Tahoma"/>
                 <w:sz w:val="16"/>
                 <w:szCs w:val="16"/>
               </w:rPr>
-              <w:t>CredtibleStatus}</w:t>
+              <w:t>CredtibleStatus</w:t>
+            </w:r>
+            <w:proofErr w:type="spellEnd"/>
+            <w:r>
+              <w:rPr>
+                <w:rFonts w:ascii="Tahoma" w:hAnsi="Tahoma" w:cs="Tahoma"/>
+                <w:sz w:val="16"/>
+                <w:szCs w:val="16"/>
+              </w:rPr>
+              <w:t>}</w:t>
             </w:r>
           </w:p>
         </w:tc>
@@ -487,6 +561,7 @@
               </w:rPr>
               <w:t>{</w:t>
             </w:r>
+            <w:proofErr w:type="spellStart"/>
             <w:r>
               <w:rPr>
                 <w:rFonts w:ascii="Tahoma" w:eastAsia="Times New Roman" w:hAnsi="Tahoma" w:cs="Tahoma"/>
@@ -497,6 +572,7 @@
               </w:rPr>
               <w:t>VendorName</w:t>
             </w:r>
+            <w:proofErr w:type="spellEnd"/>
             <w:r>
               <w:rPr>
                 <w:rFonts w:ascii="Tahoma" w:eastAsia="Times New Roman" w:hAnsi="Tahoma" w:cs="Tahoma"/>
@@ -537,6 +613,7 @@
               </w:rPr>
               <w:t>{</w:t>
             </w:r>
+            <w:proofErr w:type="spellStart"/>
             <w:r>
               <w:rPr>
                 <w:rFonts w:ascii="Consolas" w:hAnsi="Consolas" w:cs="Consolas"/>
@@ -546,6 +623,7 @@
               </w:rPr>
               <w:t>DeliveryByAddress</w:t>
             </w:r>
+            <w:proofErr w:type="spellEnd"/>
             <w:r>
               <w:rPr>
                 <w:rFonts w:ascii="Tahoma" w:eastAsia="Times New Roman" w:hAnsi="Tahoma" w:cs="Tahoma"/>
@@ -591,6 +669,7 @@
               </w:rPr>
               <w:t>{</w:t>
             </w:r>
+            <w:proofErr w:type="spellStart"/>
             <w:r>
               <w:rPr>
                 <w:rFonts w:ascii="Tahoma" w:eastAsia="Times New Roman" w:hAnsi="Tahoma" w:cs="Tahoma"/>
@@ -601,6 +680,7 @@
               </w:rPr>
               <w:t>InvoicingPartyName</w:t>
             </w:r>
+            <w:proofErr w:type="spellEnd"/>
             <w:r>
               <w:rPr>
                 <w:rFonts w:ascii="Tahoma" w:eastAsia="Times New Roman" w:hAnsi="Tahoma" w:cs="Tahoma"/>
@@ -639,8 +719,9 @@
                 <w:sz w:val="16"/>
                 <w:szCs w:val="16"/>
               </w:rPr>
-              <w:t>{InvoicingBy</w:t>
-            </w:r>
+              <w:t>{</w:t>
+            </w:r>
+            <w:proofErr w:type="spellStart"/>
             <w:r>
               <w:rPr>
                 <w:rFonts w:ascii="Tahoma" w:eastAsia="Times New Roman" w:hAnsi="Tahoma" w:cs="Tahoma"/>
@@ -648,7 +729,26 @@
                 <w:sz w:val="16"/>
                 <w:szCs w:val="16"/>
               </w:rPr>
-              <w:t>Address}</w:t>
+              <w:t>InvoicingBy</w:t>
+            </w:r>
+            <w:r>
+              <w:rPr>
+                <w:rFonts w:ascii="Tahoma" w:eastAsia="Times New Roman" w:hAnsi="Tahoma" w:cs="Tahoma"/>
+                <w:color w:val="000000"/>
+                <w:sz w:val="16"/>
+                <w:szCs w:val="16"/>
+              </w:rPr>
+              <w:t>Address</w:t>
+            </w:r>
+            <w:proofErr w:type="spellEnd"/>
+            <w:r>
+              <w:rPr>
+                <w:rFonts w:ascii="Tahoma" w:eastAsia="Times New Roman" w:hAnsi="Tahoma" w:cs="Tahoma"/>
+                <w:color w:val="000000"/>
+                <w:sz w:val="16"/>
+                <w:szCs w:val="16"/>
+              </w:rPr>
+              <w:t>}</w:t>
             </w:r>
           </w:p>
           <w:p>
@@ -690,6 +790,7 @@
               </w:rPr>
               <w:t>Your Ref No.:{</w:t>
             </w:r>
+            <w:proofErr w:type="spellStart"/>
             <w:r>
               <w:rPr>
                 <w:rFonts w:ascii="Tahoma" w:eastAsia="Arial" w:hAnsi="Tahoma" w:cs="Tahoma"/>
@@ -699,6 +800,7 @@
               </w:rPr>
               <w:t>DocRefNo</w:t>
             </w:r>
+            <w:proofErr w:type="spellEnd"/>
             <w:r>
               <w:rPr>
                 <w:rFonts w:ascii="Tahoma" w:eastAsia="Arial" w:hAnsi="Tahoma" w:cs="Tahoma"/>
@@ -739,6 +841,7 @@
               </w:rPr>
               <w:t>Your Ref Date:{</w:t>
             </w:r>
+            <w:proofErr w:type="spellStart"/>
             <w:r>
               <w:rPr>
                 <w:rFonts w:ascii="Tahoma" w:eastAsia="Arial" w:hAnsi="Tahoma" w:cs="Tahoma"/>
@@ -748,6 +851,7 @@
               </w:rPr>
               <w:t>DocDate</w:t>
             </w:r>
+            <w:proofErr w:type="spellEnd"/>
             <w:r>
               <w:rPr>
                 <w:rFonts w:ascii="Tahoma" w:eastAsia="Arial" w:hAnsi="Tahoma" w:cs="Tahoma"/>
@@ -817,7 +921,29 @@
                 <w:sz w:val="16"/>
                 <w:szCs w:val="16"/>
               </w:rPr>
-              <w:t>{materialItems}</w:t>
+              <w:t>{</w:t>
+            </w:r>
+            <w:proofErr w:type="spellStart"/>
+            <w:r>
+              <w:rPr>
+                <w:rFonts w:ascii="Tahoma" w:eastAsia="Arial" w:hAnsi="Tahoma" w:cs="Tahoma"/>
+                <w:b/>
+                <w:bCs/>
+                <w:sz w:val="16"/>
+                <w:szCs w:val="16"/>
+              </w:rPr>
+              <w:t>materialItems</w:t>
+            </w:r>
+            <w:proofErr w:type="spellEnd"/>
+            <w:r>
+              <w:rPr>
+                <w:rFonts w:ascii="Tahoma" w:eastAsia="Arial" w:hAnsi="Tahoma" w:cs="Tahoma"/>
+                <w:b/>
+                <w:bCs/>
+                <w:sz w:val="16"/>
+                <w:szCs w:val="16"/>
+              </w:rPr>
+              <w:t>}</w:t>
             </w:r>
           </w:p>
         </w:tc>
@@ -855,7 +981,29 @@
                 <w:sz w:val="16"/>
                 <w:szCs w:val="16"/>
               </w:rPr>
-              <w:t>{ServiceDetails}</w:t>
+              <w:t>{</w:t>
+            </w:r>
+            <w:proofErr w:type="spellStart"/>
+            <w:r>
+              <w:rPr>
+                <w:rFonts w:ascii="Tahoma" w:eastAsia="Arial" w:hAnsi="Tahoma" w:cs="Tahoma"/>
+                <w:b/>
+                <w:bCs/>
+                <w:sz w:val="16"/>
+                <w:szCs w:val="16"/>
+              </w:rPr>
+              <w:t>ServiceDetails</w:t>
+            </w:r>
+            <w:proofErr w:type="spellEnd"/>
+            <w:r>
+              <w:rPr>
+                <w:rFonts w:ascii="Tahoma" w:eastAsia="Arial" w:hAnsi="Tahoma" w:cs="Tahoma"/>
+                <w:b/>
+                <w:bCs/>
+                <w:sz w:val="16"/>
+                <w:szCs w:val="16"/>
+              </w:rPr>
+              <w:t>}</w:t>
             </w:r>
           </w:p>
           <w:p>
@@ -876,7 +1024,29 @@
                 <w:sz w:val="16"/>
                 <w:szCs w:val="16"/>
               </w:rPr>
-              <w:t>{ServiceItems}</w:t>
+              <w:t>{</w:t>
+            </w:r>
+            <w:proofErr w:type="spellStart"/>
+            <w:r>
+              <w:rPr>
+                <w:rFonts w:ascii="Tahoma" w:eastAsia="Arial" w:hAnsi="Tahoma" w:cs="Tahoma"/>
+                <w:b/>
+                <w:bCs/>
+                <w:sz w:val="16"/>
+                <w:szCs w:val="16"/>
+              </w:rPr>
+              <w:t>ServiceItems</w:t>
+            </w:r>
+            <w:proofErr w:type="spellEnd"/>
+            <w:r>
+              <w:rPr>
+                <w:rFonts w:ascii="Tahoma" w:eastAsia="Arial" w:hAnsi="Tahoma" w:cs="Tahoma"/>
+                <w:b/>
+                <w:bCs/>
+                <w:sz w:val="16"/>
+                <w:szCs w:val="16"/>
+              </w:rPr>
+              <w:t>}</w:t>
             </w:r>
           </w:p>
           <w:p>
@@ -908,7 +1078,29 @@
                 <w:sz w:val="16"/>
                 <w:szCs w:val="16"/>
               </w:rPr>
-              <w:t>Total : {GrandTotal}</w:t>
+              <w:t>Total : {</w:t>
+            </w:r>
+            <w:proofErr w:type="spellStart"/>
+            <w:r>
+              <w:rPr>
+                <w:rFonts w:ascii="Tahoma" w:eastAsia="Arial" w:hAnsi="Tahoma" w:cs="Tahoma"/>
+                <w:b/>
+                <w:bCs/>
+                <w:sz w:val="16"/>
+                <w:szCs w:val="16"/>
+              </w:rPr>
+              <w:t>GrandTotal</w:t>
+            </w:r>
+            <w:proofErr w:type="spellEnd"/>
+            <w:r>
+              <w:rPr>
+                <w:rFonts w:ascii="Tahoma" w:eastAsia="Arial" w:hAnsi="Tahoma" w:cs="Tahoma"/>
+                <w:b/>
+                <w:bCs/>
+                <w:sz w:val="16"/>
+                <w:szCs w:val="16"/>
+              </w:rPr>
+              <w:t>}</w:t>
             </w:r>
           </w:p>
           <w:p>
@@ -929,7 +1121,29 @@
                 <w:sz w:val="16"/>
                 <w:szCs w:val="16"/>
               </w:rPr>
-              <w:t>In Words: {TotalInWords}</w:t>
+              <w:t>In Words: {</w:t>
+            </w:r>
+            <w:proofErr w:type="spellStart"/>
+            <w:r>
+              <w:rPr>
+                <w:rFonts w:ascii="Tahoma" w:eastAsia="Arial" w:hAnsi="Tahoma" w:cs="Tahoma"/>
+                <w:b/>
+                <w:bCs/>
+                <w:sz w:val="16"/>
+                <w:szCs w:val="16"/>
+              </w:rPr>
+              <w:t>TotalInWords</w:t>
+            </w:r>
+            <w:proofErr w:type="spellEnd"/>
+            <w:r>
+              <w:rPr>
+                <w:rFonts w:ascii="Tahoma" w:eastAsia="Arial" w:hAnsi="Tahoma" w:cs="Tahoma"/>
+                <w:b/>
+                <w:bCs/>
+                <w:sz w:val="16"/>
+                <w:szCs w:val="16"/>
+              </w:rPr>
+              <w:t>}</w:t>
             </w:r>
           </w:p>
         </w:tc>
@@ -967,7 +1181,29 @@
                 <w:sz w:val="16"/>
                 <w:szCs w:val="16"/>
               </w:rPr>
-              <w:t xml:space="preserve">Delivery Instructions(IF ANY): {DeliveryInstruction}    </w:t>
+              <w:t>Delivery Instructions(IF ANY): {</w:t>
+            </w:r>
+            <w:proofErr w:type="spellStart"/>
+            <w:r>
+              <w:rPr>
+                <w:rFonts w:ascii="Tahoma" w:eastAsia="Arial" w:hAnsi="Tahoma" w:cs="Tahoma"/>
+                <w:b/>
+                <w:bCs/>
+                <w:sz w:val="16"/>
+                <w:szCs w:val="16"/>
+              </w:rPr>
+              <w:t>DeliveryInstruction</w:t>
+            </w:r>
+            <w:proofErr w:type="spellEnd"/>
+            <w:r>
+              <w:rPr>
+                <w:rFonts w:ascii="Tahoma" w:eastAsia="Arial" w:hAnsi="Tahoma" w:cs="Tahoma"/>
+                <w:b/>
+                <w:bCs/>
+                <w:sz w:val="16"/>
+                <w:szCs w:val="16"/>
+              </w:rPr>
+              <w:t xml:space="preserve">}    </w:t>
             </w:r>
           </w:p>
           <w:p>
@@ -999,7 +1235,29 @@
                 <w:sz w:val="16"/>
                 <w:szCs w:val="16"/>
               </w:rPr>
-              <w:t xml:space="preserve">Special Instructions(IF ANY):{SpecialInstruction}    </w:t>
+              <w:t>Special Instructions(IF ANY):{</w:t>
+            </w:r>
+            <w:proofErr w:type="spellStart"/>
+            <w:r>
+              <w:rPr>
+                <w:rFonts w:ascii="Tahoma" w:eastAsia="Arial" w:hAnsi="Tahoma" w:cs="Tahoma"/>
+                <w:b/>
+                <w:bCs/>
+                <w:sz w:val="16"/>
+                <w:szCs w:val="16"/>
+              </w:rPr>
+              <w:t>SpecialInstruction</w:t>
+            </w:r>
+            <w:proofErr w:type="spellEnd"/>
+            <w:r>
+              <w:rPr>
+                <w:rFonts w:ascii="Tahoma" w:eastAsia="Arial" w:hAnsi="Tahoma" w:cs="Tahoma"/>
+                <w:b/>
+                <w:bCs/>
+                <w:sz w:val="16"/>
+                <w:szCs w:val="16"/>
+              </w:rPr>
+              <w:t xml:space="preserve">}    </w:t>
             </w:r>
           </w:p>
           <w:p>
@@ -1031,7 +1289,29 @@
                 <w:sz w:val="16"/>
                 <w:szCs w:val="16"/>
               </w:rPr>
-              <w:t>{TermsAndCondition}</w:t>
+              <w:t>{</w:t>
+            </w:r>
+            <w:proofErr w:type="spellStart"/>
+            <w:r>
+              <w:rPr>
+                <w:rFonts w:ascii="Tahoma" w:eastAsia="Arial" w:hAnsi="Tahoma" w:cs="Tahoma"/>
+                <w:b/>
+                <w:bCs/>
+                <w:sz w:val="16"/>
+                <w:szCs w:val="16"/>
+              </w:rPr>
+              <w:t>TermsAndCondition</w:t>
+            </w:r>
+            <w:proofErr w:type="spellEnd"/>
+            <w:r>
+              <w:rPr>
+                <w:rFonts w:ascii="Tahoma" w:eastAsia="Arial" w:hAnsi="Tahoma" w:cs="Tahoma"/>
+                <w:b/>
+                <w:bCs/>
+                <w:sz w:val="16"/>
+                <w:szCs w:val="16"/>
+              </w:rPr>
+              <w:t>}</w:t>
             </w:r>
             <w:r>
               <w:rPr>
@@ -1413,7 +1693,7 @@
                       </mc:Choice>
                       <mc:Fallback>
                         <w:pict>
-                          <v:line w14:anchorId="0F719AA6" id="Straight Connector 3" o:spid="_x0000_s1026" style="position:absolute;flip:x;z-index:251688960;visibility:visible;mso-wrap-style:square;mso-width-percent:0;mso-height-percent:0;mso-wrap-distance-left:9pt;mso-wrap-distance-top:0;mso-wrap-distance-right:9pt;mso-wrap-distance-bottom:0;mso-position-horizontal:absolute;mso-position-horizontal-relative:text;mso-position-vertical:absolute;mso-position-vertical-relative:text;mso-width-percent:0;mso-height-percent:0;mso-width-relative:margin;mso-height-relative:margin" from="30.2pt,8.35pt" to="139.75pt,8.35pt" o:gfxdata="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" strokecolor="windowText" strokeweight=".5pt">
+                          <v:line w14:anchorId="5011873A" id="Straight Connector 3" o:spid="_x0000_s1026" style="position:absolute;flip:x;z-index:251688960;visibility:visible;mso-wrap-style:square;mso-width-percent:0;mso-height-percent:0;mso-wrap-distance-left:9pt;mso-wrap-distance-top:0;mso-wrap-distance-right:9pt;mso-wrap-distance-bottom:0;mso-position-horizontal:absolute;mso-position-horizontal-relative:text;mso-position-vertical:absolute;mso-position-vertical-relative:text;mso-width-percent:0;mso-height-percent:0;mso-width-relative:margin;mso-height-relative:margin" from="30.2pt,8.35pt" to="139.75pt,8.35pt" o:gfxdata="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" strokecolor="windowText" strokeweight=".5pt">
                             <v:stroke joinstyle="miter"/>
                           </v:line>
                         </w:pict>
@@ -1429,6 +1709,7 @@
                     </w:rPr>
                     <w:t>{</w:t>
                   </w:r>
+                  <w:proofErr w:type="spellStart"/>
                   <w:r>
                     <w:rPr>
                       <w:rFonts w:ascii="Tahoma" w:hAnsi="Tahoma" w:cs="Tahoma"/>
@@ -1439,6 +1720,7 @@
                     </w:rPr>
                     <w:t>AddedBy</w:t>
                   </w:r>
+                  <w:proofErr w:type="spellEnd"/>
                   <w:r>
                     <w:rPr>
                       <w:rFonts w:ascii="Tahoma" w:eastAsia="Arial" w:hAnsi="Tahoma" w:cs="Tahoma"/>
@@ -1524,7 +1806,7 @@
                       </mc:Choice>
                       <mc:Fallback>
                         <w:pict>
-                          <v:line w14:anchorId="5EFF5D13" id="Straight Connector 1" o:spid="_x0000_s1026" style="position:absolute;z-index:251689984;visibility:visible;mso-wrap-style:square;mso-width-percent:0;mso-wrap-distance-left:9pt;mso-wrap-distance-top:0;mso-wrap-distance-right:9pt;mso-wrap-distance-bottom:0;mso-position-horizontal:absolute;mso-position-horizontal-relative:text;mso-position-vertical:absolute;mso-position-vertical-relative:text;mso-width-percent:0;mso-width-relative:margin" from="23.5pt,8.35pt" to="143.7pt,8.35pt" o:gfxdata="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" strokecolor="windowText" strokeweight=".5pt">
+                          <v:line w14:anchorId="5C1639D8" id="Straight Connector 1" o:spid="_x0000_s1026" style="position:absolute;z-index:251689984;visibility:visible;mso-wrap-style:square;mso-width-percent:0;mso-wrap-distance-left:9pt;mso-wrap-distance-top:0;mso-wrap-distance-right:9pt;mso-wrap-distance-bottom:0;mso-position-horizontal:absolute;mso-position-horizontal-relative:text;mso-position-vertical:absolute;mso-position-vertical-relative:text;mso-width-percent:0;mso-width-relative:margin" from="23.5pt,8.35pt" to="143.7pt,8.35pt" o:gfxdata="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" strokecolor="windowText" strokeweight=".5pt">
                             <v:stroke joinstyle="miter"/>
                           </v:line>
                         </w:pict>
@@ -1540,6 +1822,7 @@
                     </w:rPr>
                     <w:t xml:space="preserve">          {</w:t>
                   </w:r>
+                  <w:proofErr w:type="spellStart"/>
                   <w:r>
                     <w:rPr>
                       <w:rFonts w:ascii="Tahoma" w:hAnsi="Tahoma" w:cs="Tahoma"/>
@@ -1550,6 +1833,7 @@
                     </w:rPr>
                     <w:t>CheckedBy</w:t>
                   </w:r>
+                  <w:proofErr w:type="spellEnd"/>
                   <w:r>
                     <w:rPr>
                       <w:rFonts w:ascii="Tahoma" w:eastAsia="Arial" w:hAnsi="Tahoma" w:cs="Tahoma"/>
@@ -1632,7 +1916,7 @@
                       </mc:Choice>
                       <mc:Fallback>
                         <w:pict>
-                          <v:line w14:anchorId="44E64C7E" id="Straight Connector 2" o:spid="_x0000_s1026" style="position:absolute;z-index:251691008;visibility:visible;mso-wrap-style:square;mso-wrap-distance-left:9pt;mso-wrap-distance-top:0;mso-wrap-distance-right:9pt;mso-wrap-distance-bottom:0;mso-position-horizontal:absolute;mso-position-horizontal-relative:text;mso-position-vertical:absolute;mso-position-vertical-relative:text" from="31.2pt,8.35pt" to="143.25pt,8.35pt" o:gfxdata="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" strokecolor="windowText" strokeweight=".5pt">
+                          <v:line w14:anchorId="39509120" id="Straight Connector 2" o:spid="_x0000_s1026" style="position:absolute;z-index:251691008;visibility:visible;mso-wrap-style:square;mso-wrap-distance-left:9pt;mso-wrap-distance-top:0;mso-wrap-distance-right:9pt;mso-wrap-distance-bottom:0;mso-position-horizontal:absolute;mso-position-horizontal-relative:text;mso-position-vertical:absolute;mso-position-vertical-relative:text" from="31.2pt,8.35pt" to="143.25pt,8.35pt" o:gfxdata="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" strokecolor="windowText" strokeweight=".5pt">
                             <v:stroke joinstyle="miter"/>
                           </v:line>
                         </w:pict>
@@ -1648,6 +1932,7 @@
                     </w:rPr>
                     <w:t xml:space="preserve">             {</w:t>
                   </w:r>
+                  <w:proofErr w:type="spellStart"/>
                   <w:r>
                     <w:rPr>
                       <w:rFonts w:ascii="Tahoma" w:hAnsi="Tahoma" w:cs="Tahoma"/>
@@ -1658,6 +1943,7 @@
                     </w:rPr>
                     <w:t>AuthorizedBy</w:t>
                   </w:r>
+                  <w:proofErr w:type="spellEnd"/>
                   <w:r>
                     <w:rPr>
                       <w:rFonts w:ascii="Tahoma" w:eastAsia="Arial" w:hAnsi="Tahoma" w:cs="Tahoma"/>
@@ -1788,8 +2074,12 @@
       </w:pPr>
     </w:p>
     <w:sectPr>
-      <w:headerReference w:type="default" r:id="rId8"/>
-      <w:footerReference w:type="default" r:id="rId9"/>
+      <w:headerReference w:type="even" r:id="rId8"/>
+      <w:headerReference w:type="default" r:id="rId9"/>
+      <w:footerReference w:type="even" r:id="rId10"/>
+      <w:footerReference w:type="default" r:id="rId11"/>
+      <w:headerReference w:type="first" r:id="rId12"/>
+      <w:footerReference w:type="first" r:id="rId13"/>
       <w:pgSz w:w="20160" w:h="12240" w:orient="landscape" w:code="5"/>
       <w:pgMar w:top="1440" w:right="1800" w:bottom="1440" w:left="1800" w:header="288" w:footer="0" w:gutter="0"/>
       <w:cols w:space="720"/>
@@ -1800,7 +2090,7 @@
 </file>
 
 <file path=word/endnotes.xml><?xml version="1.0" encoding="utf-8"?>
-<w:endnotes xmlns:wpc="http://schemas.microsoft.com/office/word/2010/wordprocessingCanvas" xmlns:cx="http://schemas.microsoft.com/office/drawing/2014/chartex" xmlns:cx1="http://schemas.microsoft.com/office/drawing/2015/9/8/chartex" xmlns:cx2="http://schemas.microsoft.com/office/drawing/2015/10/21/chartex" xmlns:cx3="http://schemas.microsoft.com/office/drawing/2016/5/9/chartex" xmlns:cx4="http://schemas.microsoft.com/office/drawing/2016/5/10/chartex" xmlns:cx5="http://schemas.microsoft.com/office/drawing/2016/5/11/chartex" xmlns:cx6="http://schemas.microsoft.com/office/drawing/2016/5/12/chartex" xmlns:cx7="http://schemas.microsoft.com/office/drawing/2016/5/13/chartex" xmlns:cx8="http://schemas.microsoft.com/office/drawing/2016/5/14/chartex" xmlns:mc="http://schemas.openxmlformats.org/markup-compatibility/2006" xmlns:aink="http://schemas.microsoft.com/office/drawing/2016/ink" xmlns:am3d="http://schemas.microsoft.com/office/drawing/2017/model3d" xmlns:o="urn:schemas-microsoft-com:office:office" xmlns:r="http://schemas.openxmlformats.org/officeDocument/2006/relationships" xmlns:m="http://schemas.openxmlformats.org/officeDocument/2006/math" xmlns:v="urn:schemas-microsoft-com:vml" xmlns:wp14="http://schemas.microsoft.com/office/word/2010/wordprocessingDrawing" xmlns:wp="http://schemas.openxmlformats.org/drawingml/2006/wordprocessingDrawing" xmlns:w10="urn:schemas-microsoft-com:office:word" xmlns:w="http://schemas.openxmlformats.org/wordprocessingml/2006/main" xmlns:w14="http://schemas.microsoft.com/office/word/2010/wordml" xmlns:w15="http://schemas.microsoft.com/office/word/2012/wordml" xmlns:w16cex="http://schemas.microsoft.com/office/word/2018/wordml/cex" xmlns:w16cid="http://schemas.microsoft.com/office/word/2016/wordml/cid" xmlns:w16="http://schemas.microsoft.com/office/word/2018/wordml" xmlns:w16sdtdh="http://schemas.microsoft.com/office/word/2020/wordml/sdtdatahash" xmlns:w16se="http://schemas.microsoft.com/office/word/2015/wordml/symex" xmlns:wpg="http://schemas.microsoft.com/office/word/2010/wordprocessingGroup" xmlns:wpi="http://schemas.microsoft.com/office/word/2010/wordprocessingInk" xmlns:wne="http://schemas.microsoft.com/office/word/2006/wordml" xmlns:wps="http://schemas.microsoft.com/office/word/2010/wordprocessingShape" mc:Ignorable="w14 w15 w16se w16cid w16 w16cex w16sdtdh wp14">
+<w:endnotes xmlns:wpc="http://schemas.microsoft.com/office/word/2010/wordprocessingCanvas" xmlns:cx="http://schemas.microsoft.com/office/drawing/2014/chartex" xmlns:cx1="http://schemas.microsoft.com/office/drawing/2015/9/8/chartex" xmlns:cx2="http://schemas.microsoft.com/office/drawing/2015/10/21/chartex" xmlns:cx3="http://schemas.microsoft.com/office/drawing/2016/5/9/chartex" xmlns:cx4="http://schemas.microsoft.com/office/drawing/2016/5/10/chartex" xmlns:cx5="http://schemas.microsoft.com/office/drawing/2016/5/11/chartex" xmlns:cx6="http://schemas.microsoft.com/office/drawing/2016/5/12/chartex" xmlns:cx7="http://schemas.microsoft.com/office/drawing/2016/5/13/chartex" xmlns:cx8="http://schemas.microsoft.com/office/drawing/2016/5/14/chartex" xmlns:mc="http://schemas.openxmlformats.org/markup-compatibility/2006" xmlns:aink="http://schemas.microsoft.com/office/drawing/2016/ink" xmlns:am3d="http://schemas.microsoft.com/office/drawing/2017/model3d" xmlns:o="urn:schemas-microsoft-com:office:office" xmlns:oel="http://schemas.microsoft.com/office/2019/extlst" xmlns:r="http://schemas.openxmlformats.org/officeDocument/2006/relationships" xmlns:m="http://schemas.openxmlformats.org/officeDocument/2006/math" xmlns:v="urn:schemas-microsoft-com:vml" xmlns:wp14="http://schemas.microsoft.com/office/word/2010/wordprocessingDrawing" xmlns:wp="http://schemas.openxmlformats.org/drawingml/2006/wordprocessingDrawing" xmlns:w10="urn:schemas-microsoft-com:office:word" xmlns:w="http://schemas.openxmlformats.org/wordprocessingml/2006/main" xmlns:w14="http://schemas.microsoft.com/office/word/2010/wordml" xmlns:w15="http://schemas.microsoft.com/office/word/2012/wordml" xmlns:w16cex="http://schemas.microsoft.com/office/word/2018/wordml/cex" xmlns:w16cid="http://schemas.microsoft.com/office/word/2016/wordml/cid" xmlns:w16="http://schemas.microsoft.com/office/word/2018/wordml" xmlns:w16sdtdh="http://schemas.microsoft.com/office/word/2020/wordml/sdtdatahash" xmlns:w16se="http://schemas.microsoft.com/office/word/2015/wordml/symex" xmlns:wpg="http://schemas.microsoft.com/office/word/2010/wordprocessingGroup" xmlns:wpi="http://schemas.microsoft.com/office/word/2010/wordprocessingInk" xmlns:wne="http://schemas.microsoft.com/office/word/2006/wordml" xmlns:wps="http://schemas.microsoft.com/office/word/2010/wordprocessingShape" mc:Ignorable="w14 w15 w16se w16cid w16 w16cex w16sdtdh wp14">
   <w:endnote w:type="separator" w:id="-1">
     <w:p>
       <w:r>
@@ -1819,7 +2109,17 @@
 </file>
 
 <file path=word/footer1.xml><?xml version="1.0" encoding="utf-8"?>
-<w:ftr xmlns:wpc="http://schemas.microsoft.com/office/word/2010/wordprocessingCanvas" xmlns:cx="http://schemas.microsoft.com/office/drawing/2014/chartex" xmlns:cx1="http://schemas.microsoft.com/office/drawing/2015/9/8/chartex" xmlns:cx2="http://schemas.microsoft.com/office/drawing/2015/10/21/chartex" xmlns:cx3="http://schemas.microsoft.com/office/drawing/2016/5/9/chartex" xmlns:cx4="http://schemas.microsoft.com/office/drawing/2016/5/10/chartex" xmlns:cx5="http://schemas.microsoft.com/office/drawing/2016/5/11/chartex" xmlns:cx6="http://schemas.microsoft.com/office/drawing/2016/5/12/chartex" xmlns:cx7="http://schemas.microsoft.com/office/drawing/2016/5/13/chartex" xmlns:cx8="http://schemas.microsoft.com/office/drawing/2016/5/14/chartex" xmlns:mc="http://schemas.openxmlformats.org/markup-compatibility/2006" xmlns:aink="http://schemas.microsoft.com/office/drawing/2016/ink" xmlns:am3d="http://schemas.microsoft.com/office/drawing/2017/model3d" xmlns:o="urn:schemas-microsoft-com:office:office" xmlns:r="http://schemas.openxmlformats.org/officeDocument/2006/relationships" xmlns:m="http://schemas.openxmlformats.org/officeDocument/2006/math" xmlns:v="urn:schemas-microsoft-com:vml" xmlns:wp14="http://schemas.microsoft.com/office/word/2010/wordprocessingDrawing" xmlns:wp="http://schemas.openxmlformats.org/drawingml/2006/wordprocessingDrawing" xmlns:w10="urn:schemas-microsoft-com:office:word" xmlns:w="http://schemas.openxmlformats.org/wordprocessingml/2006/main" xmlns:w14="http://schemas.microsoft.com/office/word/2010/wordml" xmlns:w15="http://schemas.microsoft.com/office/word/2012/wordml" xmlns:w16cex="http://schemas.microsoft.com/office/word/2018/wordml/cex" xmlns:w16cid="http://schemas.microsoft.com/office/word/2016/wordml/cid" xmlns:w16="http://schemas.microsoft.com/office/word/2018/wordml" xmlns:w16sdtdh="http://schemas.microsoft.com/office/word/2020/wordml/sdtdatahash" xmlns:w16se="http://schemas.microsoft.com/office/word/2015/wordml/symex" xmlns:wpg="http://schemas.microsoft.com/office/word/2010/wordprocessingGroup" xmlns:wpi="http://schemas.microsoft.com/office/word/2010/wordprocessingInk" xmlns:wne="http://schemas.microsoft.com/office/word/2006/wordml" xmlns:wps="http://schemas.microsoft.com/office/word/2010/wordprocessingShape" mc:Ignorable="w14 w15 w16se w16cid w16 w16cex w16sdtdh wp14">
+<w:ftr xmlns:wpc="http://schemas.microsoft.com/office/word/2010/wordprocessingCanvas" xmlns:cx="http://schemas.microsoft.com/office/drawing/2014/chartex" xmlns:cx1="http://schemas.microsoft.com/office/drawing/2015/9/8/chartex" xmlns:cx2="http://schemas.microsoft.com/office/drawing/2015/10/21/chartex" xmlns:cx3="http://schemas.microsoft.com/office/drawing/2016/5/9/chartex" xmlns:cx4="http://schemas.microsoft.com/office/drawing/2016/5/10/chartex" xmlns:cx5="http://schemas.microsoft.com/office/drawing/2016/5/11/chartex" xmlns:cx6="http://schemas.microsoft.com/office/drawing/2016/5/12/chartex" xmlns:cx7="http://schemas.microsoft.com/office/drawing/2016/5/13/chartex" xmlns:cx8="http://schemas.microsoft.com/office/drawing/2016/5/14/chartex" xmlns:mc="http://schemas.openxmlformats.org/markup-compatibility/2006" xmlns:aink="http://schemas.microsoft.com/office/drawing/2016/ink" xmlns:am3d="http://schemas.microsoft.com/office/drawing/2017/model3d" xmlns:o="urn:schemas-microsoft-com:office:office" xmlns:oel="http://schemas.microsoft.com/office/2019/extlst" xmlns:r="http://schemas.openxmlformats.org/officeDocument/2006/relationships" xmlns:m="http://schemas.openxmlformats.org/officeDocument/2006/math" xmlns:v="urn:schemas-microsoft-com:vml" xmlns:wp14="http://schemas.microsoft.com/office/word/2010/wordprocessingDrawing" xmlns:wp="http://schemas.openxmlformats.org/drawingml/2006/wordprocessingDrawing" xmlns:w10="urn:schemas-microsoft-com:office:word" xmlns:w="http://schemas.openxmlformats.org/wordprocessingml/2006/main" xmlns:w14="http://schemas.microsoft.com/office/word/2010/wordml" xmlns:w15="http://schemas.microsoft.com/office/word/2012/wordml" xmlns:w16cex="http://schemas.microsoft.com/office/word/2018/wordml/cex" xmlns:w16cid="http://schemas.microsoft.com/office/word/2016/wordml/cid" xmlns:w16="http://schemas.microsoft.com/office/word/2018/wordml" xmlns:w16sdtdh="http://schemas.microsoft.com/office/word/2020/wordml/sdtdatahash" xmlns:w16se="http://schemas.microsoft.com/office/word/2015/wordml/symex" xmlns:wpg="http://schemas.microsoft.com/office/word/2010/wordprocessingGroup" xmlns:wpi="http://schemas.microsoft.com/office/word/2010/wordprocessingInk" xmlns:wne="http://schemas.microsoft.com/office/word/2006/wordml" xmlns:wps="http://schemas.microsoft.com/office/word/2010/wordprocessingShape" mc:Ignorable="w14 w15 w16se w16cid w16 w16cex w16sdtdh wp14">
+  <w:p>
+    <w:pPr>
+      <w:pStyle w:val="Footer"/>
+    </w:pPr>
+  </w:p>
+</w:ftr>
+</file>
+
+<file path=word/footer2.xml><?xml version="1.0" encoding="utf-8"?>
+<w:ftr xmlns:wpc="http://schemas.microsoft.com/office/word/2010/wordprocessingCanvas" xmlns:cx="http://schemas.microsoft.com/office/drawing/2014/chartex" xmlns:cx1="http://schemas.microsoft.com/office/drawing/2015/9/8/chartex" xmlns:cx2="http://schemas.microsoft.com/office/drawing/2015/10/21/chartex" xmlns:cx3="http://schemas.microsoft.com/office/drawing/2016/5/9/chartex" xmlns:cx4="http://schemas.microsoft.com/office/drawing/2016/5/10/chartex" xmlns:cx5="http://schemas.microsoft.com/office/drawing/2016/5/11/chartex" xmlns:cx6="http://schemas.microsoft.com/office/drawing/2016/5/12/chartex" xmlns:cx7="http://schemas.microsoft.com/office/drawing/2016/5/13/chartex" xmlns:cx8="http://schemas.microsoft.com/office/drawing/2016/5/14/chartex" xmlns:mc="http://schemas.openxmlformats.org/markup-compatibility/2006" xmlns:aink="http://schemas.microsoft.com/office/drawing/2016/ink" xmlns:am3d="http://schemas.microsoft.com/office/drawing/2017/model3d" xmlns:o="urn:schemas-microsoft-com:office:office" xmlns:oel="http://schemas.microsoft.com/office/2019/extlst" xmlns:r="http://schemas.openxmlformats.org/officeDocument/2006/relationships" xmlns:m="http://schemas.openxmlformats.org/officeDocument/2006/math" xmlns:v="urn:schemas-microsoft-com:vml" xmlns:wp14="http://schemas.microsoft.com/office/word/2010/wordprocessingDrawing" xmlns:wp="http://schemas.openxmlformats.org/drawingml/2006/wordprocessingDrawing" xmlns:w10="urn:schemas-microsoft-com:office:word" xmlns:w="http://schemas.openxmlformats.org/wordprocessingml/2006/main" xmlns:w14="http://schemas.microsoft.com/office/word/2010/wordml" xmlns:w15="http://schemas.microsoft.com/office/word/2012/wordml" xmlns:w16cex="http://schemas.microsoft.com/office/word/2018/wordml/cex" xmlns:w16cid="http://schemas.microsoft.com/office/word/2016/wordml/cid" xmlns:w16="http://schemas.microsoft.com/office/word/2018/wordml" xmlns:w16sdtdh="http://schemas.microsoft.com/office/word/2020/wordml/sdtdatahash" xmlns:w16se="http://schemas.microsoft.com/office/word/2015/wordml/symex" xmlns:wpg="http://schemas.microsoft.com/office/word/2010/wordprocessingGroup" xmlns:wpi="http://schemas.microsoft.com/office/word/2010/wordprocessingInk" xmlns:wne="http://schemas.microsoft.com/office/word/2006/wordml" xmlns:wps="http://schemas.microsoft.com/office/word/2010/wordprocessingShape" mc:Ignorable="w14 w15 w16se w16cid w16 w16cex w16sdtdh wp14">
   <w:sdt>
     <w:sdtPr>
       <w:id w:val="1647311531"/>
@@ -1972,7 +2272,17 @@
             <w:szCs w:val="18"/>
             <w:lang w:val="en-IN"/>
           </w:rPr>
-          <w:t xml:space="preserve">Karnatka – </w:t>
+          <w:t>Karnataka</w:t>
+        </w:r>
+        <w:r>
+          <w:rPr>
+            <w:rFonts w:ascii="Arial" w:hAnsi="Arial" w:cs="Arial"/>
+            <w:color w:val="525A5D"/>
+            <w:sz w:val="18"/>
+            <w:szCs w:val="18"/>
+            <w:lang w:val="en-IN"/>
+          </w:rPr>
+          <w:t xml:space="preserve"> – </w:t>
         </w:r>
         <w:r>
           <w:rPr>
@@ -2027,8 +2337,18 @@
 </w:ftr>
 </file>
 
+<file path=word/footer3.xml><?xml version="1.0" encoding="utf-8"?>
+<w:ftr xmlns:wpc="http://schemas.microsoft.com/office/word/2010/wordprocessingCanvas" xmlns:cx="http://schemas.microsoft.com/office/drawing/2014/chartex" xmlns:cx1="http://schemas.microsoft.com/office/drawing/2015/9/8/chartex" xmlns:cx2="http://schemas.microsoft.com/office/drawing/2015/10/21/chartex" xmlns:cx3="http://schemas.microsoft.com/office/drawing/2016/5/9/chartex" xmlns:cx4="http://schemas.microsoft.com/office/drawing/2016/5/10/chartex" xmlns:cx5="http://schemas.microsoft.com/office/drawing/2016/5/11/chartex" xmlns:cx6="http://schemas.microsoft.com/office/drawing/2016/5/12/chartex" xmlns:cx7="http://schemas.microsoft.com/office/drawing/2016/5/13/chartex" xmlns:cx8="http://schemas.microsoft.com/office/drawing/2016/5/14/chartex" xmlns:mc="http://schemas.openxmlformats.org/markup-compatibility/2006" xmlns:aink="http://schemas.microsoft.com/office/drawing/2016/ink" xmlns:am3d="http://schemas.microsoft.com/office/drawing/2017/model3d" xmlns:o="urn:schemas-microsoft-com:office:office" xmlns:oel="http://schemas.microsoft.com/office/2019/extlst" xmlns:r="http://schemas.openxmlformats.org/officeDocument/2006/relationships" xmlns:m="http://schemas.openxmlformats.org/officeDocument/2006/math" xmlns:v="urn:schemas-microsoft-com:vml" xmlns:wp14="http://schemas.microsoft.com/office/word/2010/wordprocessingDrawing" xmlns:wp="http://schemas.openxmlformats.org/drawingml/2006/wordprocessingDrawing" xmlns:w10="urn:schemas-microsoft-com:office:word" xmlns:w="http://schemas.openxmlformats.org/wordprocessingml/2006/main" xmlns:w14="http://schemas.microsoft.com/office/word/2010/wordml" xmlns:w15="http://schemas.microsoft.com/office/word/2012/wordml" xmlns:w16cex="http://schemas.microsoft.com/office/word/2018/wordml/cex" xmlns:w16cid="http://schemas.microsoft.com/office/word/2016/wordml/cid" xmlns:w16="http://schemas.microsoft.com/office/word/2018/wordml" xmlns:w16sdtdh="http://schemas.microsoft.com/office/word/2020/wordml/sdtdatahash" xmlns:w16se="http://schemas.microsoft.com/office/word/2015/wordml/symex" xmlns:wpg="http://schemas.microsoft.com/office/word/2010/wordprocessingGroup" xmlns:wpi="http://schemas.microsoft.com/office/word/2010/wordprocessingInk" xmlns:wne="http://schemas.microsoft.com/office/word/2006/wordml" xmlns:wps="http://schemas.microsoft.com/office/word/2010/wordprocessingShape" mc:Ignorable="w14 w15 w16se w16cid w16 w16cex w16sdtdh wp14">
+  <w:p>
+    <w:pPr>
+      <w:pStyle w:val="Footer"/>
+    </w:pPr>
+  </w:p>
+</w:ftr>
+</file>
+
 <file path=word/footnotes.xml><?xml version="1.0" encoding="utf-8"?>
-<w:footnotes xmlns:wpc="http://schemas.microsoft.com/office/word/2010/wordprocessingCanvas" xmlns:cx="http://schemas.microsoft.com/office/drawing/2014/chartex" xmlns:cx1="http://schemas.microsoft.com/office/drawing/2015/9/8/chartex" xmlns:cx2="http://schemas.microsoft.com/office/drawing/2015/10/21/chartex" xmlns:cx3="http://schemas.microsoft.com/office/drawing/2016/5/9/chartex" xmlns:cx4="http://schemas.microsoft.com/office/drawing/2016/5/10/chartex" xmlns:cx5="http://schemas.microsoft.com/office/drawing/2016/5/11/chartex" xmlns:cx6="http://schemas.microsoft.com/office/drawing/2016/5/12/chartex" xmlns:cx7="http://schemas.microsoft.com/office/drawing/2016/5/13/chartex" xmlns:cx8="http://schemas.microsoft.com/office/drawing/2016/5/14/chartex" xmlns:mc="http://schemas.openxmlformats.org/markup-compatibility/2006" xmlns:aink="http://schemas.microsoft.com/office/drawing/2016/ink" xmlns:am3d="http://schemas.microsoft.com/office/drawing/2017/model3d" xmlns:o="urn:schemas-microsoft-com:office:office" xmlns:r="http://schemas.openxmlformats.org/officeDocument/2006/relationships" xmlns:m="http://schemas.openxmlformats.org/officeDocument/2006/math" xmlns:v="urn:schemas-microsoft-com:vml" xmlns:wp14="http://schemas.microsoft.com/office/word/2010/wordprocessingDrawing" xmlns:wp="http://schemas.openxmlformats.org/drawingml/2006/wordprocessingDrawing" xmlns:w10="urn:schemas-microsoft-com:office:word" xmlns:w="http://schemas.openxmlformats.org/wordprocessingml/2006/main" xmlns:w14="http://schemas.microsoft.com/office/word/2010/wordml" xmlns:w15="http://schemas.microsoft.com/office/word/2012/wordml" xmlns:w16cex="http://schemas.microsoft.com/office/word/2018/wordml/cex" xmlns:w16cid="http://schemas.microsoft.com/office/word/2016/wordml/cid" xmlns:w16="http://schemas.microsoft.com/office/word/2018/wordml" xmlns:w16sdtdh="http://schemas.microsoft.com/office/word/2020/wordml/sdtdatahash" xmlns:w16se="http://schemas.microsoft.com/office/word/2015/wordml/symex" xmlns:wpg="http://schemas.microsoft.com/office/word/2010/wordprocessingGroup" xmlns:wpi="http://schemas.microsoft.com/office/word/2010/wordprocessingInk" xmlns:wne="http://schemas.microsoft.com/office/word/2006/wordml" xmlns:wps="http://schemas.microsoft.com/office/word/2010/wordprocessingShape" mc:Ignorable="w14 w15 w16se w16cid w16 w16cex w16sdtdh wp14">
+<w:footnotes xmlns:wpc="http://schemas.microsoft.com/office/word/2010/wordprocessingCanvas" xmlns:cx="http://schemas.microsoft.com/office/drawing/2014/chartex" xmlns:cx1="http://schemas.microsoft.com/office/drawing/2015/9/8/chartex" xmlns:cx2="http://schemas.microsoft.com/office/drawing/2015/10/21/chartex" xmlns:cx3="http://schemas.microsoft.com/office/drawing/2016/5/9/chartex" xmlns:cx4="http://schemas.microsoft.com/office/drawing/2016/5/10/chartex" xmlns:cx5="http://schemas.microsoft.com/office/drawing/2016/5/11/chartex" xmlns:cx6="http://schemas.microsoft.com/office/drawing/2016/5/12/chartex" xmlns:cx7="http://schemas.microsoft.com/office/drawing/2016/5/13/chartex" xmlns:cx8="http://schemas.microsoft.com/office/drawing/2016/5/14/chartex" xmlns:mc="http://schemas.openxmlformats.org/markup-compatibility/2006" xmlns:aink="http://schemas.microsoft.com/office/drawing/2016/ink" xmlns:am3d="http://schemas.microsoft.com/office/drawing/2017/model3d" xmlns:o="urn:schemas-microsoft-com:office:office" xmlns:oel="http://schemas.microsoft.com/office/2019/extlst" xmlns:r="http://schemas.openxmlformats.org/officeDocument/2006/relationships" xmlns:m="http://schemas.openxmlformats.org/officeDocument/2006/math" xmlns:v="urn:schemas-microsoft-com:vml" xmlns:wp14="http://schemas.microsoft.com/office/word/2010/wordprocessingDrawing" xmlns:wp="http://schemas.openxmlformats.org/drawingml/2006/wordprocessingDrawing" xmlns:w10="urn:schemas-microsoft-com:office:word" xmlns:w="http://schemas.openxmlformats.org/wordprocessingml/2006/main" xmlns:w14="http://schemas.microsoft.com/office/word/2010/wordml" xmlns:w15="http://schemas.microsoft.com/office/word/2012/wordml" xmlns:w16cex="http://schemas.microsoft.com/office/word/2018/wordml/cex" xmlns:w16cid="http://schemas.microsoft.com/office/word/2016/wordml/cid" xmlns:w16="http://schemas.microsoft.com/office/word/2018/wordml" xmlns:w16sdtdh="http://schemas.microsoft.com/office/word/2020/wordml/sdtdatahash" xmlns:w16se="http://schemas.microsoft.com/office/word/2015/wordml/symex" xmlns:wpg="http://schemas.microsoft.com/office/word/2010/wordprocessingGroup" xmlns:wpi="http://schemas.microsoft.com/office/word/2010/wordprocessingInk" xmlns:wne="http://schemas.microsoft.com/office/word/2006/wordml" xmlns:wps="http://schemas.microsoft.com/office/word/2010/wordprocessingShape" mc:Ignorable="w14 w15 w16se w16cid w16 w16cex w16sdtdh wp14">
   <w:footnote w:type="separator" w:id="-1">
     <w:p>
       <w:r>
@@ -2047,7 +2367,17 @@
 </file>
 
 <file path=word/header1.xml><?xml version="1.0" encoding="utf-8"?>
-<w:hdr xmlns:wpc="http://schemas.microsoft.com/office/word/2010/wordprocessingCanvas" xmlns:cx="http://schemas.microsoft.com/office/drawing/2014/chartex" xmlns:cx1="http://schemas.microsoft.com/office/drawing/2015/9/8/chartex" xmlns:cx2="http://schemas.microsoft.com/office/drawing/2015/10/21/chartex" xmlns:cx3="http://schemas.microsoft.com/office/drawing/2016/5/9/chartex" xmlns:cx4="http://schemas.microsoft.com/office/drawing/2016/5/10/chartex" xmlns:cx5="http://schemas.microsoft.com/office/drawing/2016/5/11/chartex" xmlns:cx6="http://schemas.microsoft.com/office/drawing/2016/5/12/chartex" xmlns:cx7="http://schemas.microsoft.com/office/drawing/2016/5/13/chartex" xmlns:cx8="http://schemas.microsoft.com/office/drawing/2016/5/14/chartex" xmlns:mc="http://schemas.openxmlformats.org/markup-compatibility/2006" xmlns:aink="http://schemas.microsoft.com/office/drawing/2016/ink" xmlns:am3d="http://schemas.microsoft.com/office/drawing/2017/model3d" xmlns:o="urn:schemas-microsoft-com:office:office" xmlns:r="http://schemas.openxmlformats.org/officeDocument/2006/relationships" xmlns:m="http://schemas.openxmlformats.org/officeDocument/2006/math" xmlns:v="urn:schemas-microsoft-com:vml" xmlns:wp14="http://schemas.microsoft.com/office/word/2010/wordprocessingDrawing" xmlns:wp="http://schemas.openxmlformats.org/drawingml/2006/wordprocessingDrawing" xmlns:w10="urn:schemas-microsoft-com:office:word" xmlns:w="http://schemas.openxmlformats.org/wordprocessingml/2006/main" xmlns:w14="http://schemas.microsoft.com/office/word/2010/wordml" xmlns:w15="http://schemas.microsoft.com/office/word/2012/wordml" xmlns:w16cex="http://schemas.microsoft.com/office/word/2018/wordml/cex" xmlns:w16cid="http://schemas.microsoft.com/office/word/2016/wordml/cid" xmlns:w16="http://schemas.microsoft.com/office/word/2018/wordml" xmlns:w16sdtdh="http://schemas.microsoft.com/office/word/2020/wordml/sdtdatahash" xmlns:w16se="http://schemas.microsoft.com/office/word/2015/wordml/symex" xmlns:wpg="http://schemas.microsoft.com/office/word/2010/wordprocessingGroup" xmlns:wpi="http://schemas.microsoft.com/office/word/2010/wordprocessingInk" xmlns:wne="http://schemas.microsoft.com/office/word/2006/wordml" xmlns:wps="http://schemas.microsoft.com/office/word/2010/wordprocessingShape" mc:Ignorable="w14 w15 w16se w16cid w16 w16cex w16sdtdh wp14">
+<w:hdr xmlns:wpc="http://schemas.microsoft.com/office/word/2010/wordprocessingCanvas" xmlns:cx="http://schemas.microsoft.com/office/drawing/2014/chartex" xmlns:cx1="http://schemas.microsoft.com/office/drawing/2015/9/8/chartex" xmlns:cx2="http://schemas.microsoft.com/office/drawing/2015/10/21/chartex" xmlns:cx3="http://schemas.microsoft.com/office/drawing/2016/5/9/chartex" xmlns:cx4="http://schemas.microsoft.com/office/drawing/2016/5/10/chartex" xmlns:cx5="http://schemas.microsoft.com/office/drawing/2016/5/11/chartex" xmlns:cx6="http://schemas.microsoft.com/office/drawing/2016/5/12/chartex" xmlns:cx7="http://schemas.microsoft.com/office/drawing/2016/5/13/chartex" xmlns:cx8="http://schemas.microsoft.com/office/drawing/2016/5/14/chartex" xmlns:mc="http://schemas.openxmlformats.org/markup-compatibility/2006" xmlns:aink="http://schemas.microsoft.com/office/drawing/2016/ink" xmlns:am3d="http://schemas.microsoft.com/office/drawing/2017/model3d" xmlns:o="urn:schemas-microsoft-com:office:office" xmlns:oel="http://schemas.microsoft.com/office/2019/extlst" xmlns:r="http://schemas.openxmlformats.org/officeDocument/2006/relationships" xmlns:m="http://schemas.openxmlformats.org/officeDocument/2006/math" xmlns:v="urn:schemas-microsoft-com:vml" xmlns:wp14="http://schemas.microsoft.com/office/word/2010/wordprocessingDrawing" xmlns:wp="http://schemas.openxmlformats.org/drawingml/2006/wordprocessingDrawing" xmlns:w10="urn:schemas-microsoft-com:office:word" xmlns:w="http://schemas.openxmlformats.org/wordprocessingml/2006/main" xmlns:w14="http://schemas.microsoft.com/office/word/2010/wordml" xmlns:w15="http://schemas.microsoft.com/office/word/2012/wordml" xmlns:w16cex="http://schemas.microsoft.com/office/word/2018/wordml/cex" xmlns:w16cid="http://schemas.microsoft.com/office/word/2016/wordml/cid" xmlns:w16="http://schemas.microsoft.com/office/word/2018/wordml" xmlns:w16sdtdh="http://schemas.microsoft.com/office/word/2020/wordml/sdtdatahash" xmlns:w16se="http://schemas.microsoft.com/office/word/2015/wordml/symex" xmlns:wpg="http://schemas.microsoft.com/office/word/2010/wordprocessingGroup" xmlns:wpi="http://schemas.microsoft.com/office/word/2010/wordprocessingInk" xmlns:wne="http://schemas.microsoft.com/office/word/2006/wordml" xmlns:wps="http://schemas.microsoft.com/office/word/2010/wordprocessingShape" mc:Ignorable="w14 w15 w16se w16cid w16 w16cex w16sdtdh wp14">
+  <w:p>
+    <w:pPr>
+      <w:pStyle w:val="Header"/>
+    </w:pPr>
+  </w:p>
+</w:hdr>
+</file>
+
+<file path=word/header2.xml><?xml version="1.0" encoding="utf-8"?>
+<w:hdr xmlns:wpc="http://schemas.microsoft.com/office/word/2010/wordprocessingCanvas" xmlns:cx="http://schemas.microsoft.com/office/drawing/2014/chartex" xmlns:cx1="http://schemas.microsoft.com/office/drawing/2015/9/8/chartex" xmlns:cx2="http://schemas.microsoft.com/office/drawing/2015/10/21/chartex" xmlns:cx3="http://schemas.microsoft.com/office/drawing/2016/5/9/chartex" xmlns:cx4="http://schemas.microsoft.com/office/drawing/2016/5/10/chartex" xmlns:cx5="http://schemas.microsoft.com/office/drawing/2016/5/11/chartex" xmlns:cx6="http://schemas.microsoft.com/office/drawing/2016/5/12/chartex" xmlns:cx7="http://schemas.microsoft.com/office/drawing/2016/5/13/chartex" xmlns:cx8="http://schemas.microsoft.com/office/drawing/2016/5/14/chartex" xmlns:mc="http://schemas.openxmlformats.org/markup-compatibility/2006" xmlns:aink="http://schemas.microsoft.com/office/drawing/2016/ink" xmlns:am3d="http://schemas.microsoft.com/office/drawing/2017/model3d" xmlns:o="urn:schemas-microsoft-com:office:office" xmlns:oel="http://schemas.microsoft.com/office/2019/extlst" xmlns:r="http://schemas.openxmlformats.org/officeDocument/2006/relationships" xmlns:m="http://schemas.openxmlformats.org/officeDocument/2006/math" xmlns:v="urn:schemas-microsoft-com:vml" xmlns:wp14="http://schemas.microsoft.com/office/word/2010/wordprocessingDrawing" xmlns:wp="http://schemas.openxmlformats.org/drawingml/2006/wordprocessingDrawing" xmlns:w10="urn:schemas-microsoft-com:office:word" xmlns:w="http://schemas.openxmlformats.org/wordprocessingml/2006/main" xmlns:w14="http://schemas.microsoft.com/office/word/2010/wordml" xmlns:w15="http://schemas.microsoft.com/office/word/2012/wordml" xmlns:w16cex="http://schemas.microsoft.com/office/word/2018/wordml/cex" xmlns:w16cid="http://schemas.microsoft.com/office/word/2016/wordml/cid" xmlns:w16="http://schemas.microsoft.com/office/word/2018/wordml" xmlns:w16sdtdh="http://schemas.microsoft.com/office/word/2020/wordml/sdtdatahash" xmlns:w16se="http://schemas.microsoft.com/office/word/2015/wordml/symex" xmlns:wpg="http://schemas.microsoft.com/office/word/2010/wordprocessingGroup" xmlns:wpi="http://schemas.microsoft.com/office/word/2010/wordprocessingInk" xmlns:wne="http://schemas.microsoft.com/office/word/2006/wordml" xmlns:wps="http://schemas.microsoft.com/office/word/2010/wordprocessingShape" mc:Ignorable="w14 w15 w16se w16cid w16 w16cex w16sdtdh wp14">
   <w:p>
     <w:pPr>
       <w:pStyle w:val="Header"/>
@@ -2119,6 +2449,7 @@
                               <w:szCs w:val="18"/>
                             </w:rPr>
                           </w:pPr>
+                          <w:proofErr w:type="spellStart"/>
                           <w:r>
                             <w:rPr>
                               <w:rFonts w:ascii="Arial" w:hAnsi="Arial" w:cs="Arial"/>
@@ -2126,7 +2457,57 @@
                               <w:sz w:val="18"/>
                               <w:szCs w:val="18"/>
                             </w:rPr>
-                            <w:t>Akbarpur Channa, Ludhiana-Malerkotla Road, Ahmedgarh - 148021 District, Sangrur</w:t>
+                            <w:t>Akbarpur</w:t>
+                          </w:r>
+                          <w:proofErr w:type="spellEnd"/>
+                          <w:r>
+                            <w:rPr>
+                              <w:rFonts w:ascii="Arial" w:hAnsi="Arial" w:cs="Arial"/>
+                              <w:color w:val="525A5D"/>
+                              <w:sz w:val="18"/>
+                              <w:szCs w:val="18"/>
+                            </w:rPr>
+                            <w:t xml:space="preserve"> Channa, Ludhiana-</w:t>
+                          </w:r>
+                          <w:proofErr w:type="spellStart"/>
+                          <w:r>
+                            <w:rPr>
+                              <w:rFonts w:ascii="Arial" w:hAnsi="Arial" w:cs="Arial"/>
+                              <w:color w:val="525A5D"/>
+                              <w:sz w:val="18"/>
+                              <w:szCs w:val="18"/>
+                            </w:rPr>
+                            <w:t>Malerkotla</w:t>
+                          </w:r>
+                          <w:proofErr w:type="spellEnd"/>
+                          <w:r>
+                            <w:rPr>
+                              <w:rFonts w:ascii="Arial" w:hAnsi="Arial" w:cs="Arial"/>
+                              <w:color w:val="525A5D"/>
+                              <w:sz w:val="18"/>
+                              <w:szCs w:val="18"/>
+                            </w:rPr>
+                            <w:t xml:space="preserve"> Road, </w:t>
+                          </w:r>
+                          <w:proofErr w:type="spellStart"/>
+                          <w:r>
+                            <w:rPr>
+                              <w:rFonts w:ascii="Arial" w:hAnsi="Arial" w:cs="Arial"/>
+                              <w:color w:val="525A5D"/>
+                              <w:sz w:val="18"/>
+                              <w:szCs w:val="18"/>
+                            </w:rPr>
+                            <w:t>Ahmedgarh</w:t>
+                          </w:r>
+                          <w:proofErr w:type="spellEnd"/>
+                          <w:r>
+                            <w:rPr>
+                              <w:rFonts w:ascii="Arial" w:hAnsi="Arial" w:cs="Arial"/>
+                              <w:color w:val="525A5D"/>
+                              <w:sz w:val="18"/>
+                              <w:szCs w:val="18"/>
+                            </w:rPr>
+                            <w:t xml:space="preserve"> - 148021 District, Sangrur</w:t>
                           </w:r>
                           <w:r>
                             <w:rPr>
@@ -2335,7 +2716,7 @@
         </mc:Choice>
         <mc:Fallback>
           <w:pict>
-            <v:rect w14:anchorId="6BCF1A02" id="Rectangle 10" o:spid="_x0000_s1027" style="position:absolute;margin-left:637.5pt;margin-top:0;width:231.75pt;height:77.95pt;z-index:251657216;visibility:visible;mso-wrap-style:square;mso-width-percent:0;mso-height-percent:0;mso-wrap-distance-left:9pt;mso-wrap-distance-top:0;mso-wrap-distance-right:9pt;mso-wrap-distance-bottom:0;mso-position-horizontal:absolute;mso-position-horizontal-relative:text;mso-position-vertical:absolute;mso-position-vertical-relative:text;mso-width-percent:0;mso-height-percent:0;mso-width-relative:margin;mso-height-relative:margin;v-text-anchor:middle" o:gfxdata="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" fillcolor="white [3201]" strokecolor="white [3212]" strokeweight="1pt">
+            <v:rect w14:anchorId="6BCF1A02" id="Rectangle 10" o:spid="_x0000_s1027" style="position:absolute;margin-left:637.5pt;margin-top:0;width:231.75pt;height:77.95pt;z-index:251657216;visibility:visible;mso-wrap-style:square;mso-width-percent:0;mso-height-percent:0;mso-wrap-distance-left:9pt;mso-wrap-distance-top:0;mso-wrap-distance-right:9pt;mso-wrap-distance-bottom:0;mso-position-horizontal:absolute;mso-position-horizontal-relative:text;mso-position-vertical:absolute;mso-position-vertical-relative:text;mso-width-percent:0;mso-height-percent:0;mso-width-relative:margin;mso-height-relative:margin;v-text-anchor:middle" o:gfxdata="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" fillcolor="white [3201]" strokecolor="white [3212]" strokeweight="1pt">
               <v:textbox>
                 <w:txbxContent>
                   <w:p>
@@ -2350,6 +2731,7 @@
                         <w:szCs w:val="18"/>
                       </w:rPr>
                     </w:pPr>
+                    <w:proofErr w:type="spellStart"/>
                     <w:r>
                       <w:rPr>
                         <w:rFonts w:ascii="Arial" w:hAnsi="Arial" w:cs="Arial"/>
@@ -2357,7 +2739,57 @@
                         <w:sz w:val="18"/>
                         <w:szCs w:val="18"/>
                       </w:rPr>
-                      <w:t>Akbarpur Channa, Ludhiana-Malerkotla Road, Ahmedgarh - 148021 District, Sangrur</w:t>
+                      <w:t>Akbarpur</w:t>
+                    </w:r>
+                    <w:proofErr w:type="spellEnd"/>
+                    <w:r>
+                      <w:rPr>
+                        <w:rFonts w:ascii="Arial" w:hAnsi="Arial" w:cs="Arial"/>
+                        <w:color w:val="525A5D"/>
+                        <w:sz w:val="18"/>
+                        <w:szCs w:val="18"/>
+                      </w:rPr>
+                      <w:t xml:space="preserve"> Channa, Ludhiana-</w:t>
+                    </w:r>
+                    <w:proofErr w:type="spellStart"/>
+                    <w:r>
+                      <w:rPr>
+                        <w:rFonts w:ascii="Arial" w:hAnsi="Arial" w:cs="Arial"/>
+                        <w:color w:val="525A5D"/>
+                        <w:sz w:val="18"/>
+                        <w:szCs w:val="18"/>
+                      </w:rPr>
+                      <w:t>Malerkotla</w:t>
+                    </w:r>
+                    <w:proofErr w:type="spellEnd"/>
+                    <w:r>
+                      <w:rPr>
+                        <w:rFonts w:ascii="Arial" w:hAnsi="Arial" w:cs="Arial"/>
+                        <w:color w:val="525A5D"/>
+                        <w:sz w:val="18"/>
+                        <w:szCs w:val="18"/>
+                      </w:rPr>
+                      <w:t xml:space="preserve"> Road, </w:t>
+                    </w:r>
+                    <w:proofErr w:type="spellStart"/>
+                    <w:r>
+                      <w:rPr>
+                        <w:rFonts w:ascii="Arial" w:hAnsi="Arial" w:cs="Arial"/>
+                        <w:color w:val="525A5D"/>
+                        <w:sz w:val="18"/>
+                        <w:szCs w:val="18"/>
+                      </w:rPr>
+                      <w:t>Ahmedgarh</w:t>
+                    </w:r>
+                    <w:proofErr w:type="spellEnd"/>
+                    <w:r>
+                      <w:rPr>
+                        <w:rFonts w:ascii="Arial" w:hAnsi="Arial" w:cs="Arial"/>
+                        <w:color w:val="525A5D"/>
+                        <w:sz w:val="18"/>
+                        <w:szCs w:val="18"/>
+                      </w:rPr>
+                      <w:t xml:space="preserve"> - 148021 District, Sangrur</w:t>
                     </w:r>
                     <w:r>
                       <w:rPr>
@@ -2614,8 +3046,18 @@
 </w:hdr>
 </file>
 
+<file path=word/header3.xml><?xml version="1.0" encoding="utf-8"?>
+<w:hdr xmlns:wpc="http://schemas.microsoft.com/office/word/2010/wordprocessingCanvas" xmlns:cx="http://schemas.microsoft.com/office/drawing/2014/chartex" xmlns:cx1="http://schemas.microsoft.com/office/drawing/2015/9/8/chartex" xmlns:cx2="http://schemas.microsoft.com/office/drawing/2015/10/21/chartex" xmlns:cx3="http://schemas.microsoft.com/office/drawing/2016/5/9/chartex" xmlns:cx4="http://schemas.microsoft.com/office/drawing/2016/5/10/chartex" xmlns:cx5="http://schemas.microsoft.com/office/drawing/2016/5/11/chartex" xmlns:cx6="http://schemas.microsoft.com/office/drawing/2016/5/12/chartex" xmlns:cx7="http://schemas.microsoft.com/office/drawing/2016/5/13/chartex" xmlns:cx8="http://schemas.microsoft.com/office/drawing/2016/5/14/chartex" xmlns:mc="http://schemas.openxmlformats.org/markup-compatibility/2006" xmlns:aink="http://schemas.microsoft.com/office/drawing/2016/ink" xmlns:am3d="http://schemas.microsoft.com/office/drawing/2017/model3d" xmlns:o="urn:schemas-microsoft-com:office:office" xmlns:oel="http://schemas.microsoft.com/office/2019/extlst" xmlns:r="http://schemas.openxmlformats.org/officeDocument/2006/relationships" xmlns:m="http://schemas.openxmlformats.org/officeDocument/2006/math" xmlns:v="urn:schemas-microsoft-com:vml" xmlns:wp14="http://schemas.microsoft.com/office/word/2010/wordprocessingDrawing" xmlns:wp="http://schemas.openxmlformats.org/drawingml/2006/wordprocessingDrawing" xmlns:w10="urn:schemas-microsoft-com:office:word" xmlns:w="http://schemas.openxmlformats.org/wordprocessingml/2006/main" xmlns:w14="http://schemas.microsoft.com/office/word/2010/wordml" xmlns:w15="http://schemas.microsoft.com/office/word/2012/wordml" xmlns:w16cex="http://schemas.microsoft.com/office/word/2018/wordml/cex" xmlns:w16cid="http://schemas.microsoft.com/office/word/2016/wordml/cid" xmlns:w16="http://schemas.microsoft.com/office/word/2018/wordml" xmlns:w16sdtdh="http://schemas.microsoft.com/office/word/2020/wordml/sdtdatahash" xmlns:w16se="http://schemas.microsoft.com/office/word/2015/wordml/symex" xmlns:wpg="http://schemas.microsoft.com/office/word/2010/wordprocessingGroup" xmlns:wpi="http://schemas.microsoft.com/office/word/2010/wordprocessingInk" xmlns:wne="http://schemas.microsoft.com/office/word/2006/wordml" xmlns:wps="http://schemas.microsoft.com/office/word/2010/wordprocessingShape" mc:Ignorable="w14 w15 w16se w16cid w16 w16cex w16sdtdh wp14">
+  <w:p>
+    <w:pPr>
+      <w:pStyle w:val="Header"/>
+    </w:pPr>
+  </w:p>
+</w:hdr>
+</file>
+
 <file path=word/numbering.xml><?xml version="1.0" encoding="utf-8"?>
-<w:numbering xmlns:wpc="http://schemas.microsoft.com/office/word/2010/wordprocessingCanvas" xmlns:cx="http://schemas.microsoft.com/office/drawing/2014/chartex" xmlns:cx1="http://schemas.microsoft.com/office/drawing/2015/9/8/chartex" xmlns:cx2="http://schemas.microsoft.com/office/drawing/2015/10/21/chartex" xmlns:cx3="http://schemas.microsoft.com/office/drawing/2016/5/9/chartex" xmlns:cx4="http://schemas.microsoft.com/office/drawing/2016/5/10/chartex" xmlns:cx5="http://schemas.microsoft.com/office/drawing/2016/5/11/chartex" xmlns:cx6="http://schemas.microsoft.com/office/drawing/2016/5/12/chartex" xmlns:cx7="http://schemas.microsoft.com/office/drawing/2016/5/13/chartex" xmlns:cx8="http://schemas.microsoft.com/office/drawing/2016/5/14/chartex" xmlns:mc="http://schemas.openxmlformats.org/markup-compatibility/2006" xmlns:aink="http://schemas.microsoft.com/office/drawing/2016/ink" xmlns:am3d="http://schemas.microsoft.com/office/drawing/2017/model3d" xmlns:o="urn:schemas-microsoft-com:office:office" xmlns:r="http://schemas.openxmlformats.org/officeDocument/2006/relationships" xmlns:m="http://schemas.openxmlformats.org/officeDocument/2006/math" xmlns:v="urn:schemas-microsoft-com:vml" xmlns:wp14="http://schemas.microsoft.com/office/word/2010/wordprocessingDrawing" xmlns:wp="http://schemas.openxmlformats.org/drawingml/2006/wordprocessingDrawing" xmlns:w10="urn:schemas-microsoft-com:office:word" xmlns:w="http://schemas.openxmlformats.org/wordprocessingml/2006/main" xmlns:w14="http://schemas.microsoft.com/office/word/2010/wordml" xmlns:w15="http://schemas.microsoft.com/office/word/2012/wordml" xmlns:w16cex="http://schemas.microsoft.com/office/word/2018/wordml/cex" xmlns:w16cid="http://schemas.microsoft.com/office/word/2016/wordml/cid" xmlns:w16="http://schemas.microsoft.com/office/word/2018/wordml" xmlns:w16sdtdh="http://schemas.microsoft.com/office/word/2020/wordml/sdtdatahash" xmlns:w16se="http://schemas.microsoft.com/office/word/2015/wordml/symex" xmlns:wpg="http://schemas.microsoft.com/office/word/2010/wordprocessingGroup" xmlns:wpi="http://schemas.microsoft.com/office/word/2010/wordprocessingInk" xmlns:wne="http://schemas.microsoft.com/office/word/2006/wordml" xmlns:wps="http://schemas.microsoft.com/office/word/2010/wordprocessingShape" mc:Ignorable="w14 w15 w16se w16cid w16 w16cex w16sdtdh wp14">
+<w:numbering xmlns:wpc="http://schemas.microsoft.com/office/word/2010/wordprocessingCanvas" xmlns:cx="http://schemas.microsoft.com/office/drawing/2014/chartex" xmlns:cx1="http://schemas.microsoft.com/office/drawing/2015/9/8/chartex" xmlns:cx2="http://schemas.microsoft.com/office/drawing/2015/10/21/chartex" xmlns:cx3="http://schemas.microsoft.com/office/drawing/2016/5/9/chartex" xmlns:cx4="http://schemas.microsoft.com/office/drawing/2016/5/10/chartex" xmlns:cx5="http://schemas.microsoft.com/office/drawing/2016/5/11/chartex" xmlns:cx6="http://schemas.microsoft.com/office/drawing/2016/5/12/chartex" xmlns:cx7="http://schemas.microsoft.com/office/drawing/2016/5/13/chartex" xmlns:cx8="http://schemas.microsoft.com/office/drawing/2016/5/14/chartex" xmlns:mc="http://schemas.openxmlformats.org/markup-compatibility/2006" xmlns:aink="http://schemas.microsoft.com/office/drawing/2016/ink" xmlns:am3d="http://schemas.microsoft.com/office/drawing/2017/model3d" xmlns:o="urn:schemas-microsoft-com:office:office" xmlns:oel="http://schemas.microsoft.com/office/2019/extlst" xmlns:r="http://schemas.openxmlformats.org/officeDocument/2006/relationships" xmlns:m="http://schemas.openxmlformats.org/officeDocument/2006/math" xmlns:v="urn:schemas-microsoft-com:vml" xmlns:wp14="http://schemas.microsoft.com/office/word/2010/wordprocessingDrawing" xmlns:wp="http://schemas.openxmlformats.org/drawingml/2006/wordprocessingDrawing" xmlns:w10="urn:schemas-microsoft-com:office:word" xmlns:w="http://schemas.openxmlformats.org/wordprocessingml/2006/main" xmlns:w14="http://schemas.microsoft.com/office/word/2010/wordml" xmlns:w15="http://schemas.microsoft.com/office/word/2012/wordml" xmlns:w16cex="http://schemas.microsoft.com/office/word/2018/wordml/cex" xmlns:w16cid="http://schemas.microsoft.com/office/word/2016/wordml/cid" xmlns:w16="http://schemas.microsoft.com/office/word/2018/wordml" xmlns:w16sdtdh="http://schemas.microsoft.com/office/word/2020/wordml/sdtdatahash" xmlns:w16se="http://schemas.microsoft.com/office/word/2015/wordml/symex" xmlns:wpg="http://schemas.microsoft.com/office/word/2010/wordprocessingGroup" xmlns:wpi="http://schemas.microsoft.com/office/word/2010/wordprocessingInk" xmlns:wne="http://schemas.microsoft.com/office/word/2006/wordml" xmlns:wps="http://schemas.microsoft.com/office/word/2010/wordprocessingShape" mc:Ignorable="w14 w15 w16se w16cid w16 w16cex w16sdtdh wp14">
   <w:abstractNum w:abstractNumId="0" w15:restartNumberingAfterBreak="0">
     <w:nsid w:val="19365752"/>
     <w:multiLevelType w:val="hybridMultilevel"/>
@@ -2858,16 +3300,16 @@
       <w:lvlJc w:val="left"/>
     </w:lvl>
   </w:abstractNum>
-  <w:num w:numId="1">
+  <w:num w:numId="1" w16cid:durableId="1401564130">
     <w:abstractNumId w:val="2"/>
   </w:num>
-  <w:num w:numId="2">
+  <w:num w:numId="2" w16cid:durableId="1343127120">
     <w:abstractNumId w:val="3"/>
   </w:num>
-  <w:num w:numId="3">
+  <w:num w:numId="3" w16cid:durableId="1649826178">
     <w:abstractNumId w:val="1"/>
   </w:num>
-  <w:num w:numId="4">
+  <w:num w:numId="4" w16cid:durableId="3289629">
     <w:abstractNumId w:val="0"/>
   </w:num>
 </w:numbering>
@@ -2992,6 +3434,7 @@
     <w:lsdException w:name="HTML Sample" w:semiHidden="1" w:unhideWhenUsed="1"/>
     <w:lsdException w:name="HTML Typewriter" w:semiHidden="1" w:unhideWhenUsed="1"/>
     <w:lsdException w:name="HTML Variable" w:semiHidden="1" w:unhideWhenUsed="1"/>
+    <w:lsdException w:name="Normal Table" w:semiHidden="1" w:unhideWhenUsed="1"/>
     <w:lsdException w:name="annotation subject" w:semiHidden="1" w:unhideWhenUsed="1"/>
     <w:lsdException w:name="No List" w:semiHidden="1" w:unhideWhenUsed="1"/>
     <w:lsdException w:name="Outline List 1" w:semiHidden="1" w:unhideWhenUsed="1"/>
@@ -3034,8 +3477,11 @@
     <w:lsdException w:name="Table Contemporary" w:semiHidden="1" w:unhideWhenUsed="1"/>
     <w:lsdException w:name="Table Elegant" w:semiHidden="1" w:unhideWhenUsed="1"/>
     <w:lsdException w:name="Table Professional" w:semiHidden="1" w:unhideWhenUsed="1"/>
+    <w:lsdException w:name="Table Subtle 1" w:semiHidden="1" w:unhideWhenUsed="1"/>
     <w:lsdException w:name="Table Subtle 2" w:semiHidden="1" w:unhideWhenUsed="1"/>
     <w:lsdException w:name="Table Web 1" w:semiHidden="1" w:unhideWhenUsed="1"/>
+    <w:lsdException w:name="Table Web 2" w:semiHidden="1" w:unhideWhenUsed="1"/>
+    <w:lsdException w:name="Table Web 3" w:semiHidden="1" w:unhideWhenUsed="1"/>
     <w:lsdException w:name="Balloon Text" w:semiHidden="1" w:unhideWhenUsed="1"/>
     <w:lsdException w:name="Table Grid" w:uiPriority="39"/>
     <w:lsdException w:name="Table Theme" w:semiHidden="1" w:unhideWhenUsed="1"/>

--- a/APLOS/POPResources/Templates/PurchaseOrder202034.docx
+++ b/APLOS/POPResources/Templates/PurchaseOrder202034.docx
@@ -246,6 +246,7 @@
               <w:t>Contract No: {</w:t>
             </w:r>
             <w:proofErr w:type="spellStart"/>
+            <w:proofErr w:type="gramStart"/>
             <w:r>
               <w:rPr>
                 <w:rFonts w:ascii="Tahoma" w:hAnsi="Tahoma" w:cs="Tahoma"/>
@@ -265,7 +266,18 @@
                 <w:sz w:val="16"/>
                 <w:szCs w:val="16"/>
               </w:rPr>
-              <w:t>}                                    Purchase LC NO: {</w:t>
+              <w:t xml:space="preserve">}   </w:t>
+            </w:r>
+            <w:proofErr w:type="gramEnd"/>
+            <w:r>
+              <w:rPr>
+                <w:rFonts w:ascii="Tahoma" w:eastAsia="Times New Roman" w:hAnsi="Tahoma" w:cs="Tahoma"/>
+                <w:b/>
+                <w:color w:val="000000"/>
+                <w:sz w:val="16"/>
+                <w:szCs w:val="16"/>
+              </w:rPr>
+              <w:t xml:space="preserve">                                 Purchase LC NO: {</w:t>
             </w:r>
             <w:proofErr w:type="spellStart"/>
             <w:r>
@@ -410,6 +422,7 @@
                 <w:szCs w:val="16"/>
               </w:rPr>
             </w:pPr>
+            <w:proofErr w:type="gramStart"/>
             <w:r>
               <w:rPr>
                 <w:rFonts w:ascii="Tahoma" w:hAnsi="Tahoma" w:cs="Tahoma"/>
@@ -417,7 +430,17 @@
                 <w:sz w:val="16"/>
                 <w:szCs w:val="16"/>
               </w:rPr>
-              <w:t>Checked  Status:</w:t>
+              <w:t>Checked  Status</w:t>
+            </w:r>
+            <w:proofErr w:type="gramEnd"/>
+            <w:r>
+              <w:rPr>
+                <w:rFonts w:ascii="Tahoma" w:hAnsi="Tahoma" w:cs="Tahoma"/>
+                <w:b/>
+                <w:sz w:val="16"/>
+                <w:szCs w:val="16"/>
+              </w:rPr>
+              <w:t>:</w:t>
             </w:r>
             <w:r>
               <w:rPr>
@@ -511,6 +534,71 @@
                 <w:szCs w:val="16"/>
               </w:rPr>
               <w:t>CredtibleStatus</w:t>
+            </w:r>
+            <w:proofErr w:type="spellEnd"/>
+            <w:r>
+              <w:rPr>
+                <w:rFonts w:ascii="Tahoma" w:hAnsi="Tahoma" w:cs="Tahoma"/>
+                <w:sz w:val="16"/>
+                <w:szCs w:val="16"/>
+              </w:rPr>
+              <w:t>}</w:t>
+            </w:r>
+          </w:p>
+          <w:p>
+            <w:pPr>
+              <w:rPr>
+                <w:rFonts w:ascii="Tahoma" w:hAnsi="Tahoma" w:cs="Tahoma"/>
+                <w:sz w:val="16"/>
+                <w:szCs w:val="16"/>
+              </w:rPr>
+            </w:pPr>
+            <w:r>
+              <w:rPr>
+                <w:rFonts w:ascii="Tahoma" w:hAnsi="Tahoma" w:cs="Tahoma"/>
+                <w:b/>
+                <w:sz w:val="16"/>
+                <w:szCs w:val="16"/>
+              </w:rPr>
+              <w:t>Payment Term Days</w:t>
+            </w:r>
+            <w:proofErr w:type="gramStart"/>
+            <w:r>
+              <w:rPr>
+                <w:rFonts w:ascii="Tahoma" w:hAnsi="Tahoma" w:cs="Tahoma"/>
+                <w:b/>
+                <w:sz w:val="16"/>
+                <w:szCs w:val="16"/>
+              </w:rPr>
+              <w:t xml:space="preserve">: </w:t>
+            </w:r>
+            <w:r>
+              <w:rPr>
+                <w:rFonts w:ascii="Tahoma" w:hAnsi="Tahoma" w:cs="Tahoma"/>
+                <w:b/>
+                <w:sz w:val="16"/>
+                <w:szCs w:val="16"/>
+              </w:rPr>
+              <w:t xml:space="preserve"> </w:t>
+            </w:r>
+            <w:r>
+              <w:rPr>
+                <w:rFonts w:ascii="Tahoma" w:hAnsi="Tahoma" w:cs="Tahoma"/>
+                <w:sz w:val="16"/>
+                <w:szCs w:val="16"/>
+              </w:rPr>
+              <w:t>{</w:t>
+            </w:r>
+            <w:proofErr w:type="spellStart"/>
+            <w:proofErr w:type="gramEnd"/>
+            <w:r>
+              <w:rPr>
+                <w:rFonts w:ascii="Consolas" w:hAnsi="Consolas" w:cs="Consolas"/>
+                <w:color w:val="000000"/>
+                <w:sz w:val="19"/>
+                <w:szCs w:val="19"/>
+              </w:rPr>
+              <w:t>BaseNoOfDays</w:t>
             </w:r>
             <w:proofErr w:type="spellEnd"/>
             <w:r>
@@ -788,9 +876,21 @@
                 <w:sz w:val="16"/>
                 <w:szCs w:val="16"/>
               </w:rPr>
-              <w:t>Your Ref No.:{</w:t>
+              <w:t xml:space="preserve">Your Ref </w:t>
+            </w:r>
+            <w:proofErr w:type="gramStart"/>
+            <w:r>
+              <w:rPr>
+                <w:rFonts w:ascii="Tahoma" w:eastAsia="Arial" w:hAnsi="Tahoma" w:cs="Tahoma"/>
+                <w:b/>
+                <w:bCs/>
+                <w:sz w:val="16"/>
+                <w:szCs w:val="16"/>
+              </w:rPr>
+              <w:t>No.:{</w:t>
             </w:r>
             <w:proofErr w:type="spellStart"/>
+            <w:proofErr w:type="gramEnd"/>
             <w:r>
               <w:rPr>
                 <w:rFonts w:ascii="Tahoma" w:eastAsia="Arial" w:hAnsi="Tahoma" w:cs="Tahoma"/>
@@ -839,9 +939,21 @@
                 <w:sz w:val="16"/>
                 <w:szCs w:val="16"/>
               </w:rPr>
-              <w:t>Your Ref Date:{</w:t>
+              <w:t xml:space="preserve">Your Ref </w:t>
+            </w:r>
+            <w:proofErr w:type="gramStart"/>
+            <w:r>
+              <w:rPr>
+                <w:rFonts w:ascii="Tahoma" w:eastAsia="Arial" w:hAnsi="Tahoma" w:cs="Tahoma"/>
+                <w:b/>
+                <w:bCs/>
+                <w:sz w:val="16"/>
+                <w:szCs w:val="16"/>
+              </w:rPr>
+              <w:t>Date:{</w:t>
             </w:r>
             <w:proofErr w:type="spellStart"/>
+            <w:proofErr w:type="gramEnd"/>
             <w:r>
               <w:rPr>
                 <w:rFonts w:ascii="Tahoma" w:eastAsia="Arial" w:hAnsi="Tahoma" w:cs="Tahoma"/>
@@ -1070,15 +1182,27 @@
                 <w:szCs w:val="16"/>
               </w:rPr>
             </w:pPr>
-            <w:r>
-              <w:rPr>
-                <w:rFonts w:ascii="Tahoma" w:eastAsia="Arial" w:hAnsi="Tahoma" w:cs="Tahoma"/>
-                <w:b/>
-                <w:bCs/>
-                <w:sz w:val="16"/>
-                <w:szCs w:val="16"/>
-              </w:rPr>
-              <w:t>Total : {</w:t>
+            <w:proofErr w:type="gramStart"/>
+            <w:r>
+              <w:rPr>
+                <w:rFonts w:ascii="Tahoma" w:eastAsia="Arial" w:hAnsi="Tahoma" w:cs="Tahoma"/>
+                <w:b/>
+                <w:bCs/>
+                <w:sz w:val="16"/>
+                <w:szCs w:val="16"/>
+              </w:rPr>
+              <w:t>Total :</w:t>
+            </w:r>
+            <w:proofErr w:type="gramEnd"/>
+            <w:r>
+              <w:rPr>
+                <w:rFonts w:ascii="Tahoma" w:eastAsia="Arial" w:hAnsi="Tahoma" w:cs="Tahoma"/>
+                <w:b/>
+                <w:bCs/>
+                <w:sz w:val="16"/>
+                <w:szCs w:val="16"/>
+              </w:rPr>
+              <w:t xml:space="preserve"> {</w:t>
             </w:r>
             <w:proofErr w:type="spellStart"/>
             <w:r>
@@ -1181,7 +1305,29 @@
                 <w:sz w:val="16"/>
                 <w:szCs w:val="16"/>
               </w:rPr>
-              <w:t>Delivery Instructions(IF ANY): {</w:t>
+              <w:t xml:space="preserve">Delivery </w:t>
+            </w:r>
+            <w:proofErr w:type="gramStart"/>
+            <w:r>
+              <w:rPr>
+                <w:rFonts w:ascii="Tahoma" w:eastAsia="Arial" w:hAnsi="Tahoma" w:cs="Tahoma"/>
+                <w:b/>
+                <w:bCs/>
+                <w:sz w:val="16"/>
+                <w:szCs w:val="16"/>
+              </w:rPr>
+              <w:t>Instructions(</w:t>
+            </w:r>
+            <w:proofErr w:type="gramEnd"/>
+            <w:r>
+              <w:rPr>
+                <w:rFonts w:ascii="Tahoma" w:eastAsia="Arial" w:hAnsi="Tahoma" w:cs="Tahoma"/>
+                <w:b/>
+                <w:bCs/>
+                <w:sz w:val="16"/>
+                <w:szCs w:val="16"/>
+              </w:rPr>
+              <w:t>IF ANY): {</w:t>
             </w:r>
             <w:proofErr w:type="spellStart"/>
             <w:r>
@@ -1235,7 +1381,29 @@
                 <w:sz w:val="16"/>
                 <w:szCs w:val="16"/>
               </w:rPr>
-              <w:t>Special Instructions(IF ANY):{</w:t>
+              <w:t xml:space="preserve">Special </w:t>
+            </w:r>
+            <w:proofErr w:type="gramStart"/>
+            <w:r>
+              <w:rPr>
+                <w:rFonts w:ascii="Tahoma" w:eastAsia="Arial" w:hAnsi="Tahoma" w:cs="Tahoma"/>
+                <w:b/>
+                <w:bCs/>
+                <w:sz w:val="16"/>
+                <w:szCs w:val="16"/>
+              </w:rPr>
+              <w:t>Instructions(</w:t>
+            </w:r>
+            <w:proofErr w:type="gramEnd"/>
+            <w:r>
+              <w:rPr>
+                <w:rFonts w:ascii="Tahoma" w:eastAsia="Arial" w:hAnsi="Tahoma" w:cs="Tahoma"/>
+                <w:b/>
+                <w:bCs/>
+                <w:sz w:val="16"/>
+                <w:szCs w:val="16"/>
+              </w:rPr>
+              <w:t>IF ANY):{</w:t>
             </w:r>
             <w:proofErr w:type="spellStart"/>
             <w:r>
@@ -1292,6 +1460,7 @@
               <w:t>{</w:t>
             </w:r>
             <w:proofErr w:type="spellStart"/>
+            <w:proofErr w:type="gramStart"/>
             <w:r>
               <w:rPr>
                 <w:rFonts w:ascii="Tahoma" w:eastAsia="Arial" w:hAnsi="Tahoma" w:cs="Tahoma"/>
@@ -1321,7 +1490,18 @@
                 <w:sz w:val="16"/>
                 <w:szCs w:val="16"/>
               </w:rPr>
-              <w:t xml:space="preserve">             </w:t>
+              <w:t xml:space="preserve">   </w:t>
+            </w:r>
+            <w:proofErr w:type="gramEnd"/>
+            <w:r>
+              <w:rPr>
+                <w:rFonts w:ascii="Tahoma" w:eastAsia="Arial" w:hAnsi="Tahoma" w:cs="Tahoma"/>
+                <w:b/>
+                <w:bCs/>
+                <w:sz w:val="16"/>
+                <w:szCs w:val="16"/>
+              </w:rPr>
+              <w:t xml:space="preserve">          </w:t>
             </w:r>
           </w:p>
         </w:tc>
@@ -1693,7 +1873,7 @@
                       </mc:Choice>
                       <mc:Fallback>
                         <w:pict>
-                          <v:line w14:anchorId="5011873A" id="Straight Connector 3" o:spid="_x0000_s1026" style="position:absolute;flip:x;z-index:251688960;visibility:visible;mso-wrap-style:square;mso-width-percent:0;mso-height-percent:0;mso-wrap-distance-left:9pt;mso-wrap-distance-top:0;mso-wrap-distance-right:9pt;mso-wrap-distance-bottom:0;mso-position-horizontal:absolute;mso-position-horizontal-relative:text;mso-position-vertical:absolute;mso-position-vertical-relative:text;mso-width-percent:0;mso-height-percent:0;mso-width-relative:margin;mso-height-relative:margin" from="30.2pt,8.35pt" to="139.75pt,8.35pt" o:gfxdata="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" strokecolor="windowText" strokeweight=".5pt">
+                          <v:line w14:anchorId="6A996DAF" id="Straight Connector 3" o:spid="_x0000_s1026" style="position:absolute;flip:x;z-index:251688960;visibility:visible;mso-wrap-style:square;mso-width-percent:0;mso-height-percent:0;mso-wrap-distance-left:9pt;mso-wrap-distance-top:0;mso-wrap-distance-right:9pt;mso-wrap-distance-bottom:0;mso-position-horizontal:absolute;mso-position-horizontal-relative:text;mso-position-vertical:absolute;mso-position-vertical-relative:text;mso-width-percent:0;mso-height-percent:0;mso-width-relative:margin;mso-height-relative:margin" from="30.2pt,8.35pt" to="139.75pt,8.35pt" o:gfxdata="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" strokecolor="windowText" strokeweight=".5pt">
                             <v:stroke joinstyle="miter"/>
                           </v:line>
                         </w:pict>
@@ -1806,7 +1986,7 @@
                       </mc:Choice>
                       <mc:Fallback>
                         <w:pict>
-                          <v:line w14:anchorId="5C1639D8" id="Straight Connector 1" o:spid="_x0000_s1026" style="position:absolute;z-index:251689984;visibility:visible;mso-wrap-style:square;mso-width-percent:0;mso-wrap-distance-left:9pt;mso-wrap-distance-top:0;mso-wrap-distance-right:9pt;mso-wrap-distance-bottom:0;mso-position-horizontal:absolute;mso-position-horizontal-relative:text;mso-position-vertical:absolute;mso-position-vertical-relative:text;mso-width-percent:0;mso-width-relative:margin" from="23.5pt,8.35pt" to="143.7pt,8.35pt" o:gfxdata="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" strokecolor="windowText" strokeweight=".5pt">
+                          <v:line w14:anchorId="5893574D" id="Straight Connector 1" o:spid="_x0000_s1026" style="position:absolute;z-index:251689984;visibility:visible;mso-wrap-style:square;mso-width-percent:0;mso-wrap-distance-left:9pt;mso-wrap-distance-top:0;mso-wrap-distance-right:9pt;mso-wrap-distance-bottom:0;mso-position-horizontal:absolute;mso-position-horizontal-relative:text;mso-position-vertical:absolute;mso-position-vertical-relative:text;mso-width-percent:0;mso-width-relative:margin" from="23.5pt,8.35pt" to="143.7pt,8.35pt" o:gfxdata="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" strokecolor="windowText" strokeweight=".5pt">
                             <v:stroke joinstyle="miter"/>
                           </v:line>
                         </w:pict>
@@ -1916,7 +2096,7 @@
                       </mc:Choice>
                       <mc:Fallback>
                         <w:pict>
-                          <v:line w14:anchorId="39509120" id="Straight Connector 2" o:spid="_x0000_s1026" style="position:absolute;z-index:251691008;visibility:visible;mso-wrap-style:square;mso-wrap-distance-left:9pt;mso-wrap-distance-top:0;mso-wrap-distance-right:9pt;mso-wrap-distance-bottom:0;mso-position-horizontal:absolute;mso-position-horizontal-relative:text;mso-position-vertical:absolute;mso-position-vertical-relative:text" from="31.2pt,8.35pt" to="143.25pt,8.35pt" o:gfxdata="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" strokecolor="windowText" strokeweight=".5pt">
+                          <v:line w14:anchorId="611DF4E9" id="Straight Connector 2" o:spid="_x0000_s1026" style="position:absolute;z-index:251691008;visibility:visible;mso-wrap-style:square;mso-wrap-distance-left:9pt;mso-wrap-distance-top:0;mso-wrap-distance-right:9pt;mso-wrap-distance-bottom:0;mso-position-horizontal:absolute;mso-position-horizontal-relative:text;mso-position-vertical:absolute;mso-position-vertical-relative:text" from="31.2pt,8.35pt" to="143.25pt,8.35pt" o:gfxdata="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" strokecolor="windowText" strokeweight=".5pt">
                             <v:stroke joinstyle="miter"/>
                           </v:line>
                         </w:pict>
@@ -2653,6 +2833,7 @@
                               <w:szCs w:val="18"/>
                             </w:rPr>
                           </w:pPr>
+                          <w:proofErr w:type="gramStart"/>
                           <w:r>
                             <w:rPr>
                               <w:rFonts w:ascii="Arial" w:hAnsi="Arial" w:cs="Arial"/>
@@ -2660,7 +2841,17 @@
                               <w:sz w:val="18"/>
                               <w:szCs w:val="18"/>
                             </w:rPr>
-                            <w:t>CIN:U17299KA2020PTC139070</w:t>
+                            <w:t>CIN:U</w:t>
+                          </w:r>
+                          <w:proofErr w:type="gramEnd"/>
+                          <w:r>
+                            <w:rPr>
+                              <w:rFonts w:ascii="Arial" w:hAnsi="Arial" w:cs="Arial"/>
+                              <w:color w:val="525A5D"/>
+                              <w:sz w:val="18"/>
+                              <w:szCs w:val="18"/>
+                            </w:rPr>
+                            <w:t>17299KA2020PTC139070</w:t>
                           </w:r>
                         </w:p>
                         <w:p>
@@ -2935,6 +3126,7 @@
                         <w:szCs w:val="18"/>
                       </w:rPr>
                     </w:pPr>
+                    <w:proofErr w:type="gramStart"/>
                     <w:r>
                       <w:rPr>
                         <w:rFonts w:ascii="Arial" w:hAnsi="Arial" w:cs="Arial"/>
@@ -2942,7 +3134,17 @@
                         <w:sz w:val="18"/>
                         <w:szCs w:val="18"/>
                       </w:rPr>
-                      <w:t>CIN:U17299KA2020PTC139070</w:t>
+                      <w:t>CIN:U</w:t>
+                    </w:r>
+                    <w:proofErr w:type="gramEnd"/>
+                    <w:r>
+                      <w:rPr>
+                        <w:rFonts w:ascii="Arial" w:hAnsi="Arial" w:cs="Arial"/>
+                        <w:color w:val="525A5D"/>
+                        <w:sz w:val="18"/>
+                        <w:szCs w:val="18"/>
+                      </w:rPr>
+                      <w:t>17299KA2020PTC139070</w:t>
                     </w:r>
                   </w:p>
                   <w:p>

--- a/APLOS/POPResources/Templates/PurchaseOrder202034.docx
+++ b/APLOS/POPResources/Templates/PurchaseOrder202034.docx
@@ -1,6 +1,6 @@
 
 <file path=word/document.xml><?xml version="1.0" encoding="utf-8"?>
-<w:document xmlns:wpc="http://schemas.microsoft.com/office/word/2010/wordprocessingCanvas" xmlns:cx="http://schemas.microsoft.com/office/drawing/2014/chartex" xmlns:cx1="http://schemas.microsoft.com/office/drawing/2015/9/8/chartex" xmlns:cx2="http://schemas.microsoft.com/office/drawing/2015/10/21/chartex" xmlns:cx3="http://schemas.microsoft.com/office/drawing/2016/5/9/chartex" xmlns:cx4="http://schemas.microsoft.com/office/drawing/2016/5/10/chartex" xmlns:cx5="http://schemas.microsoft.com/office/drawing/2016/5/11/chartex" xmlns:cx6="http://schemas.microsoft.com/office/drawing/2016/5/12/chartex" xmlns:cx7="http://schemas.microsoft.com/office/drawing/2016/5/13/chartex" xmlns:cx8="http://schemas.microsoft.com/office/drawing/2016/5/14/chartex" xmlns:mc="http://schemas.openxmlformats.org/markup-compatibility/2006" xmlns:aink="http://schemas.microsoft.com/office/drawing/2016/ink" xmlns:am3d="http://schemas.microsoft.com/office/drawing/2017/model3d" xmlns:o="urn:schemas-microsoft-com:office:office" xmlns:oel="http://schemas.microsoft.com/office/2019/extlst" xmlns:r="http://schemas.openxmlformats.org/officeDocument/2006/relationships" xmlns:m="http://schemas.openxmlformats.org/officeDocument/2006/math" xmlns:v="urn:schemas-microsoft-com:vml" xmlns:wp14="http://schemas.microsoft.com/office/word/2010/wordprocessingDrawing" xmlns:wp="http://schemas.openxmlformats.org/drawingml/2006/wordprocessingDrawing" xmlns:w10="urn:schemas-microsoft-com:office:word" xmlns:w="http://schemas.openxmlformats.org/wordprocessingml/2006/main" xmlns:w14="http://schemas.microsoft.com/office/word/2010/wordml" xmlns:w15="http://schemas.microsoft.com/office/word/2012/wordml" xmlns:w16cex="http://schemas.microsoft.com/office/word/2018/wordml/cex" xmlns:w16cid="http://schemas.microsoft.com/office/word/2016/wordml/cid" xmlns:w16="http://schemas.microsoft.com/office/word/2018/wordml" xmlns:w16sdtdh="http://schemas.microsoft.com/office/word/2020/wordml/sdtdatahash" xmlns:w16se="http://schemas.microsoft.com/office/word/2015/wordml/symex" xmlns:wpg="http://schemas.microsoft.com/office/word/2010/wordprocessingGroup" xmlns:wpi="http://schemas.microsoft.com/office/word/2010/wordprocessingInk" xmlns:wne="http://schemas.microsoft.com/office/word/2006/wordml" xmlns:wps="http://schemas.microsoft.com/office/word/2010/wordprocessingShape" mc:Ignorable="w14 w15 w16se w16cid w16 w16cex w16sdtdh wp14">
+<w:document xmlns:wpc="http://schemas.microsoft.com/office/word/2010/wordprocessingCanvas" xmlns:cx="http://schemas.microsoft.com/office/drawing/2014/chartex" xmlns:cx1="http://schemas.microsoft.com/office/drawing/2015/9/8/chartex" xmlns:cx2="http://schemas.microsoft.com/office/drawing/2015/10/21/chartex" xmlns:cx3="http://schemas.microsoft.com/office/drawing/2016/5/9/chartex" xmlns:cx4="http://schemas.microsoft.com/office/drawing/2016/5/10/chartex" xmlns:cx5="http://schemas.microsoft.com/office/drawing/2016/5/11/chartex" xmlns:cx6="http://schemas.microsoft.com/office/drawing/2016/5/12/chartex" xmlns:cx7="http://schemas.microsoft.com/office/drawing/2016/5/13/chartex" xmlns:cx8="http://schemas.microsoft.com/office/drawing/2016/5/14/chartex" xmlns:mc="http://schemas.openxmlformats.org/markup-compatibility/2006" xmlns:aink="http://schemas.microsoft.com/office/drawing/2016/ink" xmlns:am3d="http://schemas.microsoft.com/office/drawing/2017/model3d" xmlns:o="urn:schemas-microsoft-com:office:office" xmlns:oel="http://schemas.microsoft.com/office/2019/extlst" xmlns:r="http://schemas.openxmlformats.org/officeDocument/2006/relationships" xmlns:m="http://schemas.openxmlformats.org/officeDocument/2006/math" xmlns:v="urn:schemas-microsoft-com:vml" xmlns:wp14="http://schemas.microsoft.com/office/word/2010/wordprocessingDrawing" xmlns:wp="http://schemas.openxmlformats.org/drawingml/2006/wordprocessingDrawing" xmlns:w10="urn:schemas-microsoft-com:office:word" xmlns:w="http://schemas.openxmlformats.org/wordprocessingml/2006/main" xmlns:w14="http://schemas.microsoft.com/office/word/2010/wordml" xmlns:w15="http://schemas.microsoft.com/office/word/2012/wordml" xmlns:w16cex="http://schemas.microsoft.com/office/word/2018/wordml/cex" xmlns:w16cid="http://schemas.microsoft.com/office/word/2016/wordml/cid" xmlns:w16="http://schemas.microsoft.com/office/word/2018/wordml" xmlns:w16du="http://schemas.microsoft.com/office/word/2023/wordml/word16du" xmlns:w16sdtdh="http://schemas.microsoft.com/office/word/2020/wordml/sdtdatahash" xmlns:w16se="http://schemas.microsoft.com/office/word/2015/wordml/symex" xmlns:wpg="http://schemas.microsoft.com/office/word/2010/wordprocessingGroup" xmlns:wpi="http://schemas.microsoft.com/office/word/2010/wordprocessingInk" xmlns:wne="http://schemas.microsoft.com/office/word/2006/wordml" xmlns:wps="http://schemas.microsoft.com/office/word/2010/wordprocessingShape" mc:Ignorable="w14 w15 w16se w16cid w16 w16cex w16sdtdh wp14">
   <w:body>
     <w:p>
       <w:pPr>
@@ -560,9 +560,8 @@
                 <w:sz w:val="16"/>
                 <w:szCs w:val="16"/>
               </w:rPr>
-              <w:t>Payment Term Days</w:t>
-            </w:r>
-            <w:proofErr w:type="gramStart"/>
+              <w:t xml:space="preserve">Payment Term Days: </w:t>
+            </w:r>
             <w:r>
               <w:rPr>
                 <w:rFonts w:ascii="Tahoma" w:hAnsi="Tahoma" w:cs="Tahoma"/>
@@ -570,27 +569,17 @@
                 <w:sz w:val="16"/>
                 <w:szCs w:val="16"/>
               </w:rPr>
-              <w:t xml:space="preserve">: </w:t>
+              <w:t xml:space="preserve"> </w:t>
             </w:r>
             <w:r>
               <w:rPr>
                 <w:rFonts w:ascii="Tahoma" w:hAnsi="Tahoma" w:cs="Tahoma"/>
-                <w:b/>
-                <w:sz w:val="16"/>
-                <w:szCs w:val="16"/>
-              </w:rPr>
-              <w:t xml:space="preserve"> </w:t>
-            </w:r>
-            <w:r>
-              <w:rPr>
-                <w:rFonts w:ascii="Tahoma" w:hAnsi="Tahoma" w:cs="Tahoma"/>
                 <w:sz w:val="16"/>
                 <w:szCs w:val="16"/>
               </w:rPr>
               <w:t>{</w:t>
             </w:r>
             <w:proofErr w:type="spellStart"/>
-            <w:proofErr w:type="gramEnd"/>
             <w:r>
               <w:rPr>
                 <w:rFonts w:ascii="Consolas" w:hAnsi="Consolas" w:cs="Consolas"/>
@@ -614,7 +603,7 @@
       </w:tr>
       <w:tr>
         <w:trPr>
-          <w:trHeight w:val="440"/>
+          <w:trHeight w:val="887"/>
         </w:trPr>
         <w:tc>
           <w:tcPr>
@@ -622,6 +611,7 @@
           </w:tcPr>
           <w:p>
             <w:pPr>
+              <w:spacing w:line="288" w:lineRule="auto"/>
               <w:rPr>
                 <w:rFonts w:ascii="Tahoma" w:hAnsi="Tahoma" w:cs="Tahoma"/>
                 <w:sz w:val="16"/>
@@ -675,6 +665,7 @@
           </w:p>
           <w:p>
             <w:pPr>
+              <w:spacing w:line="288" w:lineRule="auto"/>
               <w:rPr>
                 <w:rFonts w:ascii="Tahoma" w:eastAsia="Times New Roman" w:hAnsi="Tahoma" w:cs="Tahoma"/>
                 <w:color w:val="000000"/>
@@ -712,6 +703,73 @@
               <w:t>DeliveryByAddress</w:t>
             </w:r>
             <w:proofErr w:type="spellEnd"/>
+            <w:r>
+              <w:rPr>
+                <w:rFonts w:ascii="Tahoma" w:eastAsia="Times New Roman" w:hAnsi="Tahoma" w:cs="Tahoma"/>
+                <w:color w:val="000000"/>
+                <w:sz w:val="16"/>
+                <w:szCs w:val="16"/>
+              </w:rPr>
+              <w:t>}</w:t>
+            </w:r>
+          </w:p>
+          <w:p>
+            <w:pPr>
+              <w:spacing w:line="288" w:lineRule="auto"/>
+              <w:rPr>
+                <w:rFonts w:ascii="Tahoma" w:eastAsia="Times New Roman" w:hAnsi="Tahoma" w:cs="Tahoma"/>
+                <w:color w:val="000000"/>
+                <w:sz w:val="16"/>
+                <w:szCs w:val="16"/>
+              </w:rPr>
+            </w:pPr>
+            <w:r>
+              <w:rPr>
+                <w:rFonts w:ascii="Tahoma" w:eastAsia="Arial" w:hAnsi="Tahoma" w:cs="Tahoma"/>
+                <w:b/>
+                <w:bCs/>
+                <w:sz w:val="16"/>
+                <w:szCs w:val="16"/>
+              </w:rPr>
+              <w:t>GSTIN</w:t>
+            </w:r>
+            <w:r>
+              <w:rPr>
+                <w:rFonts w:ascii="Tahoma" w:eastAsia="Times New Roman" w:hAnsi="Tahoma" w:cs="Tahoma"/>
+                <w:color w:val="000000"/>
+                <w:sz w:val="16"/>
+                <w:szCs w:val="16"/>
+              </w:rPr>
+              <w:t xml:space="preserve"> </w:t>
+            </w:r>
+            <w:r>
+              <w:rPr>
+                <w:rFonts w:ascii="Tahoma" w:eastAsia="Arial" w:hAnsi="Tahoma" w:cs="Tahoma"/>
+                <w:b/>
+                <w:bCs/>
+                <w:sz w:val="16"/>
+                <w:szCs w:val="16"/>
+              </w:rPr>
+              <w:t>No</w:t>
+            </w:r>
+            <w:r>
+              <w:rPr>
+                <w:rFonts w:ascii="Tahoma" w:eastAsia="Times New Roman" w:hAnsi="Tahoma" w:cs="Tahoma"/>
+                <w:color w:val="000000"/>
+                <w:sz w:val="16"/>
+                <w:szCs w:val="16"/>
+              </w:rPr>
+              <w:t>: {</w:t>
+            </w:r>
+            <w:r>
+              <w:rPr>
+                <w:rFonts w:ascii="Consolas" w:hAnsi="Consolas" w:cs="Consolas"/>
+                <w:color w:val="000000"/>
+                <w:sz w:val="19"/>
+                <w:szCs w:val="19"/>
+              </w:rPr>
+              <w:t>GSTIN</w:t>
+            </w:r>
             <w:r>
               <w:rPr>
                 <w:rFonts w:ascii="Tahoma" w:eastAsia="Times New Roman" w:hAnsi="Tahoma" w:cs="Tahoma"/>
@@ -730,6 +788,7 @@
           </w:tcPr>
           <w:p>
             <w:pPr>
+              <w:spacing w:line="288" w:lineRule="auto"/>
               <w:rPr>
                 <w:rFonts w:ascii="Tahoma" w:hAnsi="Tahoma" w:cs="Tahoma"/>
                 <w:sz w:val="16"/>
@@ -783,6 +842,7 @@
           </w:p>
           <w:p>
             <w:pPr>
+              <w:spacing w:line="288" w:lineRule="auto"/>
               <w:rPr>
                 <w:rFonts w:ascii="Tahoma" w:eastAsia="Times New Roman" w:hAnsi="Tahoma" w:cs="Tahoma"/>
                 <w:color w:val="000000"/>
@@ -841,18 +901,58 @@
           </w:p>
           <w:p>
             <w:pPr>
+              <w:spacing w:line="288" w:lineRule="auto"/>
               <w:rPr>
                 <w:rFonts w:ascii="Tahoma" w:hAnsi="Tahoma" w:cs="Tahoma"/>
                 <w:sz w:val="16"/>
                 <w:szCs w:val="16"/>
               </w:rPr>
             </w:pPr>
+            <w:r>
+              <w:rPr>
+                <w:rFonts w:ascii="Tahoma" w:eastAsia="Arial" w:hAnsi="Tahoma" w:cs="Tahoma"/>
+                <w:b/>
+                <w:bCs/>
+                <w:sz w:val="16"/>
+                <w:szCs w:val="16"/>
+              </w:rPr>
+              <w:t>GSTIN No</w:t>
+            </w:r>
+            <w:r>
+              <w:rPr>
+                <w:rFonts w:ascii="Tahoma" w:eastAsia="Times New Roman" w:hAnsi="Tahoma" w:cs="Tahoma"/>
+                <w:color w:val="000000"/>
+                <w:sz w:val="16"/>
+                <w:szCs w:val="16"/>
+              </w:rPr>
+              <w:t>: {</w:t>
+            </w:r>
+            <w:proofErr w:type="spellStart"/>
+            <w:r>
+              <w:rPr>
+                <w:rFonts w:ascii="Consolas" w:hAnsi="Consolas" w:cs="Consolas"/>
+                <w:color w:val="000000"/>
+                <w:sz w:val="19"/>
+                <w:szCs w:val="19"/>
+              </w:rPr>
+              <w:t>InvoicingPartyGSTIN</w:t>
+            </w:r>
+            <w:proofErr w:type="spellEnd"/>
+            <w:r>
+              <w:rPr>
+                <w:rFonts w:ascii="Tahoma" w:eastAsia="Times New Roman" w:hAnsi="Tahoma" w:cs="Tahoma"/>
+                <w:color w:val="000000"/>
+                <w:sz w:val="16"/>
+                <w:szCs w:val="16"/>
+              </w:rPr>
+              <w:t>}</w:t>
+            </w:r>
           </w:p>
         </w:tc>
       </w:tr>
       <w:tr>
         <w:trPr>
-          <w:trHeight w:val="154"/>
+          <w:trHeight w:val="347"/>
         </w:trPr>
         <w:tc>
           <w:tcPr>
@@ -982,7 +1082,7 @@
           <w:tblLook w:val="0000" w:firstRow="0" w:lastRow="0" w:firstColumn="0" w:lastColumn="0" w:noHBand="0" w:noVBand="0"/>
         </w:tblPrEx>
         <w:trPr>
-          <w:trHeight w:val="372"/>
+          <w:trHeight w:val="608"/>
         </w:trPr>
         <w:tc>
           <w:tcPr>
@@ -1873,7 +1973,7 @@
                       </mc:Choice>
                       <mc:Fallback>
                         <w:pict>
-                          <v:line w14:anchorId="6A996DAF" id="Straight Connector 3" o:spid="_x0000_s1026" style="position:absolute;flip:x;z-index:251688960;visibility:visible;mso-wrap-style:square;mso-width-percent:0;mso-height-percent:0;mso-wrap-distance-left:9pt;mso-wrap-distance-top:0;mso-wrap-distance-right:9pt;mso-wrap-distance-bottom:0;mso-position-horizontal:absolute;mso-position-horizontal-relative:text;mso-position-vertical:absolute;mso-position-vertical-relative:text;mso-width-percent:0;mso-height-percent:0;mso-width-relative:margin;mso-height-relative:margin" from="30.2pt,8.35pt" to="139.75pt,8.35pt" o:gfxdata="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" strokecolor="windowText" strokeweight=".5pt">
+                          <v:line w14:anchorId="490807BA" id="Straight Connector 3" o:spid="_x0000_s1026" style="position:absolute;flip:x;z-index:251688960;visibility:visible;mso-wrap-style:square;mso-width-percent:0;mso-height-percent:0;mso-wrap-distance-left:9pt;mso-wrap-distance-top:0;mso-wrap-distance-right:9pt;mso-wrap-distance-bottom:0;mso-position-horizontal:absolute;mso-position-horizontal-relative:text;mso-position-vertical:absolute;mso-position-vertical-relative:text;mso-width-percent:0;mso-height-percent:0;mso-width-relative:margin;mso-height-relative:margin" from="30.2pt,8.35pt" to="139.75pt,8.35pt" o:gfxdata="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" strokecolor="windowText" strokeweight=".5pt">
                             <v:stroke joinstyle="miter"/>
                           </v:line>
                         </w:pict>
@@ -1986,7 +2086,7 @@
                       </mc:Choice>
                       <mc:Fallback>
                         <w:pict>
-                          <v:line w14:anchorId="5893574D" id="Straight Connector 1" o:spid="_x0000_s1026" style="position:absolute;z-index:251689984;visibility:visible;mso-wrap-style:square;mso-width-percent:0;mso-wrap-distance-left:9pt;mso-wrap-distance-top:0;mso-wrap-distance-right:9pt;mso-wrap-distance-bottom:0;mso-position-horizontal:absolute;mso-position-horizontal-relative:text;mso-position-vertical:absolute;mso-position-vertical-relative:text;mso-width-percent:0;mso-width-relative:margin" from="23.5pt,8.35pt" to="143.7pt,8.35pt" o:gfxdata="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" strokecolor="windowText" strokeweight=".5pt">
+                          <v:line w14:anchorId="51B79D48" id="Straight Connector 1" o:spid="_x0000_s1026" style="position:absolute;z-index:251689984;visibility:visible;mso-wrap-style:square;mso-width-percent:0;mso-wrap-distance-left:9pt;mso-wrap-distance-top:0;mso-wrap-distance-right:9pt;mso-wrap-distance-bottom:0;mso-position-horizontal:absolute;mso-position-horizontal-relative:text;mso-position-vertical:absolute;mso-position-vertical-relative:text;mso-width-percent:0;mso-width-relative:margin" from="23.5pt,8.35pt" to="143.7pt,8.35pt" o:gfxdata="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" strokecolor="windowText" strokeweight=".5pt">
                             <v:stroke joinstyle="miter"/>
                           </v:line>
                         </w:pict>
@@ -2096,7 +2196,7 @@
                       </mc:Choice>
                       <mc:Fallback>
                         <w:pict>
-                          <v:line w14:anchorId="611DF4E9" id="Straight Connector 2" o:spid="_x0000_s1026" style="position:absolute;z-index:251691008;visibility:visible;mso-wrap-style:square;mso-wrap-distance-left:9pt;mso-wrap-distance-top:0;mso-wrap-distance-right:9pt;mso-wrap-distance-bottom:0;mso-position-horizontal:absolute;mso-position-horizontal-relative:text;mso-position-vertical:absolute;mso-position-vertical-relative:text" from="31.2pt,8.35pt" to="143.25pt,8.35pt" o:gfxdata="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" strokecolor="windowText" strokeweight=".5pt">
+                          <v:line w14:anchorId="08194A7C" id="Straight Connector 2" o:spid="_x0000_s1026" style="position:absolute;z-index:251691008;visibility:visible;mso-wrap-style:square;mso-wrap-distance-left:9pt;mso-wrap-distance-top:0;mso-wrap-distance-right:9pt;mso-wrap-distance-bottom:0;mso-position-horizontal:absolute;mso-position-horizontal-relative:text;mso-position-vertical:absolute;mso-position-vertical-relative:text" from="31.2pt,8.35pt" to="143.25pt,8.35pt" o:gfxdata="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" strokecolor="windowText" strokeweight=".5pt">
                             <v:stroke joinstyle="miter"/>
                           </v:line>
                         </w:pict>
@@ -2270,7 +2370,7 @@
 </file>
 
 <file path=word/endnotes.xml><?xml version="1.0" encoding="utf-8"?>
-<w:endnotes xmlns:wpc="http://schemas.microsoft.com/office/word/2010/wordprocessingCanvas" xmlns:cx="http://schemas.microsoft.com/office/drawing/2014/chartex" xmlns:cx1="http://schemas.microsoft.com/office/drawing/2015/9/8/chartex" xmlns:cx2="http://schemas.microsoft.com/office/drawing/2015/10/21/chartex" xmlns:cx3="http://schemas.microsoft.com/office/drawing/2016/5/9/chartex" xmlns:cx4="http://schemas.microsoft.com/office/drawing/2016/5/10/chartex" xmlns:cx5="http://schemas.microsoft.com/office/drawing/2016/5/11/chartex" xmlns:cx6="http://schemas.microsoft.com/office/drawing/2016/5/12/chartex" xmlns:cx7="http://schemas.microsoft.com/office/drawing/2016/5/13/chartex" xmlns:cx8="http://schemas.microsoft.com/office/drawing/2016/5/14/chartex" xmlns:mc="http://schemas.openxmlformats.org/markup-compatibility/2006" xmlns:aink="http://schemas.microsoft.com/office/drawing/2016/ink" xmlns:am3d="http://schemas.microsoft.com/office/drawing/2017/model3d" xmlns:o="urn:schemas-microsoft-com:office:office" xmlns:oel="http://schemas.microsoft.com/office/2019/extlst" xmlns:r="http://schemas.openxmlformats.org/officeDocument/2006/relationships" xmlns:m="http://schemas.openxmlformats.org/officeDocument/2006/math" xmlns:v="urn:schemas-microsoft-com:vml" xmlns:wp14="http://schemas.microsoft.com/office/word/2010/wordprocessingDrawing" xmlns:wp="http://schemas.openxmlformats.org/drawingml/2006/wordprocessingDrawing" xmlns:w10="urn:schemas-microsoft-com:office:word" xmlns:w="http://schemas.openxmlformats.org/wordprocessingml/2006/main" xmlns:w14="http://schemas.microsoft.com/office/word/2010/wordml" xmlns:w15="http://schemas.microsoft.com/office/word/2012/wordml" xmlns:w16cex="http://schemas.microsoft.com/office/word/2018/wordml/cex" xmlns:w16cid="http://schemas.microsoft.com/office/word/2016/wordml/cid" xmlns:w16="http://schemas.microsoft.com/office/word/2018/wordml" xmlns:w16sdtdh="http://schemas.microsoft.com/office/word/2020/wordml/sdtdatahash" xmlns:w16se="http://schemas.microsoft.com/office/word/2015/wordml/symex" xmlns:wpg="http://schemas.microsoft.com/office/word/2010/wordprocessingGroup" xmlns:wpi="http://schemas.microsoft.com/office/word/2010/wordprocessingInk" xmlns:wne="http://schemas.microsoft.com/office/word/2006/wordml" xmlns:wps="http://schemas.microsoft.com/office/word/2010/wordprocessingShape" mc:Ignorable="w14 w15 w16se w16cid w16 w16cex w16sdtdh wp14">
+<w:endnotes xmlns:wpc="http://schemas.microsoft.com/office/word/2010/wordprocessingCanvas" xmlns:cx="http://schemas.microsoft.com/office/drawing/2014/chartex" xmlns:cx1="http://schemas.microsoft.com/office/drawing/2015/9/8/chartex" xmlns:cx2="http://schemas.microsoft.com/office/drawing/2015/10/21/chartex" xmlns:cx3="http://schemas.microsoft.com/office/drawing/2016/5/9/chartex" xmlns:cx4="http://schemas.microsoft.com/office/drawing/2016/5/10/chartex" xmlns:cx5="http://schemas.microsoft.com/office/drawing/2016/5/11/chartex" xmlns:cx6="http://schemas.microsoft.com/office/drawing/2016/5/12/chartex" xmlns:cx7="http://schemas.microsoft.com/office/drawing/2016/5/13/chartex" xmlns:cx8="http://schemas.microsoft.com/office/drawing/2016/5/14/chartex" xmlns:mc="http://schemas.openxmlformats.org/markup-compatibility/2006" xmlns:aink="http://schemas.microsoft.com/office/drawing/2016/ink" xmlns:am3d="http://schemas.microsoft.com/office/drawing/2017/model3d" xmlns:o="urn:schemas-microsoft-com:office:office" xmlns:oel="http://schemas.microsoft.com/office/2019/extlst" xmlns:r="http://schemas.openxmlformats.org/officeDocument/2006/relationships" xmlns:m="http://schemas.openxmlformats.org/officeDocument/2006/math" xmlns:v="urn:schemas-microsoft-com:vml" xmlns:wp14="http://schemas.microsoft.com/office/word/2010/wordprocessingDrawing" xmlns:wp="http://schemas.openxmlformats.org/drawingml/2006/wordprocessingDrawing" xmlns:w10="urn:schemas-microsoft-com:office:word" xmlns:w="http://schemas.openxmlformats.org/wordprocessingml/2006/main" xmlns:w14="http://schemas.microsoft.com/office/word/2010/wordml" xmlns:w15="http://schemas.microsoft.com/office/word/2012/wordml" xmlns:w16cex="http://schemas.microsoft.com/office/word/2018/wordml/cex" xmlns:w16cid="http://schemas.microsoft.com/office/word/2016/wordml/cid" xmlns:w16="http://schemas.microsoft.com/office/word/2018/wordml" xmlns:w16du="http://schemas.microsoft.com/office/word/2023/wordml/word16du" xmlns:w16sdtdh="http://schemas.microsoft.com/office/word/2020/wordml/sdtdatahash" xmlns:w16se="http://schemas.microsoft.com/office/word/2015/wordml/symex" xmlns:wpg="http://schemas.microsoft.com/office/word/2010/wordprocessingGroup" xmlns:wpi="http://schemas.microsoft.com/office/word/2010/wordprocessingInk" xmlns:wne="http://schemas.microsoft.com/office/word/2006/wordml" xmlns:wps="http://schemas.microsoft.com/office/word/2010/wordprocessingShape" mc:Ignorable="w14 w15 w16se w16cid w16 w16cex w16sdtdh wp14">
   <w:endnote w:type="separator" w:id="-1">
     <w:p>
       <w:r>
@@ -2289,7 +2389,7 @@
 </file>
 
 <file path=word/footer1.xml><?xml version="1.0" encoding="utf-8"?>
-<w:ftr xmlns:wpc="http://schemas.microsoft.com/office/word/2010/wordprocessingCanvas" xmlns:cx="http://schemas.microsoft.com/office/drawing/2014/chartex" xmlns:cx1="http://schemas.microsoft.com/office/drawing/2015/9/8/chartex" xmlns:cx2="http://schemas.microsoft.com/office/drawing/2015/10/21/chartex" xmlns:cx3="http://schemas.microsoft.com/office/drawing/2016/5/9/chartex" xmlns:cx4="http://schemas.microsoft.com/office/drawing/2016/5/10/chartex" xmlns:cx5="http://schemas.microsoft.com/office/drawing/2016/5/11/chartex" xmlns:cx6="http://schemas.microsoft.com/office/drawing/2016/5/12/chartex" xmlns:cx7="http://schemas.microsoft.com/office/drawing/2016/5/13/chartex" xmlns:cx8="http://schemas.microsoft.com/office/drawing/2016/5/14/chartex" xmlns:mc="http://schemas.openxmlformats.org/markup-compatibility/2006" xmlns:aink="http://schemas.microsoft.com/office/drawing/2016/ink" xmlns:am3d="http://schemas.microsoft.com/office/drawing/2017/model3d" xmlns:o="urn:schemas-microsoft-com:office:office" xmlns:oel="http://schemas.microsoft.com/office/2019/extlst" xmlns:r="http://schemas.openxmlformats.org/officeDocument/2006/relationships" xmlns:m="http://schemas.openxmlformats.org/officeDocument/2006/math" xmlns:v="urn:schemas-microsoft-com:vml" xmlns:wp14="http://schemas.microsoft.com/office/word/2010/wordprocessingDrawing" xmlns:wp="http://schemas.openxmlformats.org/drawingml/2006/wordprocessingDrawing" xmlns:w10="urn:schemas-microsoft-com:office:word" xmlns:w="http://schemas.openxmlformats.org/wordprocessingml/2006/main" xmlns:w14="http://schemas.microsoft.com/office/word/2010/wordml" xmlns:w15="http://schemas.microsoft.com/office/word/2012/wordml" xmlns:w16cex="http://schemas.microsoft.com/office/word/2018/wordml/cex" xmlns:w16cid="http://schemas.microsoft.com/office/word/2016/wordml/cid" xmlns:w16="http://schemas.microsoft.com/office/word/2018/wordml" xmlns:w16sdtdh="http://schemas.microsoft.com/office/word/2020/wordml/sdtdatahash" xmlns:w16se="http://schemas.microsoft.com/office/word/2015/wordml/symex" xmlns:wpg="http://schemas.microsoft.com/office/word/2010/wordprocessingGroup" xmlns:wpi="http://schemas.microsoft.com/office/word/2010/wordprocessingInk" xmlns:wne="http://schemas.microsoft.com/office/word/2006/wordml" xmlns:wps="http://schemas.microsoft.com/office/word/2010/wordprocessingShape" mc:Ignorable="w14 w15 w16se w16cid w16 w16cex w16sdtdh wp14">
+<w:ftr xmlns:wpc="http://schemas.microsoft.com/office/word/2010/wordprocessingCanvas" xmlns:cx="http://schemas.microsoft.com/office/drawing/2014/chartex" xmlns:cx1="http://schemas.microsoft.com/office/drawing/2015/9/8/chartex" xmlns:cx2="http://schemas.microsoft.com/office/drawing/2015/10/21/chartex" xmlns:cx3="http://schemas.microsoft.com/office/drawing/2016/5/9/chartex" xmlns:cx4="http://schemas.microsoft.com/office/drawing/2016/5/10/chartex" xmlns:cx5="http://schemas.microsoft.com/office/drawing/2016/5/11/chartex" xmlns:cx6="http://schemas.microsoft.com/office/drawing/2016/5/12/chartex" xmlns:cx7="http://schemas.microsoft.com/office/drawing/2016/5/13/chartex" xmlns:cx8="http://schemas.microsoft.com/office/drawing/2016/5/14/chartex" xmlns:mc="http://schemas.openxmlformats.org/markup-compatibility/2006" xmlns:aink="http://schemas.microsoft.com/office/drawing/2016/ink" xmlns:am3d="http://schemas.microsoft.com/office/drawing/2017/model3d" xmlns:o="urn:schemas-microsoft-com:office:office" xmlns:oel="http://schemas.microsoft.com/office/2019/extlst" xmlns:r="http://schemas.openxmlformats.org/officeDocument/2006/relationships" xmlns:m="http://schemas.openxmlformats.org/officeDocument/2006/math" xmlns:v="urn:schemas-microsoft-com:vml" xmlns:wp14="http://schemas.microsoft.com/office/word/2010/wordprocessingDrawing" xmlns:wp="http://schemas.openxmlformats.org/drawingml/2006/wordprocessingDrawing" xmlns:w10="urn:schemas-microsoft-com:office:word" xmlns:w="http://schemas.openxmlformats.org/wordprocessingml/2006/main" xmlns:w14="http://schemas.microsoft.com/office/word/2010/wordml" xmlns:w15="http://schemas.microsoft.com/office/word/2012/wordml" xmlns:w16cex="http://schemas.microsoft.com/office/word/2018/wordml/cex" xmlns:w16cid="http://schemas.microsoft.com/office/word/2016/wordml/cid" xmlns:w16="http://schemas.microsoft.com/office/word/2018/wordml" xmlns:w16du="http://schemas.microsoft.com/office/word/2023/wordml/word16du" xmlns:w16sdtdh="http://schemas.microsoft.com/office/word/2020/wordml/sdtdatahash" xmlns:w16se="http://schemas.microsoft.com/office/word/2015/wordml/symex" xmlns:wpg="http://schemas.microsoft.com/office/word/2010/wordprocessingGroup" xmlns:wpi="http://schemas.microsoft.com/office/word/2010/wordprocessingInk" xmlns:wne="http://schemas.microsoft.com/office/word/2006/wordml" xmlns:wps="http://schemas.microsoft.com/office/word/2010/wordprocessingShape" mc:Ignorable="w14 w15 w16se w16cid w16 w16cex w16sdtdh wp14">
   <w:p>
     <w:pPr>
       <w:pStyle w:val="Footer"/>
@@ -2299,7 +2399,7 @@
 </file>
 
 <file path=word/footer2.xml><?xml version="1.0" encoding="utf-8"?>
-<w:ftr xmlns:wpc="http://schemas.microsoft.com/office/word/2010/wordprocessingCanvas" xmlns:cx="http://schemas.microsoft.com/office/drawing/2014/chartex" xmlns:cx1="http://schemas.microsoft.com/office/drawing/2015/9/8/chartex" xmlns:cx2="http://schemas.microsoft.com/office/drawing/2015/10/21/chartex" xmlns:cx3="http://schemas.microsoft.com/office/drawing/2016/5/9/chartex" xmlns:cx4="http://schemas.microsoft.com/office/drawing/2016/5/10/chartex" xmlns:cx5="http://schemas.microsoft.com/office/drawing/2016/5/11/chartex" xmlns:cx6="http://schemas.microsoft.com/office/drawing/2016/5/12/chartex" xmlns:cx7="http://schemas.microsoft.com/office/drawing/2016/5/13/chartex" xmlns:cx8="http://schemas.microsoft.com/office/drawing/2016/5/14/chartex" xmlns:mc="http://schemas.openxmlformats.org/markup-compatibility/2006" xmlns:aink="http://schemas.microsoft.com/office/drawing/2016/ink" xmlns:am3d="http://schemas.microsoft.com/office/drawing/2017/model3d" xmlns:o="urn:schemas-microsoft-com:office:office" xmlns:oel="http://schemas.microsoft.com/office/2019/extlst" xmlns:r="http://schemas.openxmlformats.org/officeDocument/2006/relationships" xmlns:m="http://schemas.openxmlformats.org/officeDocument/2006/math" xmlns:v="urn:schemas-microsoft-com:vml" xmlns:wp14="http://schemas.microsoft.com/office/word/2010/wordprocessingDrawing" xmlns:wp="http://schemas.openxmlformats.org/drawingml/2006/wordprocessingDrawing" xmlns:w10="urn:schemas-microsoft-com:office:word" xmlns:w="http://schemas.openxmlformats.org/wordprocessingml/2006/main" xmlns:w14="http://schemas.microsoft.com/office/word/2010/wordml" xmlns:w15="http://schemas.microsoft.com/office/word/2012/wordml" xmlns:w16cex="http://schemas.microsoft.com/office/word/2018/wordml/cex" xmlns:w16cid="http://schemas.microsoft.com/office/word/2016/wordml/cid" xmlns:w16="http://schemas.microsoft.com/office/word/2018/wordml" xmlns:w16sdtdh="http://schemas.microsoft.com/office/word/2020/wordml/sdtdatahash" xmlns:w16se="http://schemas.microsoft.com/office/word/2015/wordml/symex" xmlns:wpg="http://schemas.microsoft.com/office/word/2010/wordprocessingGroup" xmlns:wpi="http://schemas.microsoft.com/office/word/2010/wordprocessingInk" xmlns:wne="http://schemas.microsoft.com/office/word/2006/wordml" xmlns:wps="http://schemas.microsoft.com/office/word/2010/wordprocessingShape" mc:Ignorable="w14 w15 w16se w16cid w16 w16cex w16sdtdh wp14">
+<w:ftr xmlns:wpc="http://schemas.microsoft.com/office/word/2010/wordprocessingCanvas" xmlns:cx="http://schemas.microsoft.com/office/drawing/2014/chartex" xmlns:cx1="http://schemas.microsoft.com/office/drawing/2015/9/8/chartex" xmlns:cx2="http://schemas.microsoft.com/office/drawing/2015/10/21/chartex" xmlns:cx3="http://schemas.microsoft.com/office/drawing/2016/5/9/chartex" xmlns:cx4="http://schemas.microsoft.com/office/drawing/2016/5/10/chartex" xmlns:cx5="http://schemas.microsoft.com/office/drawing/2016/5/11/chartex" xmlns:cx6="http://schemas.microsoft.com/office/drawing/2016/5/12/chartex" xmlns:cx7="http://schemas.microsoft.com/office/drawing/2016/5/13/chartex" xmlns:cx8="http://schemas.microsoft.com/office/drawing/2016/5/14/chartex" xmlns:mc="http://schemas.openxmlformats.org/markup-compatibility/2006" xmlns:aink="http://schemas.microsoft.com/office/drawing/2016/ink" xmlns:am3d="http://schemas.microsoft.com/office/drawing/2017/model3d" xmlns:o="urn:schemas-microsoft-com:office:office" xmlns:oel="http://schemas.microsoft.com/office/2019/extlst" xmlns:r="http://schemas.openxmlformats.org/officeDocument/2006/relationships" xmlns:m="http://schemas.openxmlformats.org/officeDocument/2006/math" xmlns:v="urn:schemas-microsoft-com:vml" xmlns:wp14="http://schemas.microsoft.com/office/word/2010/wordprocessingDrawing" xmlns:wp="http://schemas.openxmlformats.org/drawingml/2006/wordprocessingDrawing" xmlns:w10="urn:schemas-microsoft-com:office:word" xmlns:w="http://schemas.openxmlformats.org/wordprocessingml/2006/main" xmlns:w14="http://schemas.microsoft.com/office/word/2010/wordml" xmlns:w15="http://schemas.microsoft.com/office/word/2012/wordml" xmlns:w16cex="http://schemas.microsoft.com/office/word/2018/wordml/cex" xmlns:w16cid="http://schemas.microsoft.com/office/word/2016/wordml/cid" xmlns:w16="http://schemas.microsoft.com/office/word/2018/wordml" xmlns:w16du="http://schemas.microsoft.com/office/word/2023/wordml/word16du" xmlns:w16sdtdh="http://schemas.microsoft.com/office/word/2020/wordml/sdtdatahash" xmlns:w16se="http://schemas.microsoft.com/office/word/2015/wordml/symex" xmlns:wpg="http://schemas.microsoft.com/office/word/2010/wordprocessingGroup" xmlns:wpi="http://schemas.microsoft.com/office/word/2010/wordprocessingInk" xmlns:wne="http://schemas.microsoft.com/office/word/2006/wordml" xmlns:wps="http://schemas.microsoft.com/office/word/2010/wordprocessingShape" mc:Ignorable="w14 w15 w16se w16cid w16 w16cex w16sdtdh wp14">
   <w:sdt>
     <w:sdtPr>
       <w:id w:val="1647311531"/>
@@ -2518,7 +2618,7 @@
 </file>
 
 <file path=word/footer3.xml><?xml version="1.0" encoding="utf-8"?>
-<w:ftr xmlns:wpc="http://schemas.microsoft.com/office/word/2010/wordprocessingCanvas" xmlns:cx="http://schemas.microsoft.com/office/drawing/2014/chartex" xmlns:cx1="http://schemas.microsoft.com/office/drawing/2015/9/8/chartex" xmlns:cx2="http://schemas.microsoft.com/office/drawing/2015/10/21/chartex" xmlns:cx3="http://schemas.microsoft.com/office/drawing/2016/5/9/chartex" xmlns:cx4="http://schemas.microsoft.com/office/drawing/2016/5/10/chartex" xmlns:cx5="http://schemas.microsoft.com/office/drawing/2016/5/11/chartex" xmlns:cx6="http://schemas.microsoft.com/office/drawing/2016/5/12/chartex" xmlns:cx7="http://schemas.microsoft.com/office/drawing/2016/5/13/chartex" xmlns:cx8="http://schemas.microsoft.com/office/drawing/2016/5/14/chartex" xmlns:mc="http://schemas.openxmlformats.org/markup-compatibility/2006" xmlns:aink="http://schemas.microsoft.com/office/drawing/2016/ink" xmlns:am3d="http://schemas.microsoft.com/office/drawing/2017/model3d" xmlns:o="urn:schemas-microsoft-com:office:office" xmlns:oel="http://schemas.microsoft.com/office/2019/extlst" xmlns:r="http://schemas.openxmlformats.org/officeDocument/2006/relationships" xmlns:m="http://schemas.openxmlformats.org/officeDocument/2006/math" xmlns:v="urn:schemas-microsoft-com:vml" xmlns:wp14="http://schemas.microsoft.com/office/word/2010/wordprocessingDrawing" xmlns:wp="http://schemas.openxmlformats.org/drawingml/2006/wordprocessingDrawing" xmlns:w10="urn:schemas-microsoft-com:office:word" xmlns:w="http://schemas.openxmlformats.org/wordprocessingml/2006/main" xmlns:w14="http://schemas.microsoft.com/office/word/2010/wordml" xmlns:w15="http://schemas.microsoft.com/office/word/2012/wordml" xmlns:w16cex="http://schemas.microsoft.com/office/word/2018/wordml/cex" xmlns:w16cid="http://schemas.microsoft.com/office/word/2016/wordml/cid" xmlns:w16="http://schemas.microsoft.com/office/word/2018/wordml" xmlns:w16sdtdh="http://schemas.microsoft.com/office/word/2020/wordml/sdtdatahash" xmlns:w16se="http://schemas.microsoft.com/office/word/2015/wordml/symex" xmlns:wpg="http://schemas.microsoft.com/office/word/2010/wordprocessingGroup" xmlns:wpi="http://schemas.microsoft.com/office/word/2010/wordprocessingInk" xmlns:wne="http://schemas.microsoft.com/office/word/2006/wordml" xmlns:wps="http://schemas.microsoft.com/office/word/2010/wordprocessingShape" mc:Ignorable="w14 w15 w16se w16cid w16 w16cex w16sdtdh wp14">
+<w:ftr xmlns:wpc="http://schemas.microsoft.com/office/word/2010/wordprocessingCanvas" xmlns:cx="http://schemas.microsoft.com/office/drawing/2014/chartex" xmlns:cx1="http://schemas.microsoft.com/office/drawing/2015/9/8/chartex" xmlns:cx2="http://schemas.microsoft.com/office/drawing/2015/10/21/chartex" xmlns:cx3="http://schemas.microsoft.com/office/drawing/2016/5/9/chartex" xmlns:cx4="http://schemas.microsoft.com/office/drawing/2016/5/10/chartex" xmlns:cx5="http://schemas.microsoft.com/office/drawing/2016/5/11/chartex" xmlns:cx6="http://schemas.microsoft.com/office/drawing/2016/5/12/chartex" xmlns:cx7="http://schemas.microsoft.com/office/drawing/2016/5/13/chartex" xmlns:cx8="http://schemas.microsoft.com/office/drawing/2016/5/14/chartex" xmlns:mc="http://schemas.openxmlformats.org/markup-compatibility/2006" xmlns:aink="http://schemas.microsoft.com/office/drawing/2016/ink" xmlns:am3d="http://schemas.microsoft.com/office/drawing/2017/model3d" xmlns:o="urn:schemas-microsoft-com:office:office" xmlns:oel="http://schemas.microsoft.com/office/2019/extlst" xmlns:r="http://schemas.openxmlformats.org/officeDocument/2006/relationships" xmlns:m="http://schemas.openxmlformats.org/officeDocument/2006/math" xmlns:v="urn:schemas-microsoft-com:vml" xmlns:wp14="http://schemas.microsoft.com/office/word/2010/wordprocessingDrawing" xmlns:wp="http://schemas.openxmlformats.org/drawingml/2006/wordprocessingDrawing" xmlns:w10="urn:schemas-microsoft-com:office:word" xmlns:w="http://schemas.openxmlformats.org/wordprocessingml/2006/main" xmlns:w14="http://schemas.microsoft.com/office/word/2010/wordml" xmlns:w15="http://schemas.microsoft.com/office/word/2012/wordml" xmlns:w16cex="http://schemas.microsoft.com/office/word/2018/wordml/cex" xmlns:w16cid="http://schemas.microsoft.com/office/word/2016/wordml/cid" xmlns:w16="http://schemas.microsoft.com/office/word/2018/wordml" xmlns:w16du="http://schemas.microsoft.com/office/word/2023/wordml/word16du" xmlns:w16sdtdh="http://schemas.microsoft.com/office/word/2020/wordml/sdtdatahash" xmlns:w16se="http://schemas.microsoft.com/office/word/2015/wordml/symex" xmlns:wpg="http://schemas.microsoft.com/office/word/2010/wordprocessingGroup" xmlns:wpi="http://schemas.microsoft.com/office/word/2010/wordprocessingInk" xmlns:wne="http://schemas.microsoft.com/office/word/2006/wordml" xmlns:wps="http://schemas.microsoft.com/office/word/2010/wordprocessingShape" mc:Ignorable="w14 w15 w16se w16cid w16 w16cex w16sdtdh wp14">
   <w:p>
     <w:pPr>
       <w:pStyle w:val="Footer"/>
@@ -2528,7 +2628,7 @@
 </file>
 
 <file path=word/footnotes.xml><?xml version="1.0" encoding="utf-8"?>
-<w:footnotes xmlns:wpc="http://schemas.microsoft.com/office/word/2010/wordprocessingCanvas" xmlns:cx="http://schemas.microsoft.com/office/drawing/2014/chartex" xmlns:cx1="http://schemas.microsoft.com/office/drawing/2015/9/8/chartex" xmlns:cx2="http://schemas.microsoft.com/office/drawing/2015/10/21/chartex" xmlns:cx3="http://schemas.microsoft.com/office/drawing/2016/5/9/chartex" xmlns:cx4="http://schemas.microsoft.com/office/drawing/2016/5/10/chartex" xmlns:cx5="http://schemas.microsoft.com/office/drawing/2016/5/11/chartex" xmlns:cx6="http://schemas.microsoft.com/office/drawing/2016/5/12/chartex" xmlns:cx7="http://schemas.microsoft.com/office/drawing/2016/5/13/chartex" xmlns:cx8="http://schemas.microsoft.com/office/drawing/2016/5/14/chartex" xmlns:mc="http://schemas.openxmlformats.org/markup-compatibility/2006" xmlns:aink="http://schemas.microsoft.com/office/drawing/2016/ink" xmlns:am3d="http://schemas.microsoft.com/office/drawing/2017/model3d" xmlns:o="urn:schemas-microsoft-com:office:office" xmlns:oel="http://schemas.microsoft.com/office/2019/extlst" xmlns:r="http://schemas.openxmlformats.org/officeDocument/2006/relationships" xmlns:m="http://schemas.openxmlformats.org/officeDocument/2006/math" xmlns:v="urn:schemas-microsoft-com:vml" xmlns:wp14="http://schemas.microsoft.com/office/word/2010/wordprocessingDrawing" xmlns:wp="http://schemas.openxmlformats.org/drawingml/2006/wordprocessingDrawing" xmlns:w10="urn:schemas-microsoft-com:office:word" xmlns:w="http://schemas.openxmlformats.org/wordprocessingml/2006/main" xmlns:w14="http://schemas.microsoft.com/office/word/2010/wordml" xmlns:w15="http://schemas.microsoft.com/office/word/2012/wordml" xmlns:w16cex="http://schemas.microsoft.com/office/word/2018/wordml/cex" xmlns:w16cid="http://schemas.microsoft.com/office/word/2016/wordml/cid" xmlns:w16="http://schemas.microsoft.com/office/word/2018/wordml" xmlns:w16sdtdh="http://schemas.microsoft.com/office/word/2020/wordml/sdtdatahash" xmlns:w16se="http://schemas.microsoft.com/office/word/2015/wordml/symex" xmlns:wpg="http://schemas.microsoft.com/office/word/2010/wordprocessingGroup" xmlns:wpi="http://schemas.microsoft.com/office/word/2010/wordprocessingInk" xmlns:wne="http://schemas.microsoft.com/office/word/2006/wordml" xmlns:wps="http://schemas.microsoft.com/office/word/2010/wordprocessingShape" mc:Ignorable="w14 w15 w16se w16cid w16 w16cex w16sdtdh wp14">
+<w:footnotes xmlns:wpc="http://schemas.microsoft.com/office/word/2010/wordprocessingCanvas" xmlns:cx="http://schemas.microsoft.com/office/drawing/2014/chartex" xmlns:cx1="http://schemas.microsoft.com/office/drawing/2015/9/8/chartex" xmlns:cx2="http://schemas.microsoft.com/office/drawing/2015/10/21/chartex" xmlns:cx3="http://schemas.microsoft.com/office/drawing/2016/5/9/chartex" xmlns:cx4="http://schemas.microsoft.com/office/drawing/2016/5/10/chartex" xmlns:cx5="http://schemas.microsoft.com/office/drawing/2016/5/11/chartex" xmlns:cx6="http://schemas.microsoft.com/office/drawing/2016/5/12/chartex" xmlns:cx7="http://schemas.microsoft.com/office/drawing/2016/5/13/chartex" xmlns:cx8="http://schemas.microsoft.com/office/drawing/2016/5/14/chartex" xmlns:mc="http://schemas.openxmlformats.org/markup-compatibility/2006" xmlns:aink="http://schemas.microsoft.com/office/drawing/2016/ink" xmlns:am3d="http://schemas.microsoft.com/office/drawing/2017/model3d" xmlns:o="urn:schemas-microsoft-com:office:office" xmlns:oel="http://schemas.microsoft.com/office/2019/extlst" xmlns:r="http://schemas.openxmlformats.org/officeDocument/2006/relationships" xmlns:m="http://schemas.openxmlformats.org/officeDocument/2006/math" xmlns:v="urn:schemas-microsoft-com:vml" xmlns:wp14="http://schemas.microsoft.com/office/word/2010/wordprocessingDrawing" xmlns:wp="http://schemas.openxmlformats.org/drawingml/2006/wordprocessingDrawing" xmlns:w10="urn:schemas-microsoft-com:office:word" xmlns:w="http://schemas.openxmlformats.org/wordprocessingml/2006/main" xmlns:w14="http://schemas.microsoft.com/office/word/2010/wordml" xmlns:w15="http://schemas.microsoft.com/office/word/2012/wordml" xmlns:w16cex="http://schemas.microsoft.com/office/word/2018/wordml/cex" xmlns:w16cid="http://schemas.microsoft.com/office/word/2016/wordml/cid" xmlns:w16="http://schemas.microsoft.com/office/word/2018/wordml" xmlns:w16du="http://schemas.microsoft.com/office/word/2023/wordml/word16du" xmlns:w16sdtdh="http://schemas.microsoft.com/office/word/2020/wordml/sdtdatahash" xmlns:w16se="http://schemas.microsoft.com/office/word/2015/wordml/symex" xmlns:wpg="http://schemas.microsoft.com/office/word/2010/wordprocessingGroup" xmlns:wpi="http://schemas.microsoft.com/office/word/2010/wordprocessingInk" xmlns:wne="http://schemas.microsoft.com/office/word/2006/wordml" xmlns:wps="http://schemas.microsoft.com/office/word/2010/wordprocessingShape" mc:Ignorable="w14 w15 w16se w16cid w16 w16cex w16sdtdh wp14">
   <w:footnote w:type="separator" w:id="-1">
     <w:p>
       <w:r>
@@ -2547,7 +2647,7 @@
 </file>
 
 <file path=word/header1.xml><?xml version="1.0" encoding="utf-8"?>
-<w:hdr xmlns:wpc="http://schemas.microsoft.com/office/word/2010/wordprocessingCanvas" xmlns:cx="http://schemas.microsoft.com/office/drawing/2014/chartex" xmlns:cx1="http://schemas.microsoft.com/office/drawing/2015/9/8/chartex" xmlns:cx2="http://schemas.microsoft.com/office/drawing/2015/10/21/chartex" xmlns:cx3="http://schemas.microsoft.com/office/drawing/2016/5/9/chartex" xmlns:cx4="http://schemas.microsoft.com/office/drawing/2016/5/10/chartex" xmlns:cx5="http://schemas.microsoft.com/office/drawing/2016/5/11/chartex" xmlns:cx6="http://schemas.microsoft.com/office/drawing/2016/5/12/chartex" xmlns:cx7="http://schemas.microsoft.com/office/drawing/2016/5/13/chartex" xmlns:cx8="http://schemas.microsoft.com/office/drawing/2016/5/14/chartex" xmlns:mc="http://schemas.openxmlformats.org/markup-compatibility/2006" xmlns:aink="http://schemas.microsoft.com/office/drawing/2016/ink" xmlns:am3d="http://schemas.microsoft.com/office/drawing/2017/model3d" xmlns:o="urn:schemas-microsoft-com:office:office" xmlns:oel="http://schemas.microsoft.com/office/2019/extlst" xmlns:r="http://schemas.openxmlformats.org/officeDocument/2006/relationships" xmlns:m="http://schemas.openxmlformats.org/officeDocument/2006/math" xmlns:v="urn:schemas-microsoft-com:vml" xmlns:wp14="http://schemas.microsoft.com/office/word/2010/wordprocessingDrawing" xmlns:wp="http://schemas.openxmlformats.org/drawingml/2006/wordprocessingDrawing" xmlns:w10="urn:schemas-microsoft-com:office:word" xmlns:w="http://schemas.openxmlformats.org/wordprocessingml/2006/main" xmlns:w14="http://schemas.microsoft.com/office/word/2010/wordml" xmlns:w15="http://schemas.microsoft.com/office/word/2012/wordml" xmlns:w16cex="http://schemas.microsoft.com/office/word/2018/wordml/cex" xmlns:w16cid="http://schemas.microsoft.com/office/word/2016/wordml/cid" xmlns:w16="http://schemas.microsoft.com/office/word/2018/wordml" xmlns:w16sdtdh="http://schemas.microsoft.com/office/word/2020/wordml/sdtdatahash" xmlns:w16se="http://schemas.microsoft.com/office/word/2015/wordml/symex" xmlns:wpg="http://schemas.microsoft.com/office/word/2010/wordprocessingGroup" xmlns:wpi="http://schemas.microsoft.com/office/word/2010/wordprocessingInk" xmlns:wne="http://schemas.microsoft.com/office/word/2006/wordml" xmlns:wps="http://schemas.microsoft.com/office/word/2010/wordprocessingShape" mc:Ignorable="w14 w15 w16se w16cid w16 w16cex w16sdtdh wp14">
+<w:hdr xmlns:wpc="http://schemas.microsoft.com/office/word/2010/wordprocessingCanvas" xmlns:cx="http://schemas.microsoft.com/office/drawing/2014/chartex" xmlns:cx1="http://schemas.microsoft.com/office/drawing/2015/9/8/chartex" xmlns:cx2="http://schemas.microsoft.com/office/drawing/2015/10/21/chartex" xmlns:cx3="http://schemas.microsoft.com/office/drawing/2016/5/9/chartex" xmlns:cx4="http://schemas.microsoft.com/office/drawing/2016/5/10/chartex" xmlns:cx5="http://schemas.microsoft.com/office/drawing/2016/5/11/chartex" xmlns:cx6="http://schemas.microsoft.com/office/drawing/2016/5/12/chartex" xmlns:cx7="http://schemas.microsoft.com/office/drawing/2016/5/13/chartex" xmlns:cx8="http://schemas.microsoft.com/office/drawing/2016/5/14/chartex" xmlns:mc="http://schemas.openxmlformats.org/markup-compatibility/2006" xmlns:aink="http://schemas.microsoft.com/office/drawing/2016/ink" xmlns:am3d="http://schemas.microsoft.com/office/drawing/2017/model3d" xmlns:o="urn:schemas-microsoft-com:office:office" xmlns:oel="http://schemas.microsoft.com/office/2019/extlst" xmlns:r="http://schemas.openxmlformats.org/officeDocument/2006/relationships" xmlns:m="http://schemas.openxmlformats.org/officeDocument/2006/math" xmlns:v="urn:schemas-microsoft-com:vml" xmlns:wp14="http://schemas.microsoft.com/office/word/2010/wordprocessingDrawing" xmlns:wp="http://schemas.openxmlformats.org/drawingml/2006/wordprocessingDrawing" xmlns:w10="urn:schemas-microsoft-com:office:word" xmlns:w="http://schemas.openxmlformats.org/wordprocessingml/2006/main" xmlns:w14="http://schemas.microsoft.com/office/word/2010/wordml" xmlns:w15="http://schemas.microsoft.com/office/word/2012/wordml" xmlns:w16cex="http://schemas.microsoft.com/office/word/2018/wordml/cex" xmlns:w16cid="http://schemas.microsoft.com/office/word/2016/wordml/cid" xmlns:w16="http://schemas.microsoft.com/office/word/2018/wordml" xmlns:w16du="http://schemas.microsoft.com/office/word/2023/wordml/word16du" xmlns:w16sdtdh="http://schemas.microsoft.com/office/word/2020/wordml/sdtdatahash" xmlns:w16se="http://schemas.microsoft.com/office/word/2015/wordml/symex" xmlns:wpg="http://schemas.microsoft.com/office/word/2010/wordprocessingGroup" xmlns:wpi="http://schemas.microsoft.com/office/word/2010/wordprocessingInk" xmlns:wne="http://schemas.microsoft.com/office/word/2006/wordml" xmlns:wps="http://schemas.microsoft.com/office/word/2010/wordprocessingShape" mc:Ignorable="w14 w15 w16se w16cid w16 w16cex w16sdtdh wp14">
   <w:p>
     <w:pPr>
       <w:pStyle w:val="Header"/>
@@ -2557,7 +2657,7 @@
 </file>
 
 <file path=word/header2.xml><?xml version="1.0" encoding="utf-8"?>
-<w:hdr xmlns:wpc="http://schemas.microsoft.com/office/word/2010/wordprocessingCanvas" xmlns:cx="http://schemas.microsoft.com/office/drawing/2014/chartex" xmlns:cx1="http://schemas.microsoft.com/office/drawing/2015/9/8/chartex" xmlns:cx2="http://schemas.microsoft.com/office/drawing/2015/10/21/chartex" xmlns:cx3="http://schemas.microsoft.com/office/drawing/2016/5/9/chartex" xmlns:cx4="http://schemas.microsoft.com/office/drawing/2016/5/10/chartex" xmlns:cx5="http://schemas.microsoft.com/office/drawing/2016/5/11/chartex" xmlns:cx6="http://schemas.microsoft.com/office/drawing/2016/5/12/chartex" xmlns:cx7="http://schemas.microsoft.com/office/drawing/2016/5/13/chartex" xmlns:cx8="http://schemas.microsoft.com/office/drawing/2016/5/14/chartex" xmlns:mc="http://schemas.openxmlformats.org/markup-compatibility/2006" xmlns:aink="http://schemas.microsoft.com/office/drawing/2016/ink" xmlns:am3d="http://schemas.microsoft.com/office/drawing/2017/model3d" xmlns:o="urn:schemas-microsoft-com:office:office" xmlns:oel="http://schemas.microsoft.com/office/2019/extlst" xmlns:r="http://schemas.openxmlformats.org/officeDocument/2006/relationships" xmlns:m="http://schemas.openxmlformats.org/officeDocument/2006/math" xmlns:v="urn:schemas-microsoft-com:vml" xmlns:wp14="http://schemas.microsoft.com/office/word/2010/wordprocessingDrawing" xmlns:wp="http://schemas.openxmlformats.org/drawingml/2006/wordprocessingDrawing" xmlns:w10="urn:schemas-microsoft-com:office:word" xmlns:w="http://schemas.openxmlformats.org/wordprocessingml/2006/main" xmlns:w14="http://schemas.microsoft.com/office/word/2010/wordml" xmlns:w15="http://schemas.microsoft.com/office/word/2012/wordml" xmlns:w16cex="http://schemas.microsoft.com/office/word/2018/wordml/cex" xmlns:w16cid="http://schemas.microsoft.com/office/word/2016/wordml/cid" xmlns:w16="http://schemas.microsoft.com/office/word/2018/wordml" xmlns:w16sdtdh="http://schemas.microsoft.com/office/word/2020/wordml/sdtdatahash" xmlns:w16se="http://schemas.microsoft.com/office/word/2015/wordml/symex" xmlns:wpg="http://schemas.microsoft.com/office/word/2010/wordprocessingGroup" xmlns:wpi="http://schemas.microsoft.com/office/word/2010/wordprocessingInk" xmlns:wne="http://schemas.microsoft.com/office/word/2006/wordml" xmlns:wps="http://schemas.microsoft.com/office/word/2010/wordprocessingShape" mc:Ignorable="w14 w15 w16se w16cid w16 w16cex w16sdtdh wp14">
+<w:hdr xmlns:wpc="http://schemas.microsoft.com/office/word/2010/wordprocessingCanvas" xmlns:cx="http://schemas.microsoft.com/office/drawing/2014/chartex" xmlns:cx1="http://schemas.microsoft.com/office/drawing/2015/9/8/chartex" xmlns:cx2="http://schemas.microsoft.com/office/drawing/2015/10/21/chartex" xmlns:cx3="http://schemas.microsoft.com/office/drawing/2016/5/9/chartex" xmlns:cx4="http://schemas.microsoft.com/office/drawing/2016/5/10/chartex" xmlns:cx5="http://schemas.microsoft.com/office/drawing/2016/5/11/chartex" xmlns:cx6="http://schemas.microsoft.com/office/drawing/2016/5/12/chartex" xmlns:cx7="http://schemas.microsoft.com/office/drawing/2016/5/13/chartex" xmlns:cx8="http://schemas.microsoft.com/office/drawing/2016/5/14/chartex" xmlns:mc="http://schemas.openxmlformats.org/markup-compatibility/2006" xmlns:aink="http://schemas.microsoft.com/office/drawing/2016/ink" xmlns:am3d="http://schemas.microsoft.com/office/drawing/2017/model3d" xmlns:o="urn:schemas-microsoft-com:office:office" xmlns:oel="http://schemas.microsoft.com/office/2019/extlst" xmlns:r="http://schemas.openxmlformats.org/officeDocument/2006/relationships" xmlns:m="http://schemas.openxmlformats.org/officeDocument/2006/math" xmlns:v="urn:schemas-microsoft-com:vml" xmlns:wp14="http://schemas.microsoft.com/office/word/2010/wordprocessingDrawing" xmlns:wp="http://schemas.openxmlformats.org/drawingml/2006/wordprocessingDrawing" xmlns:w10="urn:schemas-microsoft-com:office:word" xmlns:w="http://schemas.openxmlformats.org/wordprocessingml/2006/main" xmlns:w14="http://schemas.microsoft.com/office/word/2010/wordml" xmlns:w15="http://schemas.microsoft.com/office/word/2012/wordml" xmlns:w16cex="http://schemas.microsoft.com/office/word/2018/wordml/cex" xmlns:w16cid="http://schemas.microsoft.com/office/word/2016/wordml/cid" xmlns:w16="http://schemas.microsoft.com/office/word/2018/wordml" xmlns:w16du="http://schemas.microsoft.com/office/word/2023/wordml/word16du" xmlns:w16sdtdh="http://schemas.microsoft.com/office/word/2020/wordml/sdtdatahash" xmlns:w16se="http://schemas.microsoft.com/office/word/2015/wordml/symex" xmlns:wpg="http://schemas.microsoft.com/office/word/2010/wordprocessingGroup" xmlns:wpi="http://schemas.microsoft.com/office/word/2010/wordprocessingInk" xmlns:wne="http://schemas.microsoft.com/office/word/2006/wordml" xmlns:wps="http://schemas.microsoft.com/office/word/2010/wordprocessingShape" mc:Ignorable="w14 w15 w16se w16cid w16 w16cex w16sdtdh wp14">
   <w:p>
     <w:pPr>
       <w:pStyle w:val="Header"/>
@@ -3249,7 +3349,7 @@
 </file>
 
 <file path=word/header3.xml><?xml version="1.0" encoding="utf-8"?>
-<w:hdr xmlns:wpc="http://schemas.microsoft.com/office/word/2010/wordprocessingCanvas" xmlns:cx="http://schemas.microsoft.com/office/drawing/2014/chartex" xmlns:cx1="http://schemas.microsoft.com/office/drawing/2015/9/8/chartex" xmlns:cx2="http://schemas.microsoft.com/office/drawing/2015/10/21/chartex" xmlns:cx3="http://schemas.microsoft.com/office/drawing/2016/5/9/chartex" xmlns:cx4="http://schemas.microsoft.com/office/drawing/2016/5/10/chartex" xmlns:cx5="http://schemas.microsoft.com/office/drawing/2016/5/11/chartex" xmlns:cx6="http://schemas.microsoft.com/office/drawing/2016/5/12/chartex" xmlns:cx7="http://schemas.microsoft.com/office/drawing/2016/5/13/chartex" xmlns:cx8="http://schemas.microsoft.com/office/drawing/2016/5/14/chartex" xmlns:mc="http://schemas.openxmlformats.org/markup-compatibility/2006" xmlns:aink="http://schemas.microsoft.com/office/drawing/2016/ink" xmlns:am3d="http://schemas.microsoft.com/office/drawing/2017/model3d" xmlns:o="urn:schemas-microsoft-com:office:office" xmlns:oel="http://schemas.microsoft.com/office/2019/extlst" xmlns:r="http://schemas.openxmlformats.org/officeDocument/2006/relationships" xmlns:m="http://schemas.openxmlformats.org/officeDocument/2006/math" xmlns:v="urn:schemas-microsoft-com:vml" xmlns:wp14="http://schemas.microsoft.com/office/word/2010/wordprocessingDrawing" xmlns:wp="http://schemas.openxmlformats.org/drawingml/2006/wordprocessingDrawing" xmlns:w10="urn:schemas-microsoft-com:office:word" xmlns:w="http://schemas.openxmlformats.org/wordprocessingml/2006/main" xmlns:w14="http://schemas.microsoft.com/office/word/2010/wordml" xmlns:w15="http://schemas.microsoft.com/office/word/2012/wordml" xmlns:w16cex="http://schemas.microsoft.com/office/word/2018/wordml/cex" xmlns:w16cid="http://schemas.microsoft.com/office/word/2016/wordml/cid" xmlns:w16="http://schemas.microsoft.com/office/word/2018/wordml" xmlns:w16sdtdh="http://schemas.microsoft.com/office/word/2020/wordml/sdtdatahash" xmlns:w16se="http://schemas.microsoft.com/office/word/2015/wordml/symex" xmlns:wpg="http://schemas.microsoft.com/office/word/2010/wordprocessingGroup" xmlns:wpi="http://schemas.microsoft.com/office/word/2010/wordprocessingInk" xmlns:wne="http://schemas.microsoft.com/office/word/2006/wordml" xmlns:wps="http://schemas.microsoft.com/office/word/2010/wordprocessingShape" mc:Ignorable="w14 w15 w16se w16cid w16 w16cex w16sdtdh wp14">
+<w:hdr xmlns:wpc="http://schemas.microsoft.com/office/word/2010/wordprocessingCanvas" xmlns:cx="http://schemas.microsoft.com/office/drawing/2014/chartex" xmlns:cx1="http://schemas.microsoft.com/office/drawing/2015/9/8/chartex" xmlns:cx2="http://schemas.microsoft.com/office/drawing/2015/10/21/chartex" xmlns:cx3="http://schemas.microsoft.com/office/drawing/2016/5/9/chartex" xmlns:cx4="http://schemas.microsoft.com/office/drawing/2016/5/10/chartex" xmlns:cx5="http://schemas.microsoft.com/office/drawing/2016/5/11/chartex" xmlns:cx6="http://schemas.microsoft.com/office/drawing/2016/5/12/chartex" xmlns:cx7="http://schemas.microsoft.com/office/drawing/2016/5/13/chartex" xmlns:cx8="http://schemas.microsoft.com/office/drawing/2016/5/14/chartex" xmlns:mc="http://schemas.openxmlformats.org/markup-compatibility/2006" xmlns:aink="http://schemas.microsoft.com/office/drawing/2016/ink" xmlns:am3d="http://schemas.microsoft.com/office/drawing/2017/model3d" xmlns:o="urn:schemas-microsoft-com:office:office" xmlns:oel="http://schemas.microsoft.com/office/2019/extlst" xmlns:r="http://schemas.openxmlformats.org/officeDocument/2006/relationships" xmlns:m="http://schemas.openxmlformats.org/officeDocument/2006/math" xmlns:v="urn:schemas-microsoft-com:vml" xmlns:wp14="http://schemas.microsoft.com/office/word/2010/wordprocessingDrawing" xmlns:wp="http://schemas.openxmlformats.org/drawingml/2006/wordprocessingDrawing" xmlns:w10="urn:schemas-microsoft-com:office:word" xmlns:w="http://schemas.openxmlformats.org/wordprocessingml/2006/main" xmlns:w14="http://schemas.microsoft.com/office/word/2010/wordml" xmlns:w15="http://schemas.microsoft.com/office/word/2012/wordml" xmlns:w16cex="http://schemas.microsoft.com/office/word/2018/wordml/cex" xmlns:w16cid="http://schemas.microsoft.com/office/word/2016/wordml/cid" xmlns:w16="http://schemas.microsoft.com/office/word/2018/wordml" xmlns:w16du="http://schemas.microsoft.com/office/word/2023/wordml/word16du" xmlns:w16sdtdh="http://schemas.microsoft.com/office/word/2020/wordml/sdtdatahash" xmlns:w16se="http://schemas.microsoft.com/office/word/2015/wordml/symex" xmlns:wpg="http://schemas.microsoft.com/office/word/2010/wordprocessingGroup" xmlns:wpi="http://schemas.microsoft.com/office/word/2010/wordprocessingInk" xmlns:wne="http://schemas.microsoft.com/office/word/2006/wordml" xmlns:wps="http://schemas.microsoft.com/office/word/2010/wordprocessingShape" mc:Ignorable="w14 w15 w16se w16cid w16 w16cex w16sdtdh wp14">
   <w:p>
     <w:pPr>
       <w:pStyle w:val="Header"/>
@@ -3259,7 +3359,7 @@
 </file>
 
 <file path=word/numbering.xml><?xml version="1.0" encoding="utf-8"?>
-<w:numbering xmlns:wpc="http://schemas.microsoft.com/office/word/2010/wordprocessingCanvas" xmlns:cx="http://schemas.microsoft.com/office/drawing/2014/chartex" xmlns:cx1="http://schemas.microsoft.com/office/drawing/2015/9/8/chartex" xmlns:cx2="http://schemas.microsoft.com/office/drawing/2015/10/21/chartex" xmlns:cx3="http://schemas.microsoft.com/office/drawing/2016/5/9/chartex" xmlns:cx4="http://schemas.microsoft.com/office/drawing/2016/5/10/chartex" xmlns:cx5="http://schemas.microsoft.com/office/drawing/2016/5/11/chartex" xmlns:cx6="http://schemas.microsoft.com/office/drawing/2016/5/12/chartex" xmlns:cx7="http://schemas.microsoft.com/office/drawing/2016/5/13/chartex" xmlns:cx8="http://schemas.microsoft.com/office/drawing/2016/5/14/chartex" xmlns:mc="http://schemas.openxmlformats.org/markup-compatibility/2006" xmlns:aink="http://schemas.microsoft.com/office/drawing/2016/ink" xmlns:am3d="http://schemas.microsoft.com/office/drawing/2017/model3d" xmlns:o="urn:schemas-microsoft-com:office:office" xmlns:oel="http://schemas.microsoft.com/office/2019/extlst" xmlns:r="http://schemas.openxmlformats.org/officeDocument/2006/relationships" xmlns:m="http://schemas.openxmlformats.org/officeDocument/2006/math" xmlns:v="urn:schemas-microsoft-com:vml" xmlns:wp14="http://schemas.microsoft.com/office/word/2010/wordprocessingDrawing" xmlns:wp="http://schemas.openxmlformats.org/drawingml/2006/wordprocessingDrawing" xmlns:w10="urn:schemas-microsoft-com:office:word" xmlns:w="http://schemas.openxmlformats.org/wordprocessingml/2006/main" xmlns:w14="http://schemas.microsoft.com/office/word/2010/wordml" xmlns:w15="http://schemas.microsoft.com/office/word/2012/wordml" xmlns:w16cex="http://schemas.microsoft.com/office/word/2018/wordml/cex" xmlns:w16cid="http://schemas.microsoft.com/office/word/2016/wordml/cid" xmlns:w16="http://schemas.microsoft.com/office/word/2018/wordml" xmlns:w16sdtdh="http://schemas.microsoft.com/office/word/2020/wordml/sdtdatahash" xmlns:w16se="http://schemas.microsoft.com/office/word/2015/wordml/symex" xmlns:wpg="http://schemas.microsoft.com/office/word/2010/wordprocessingGroup" xmlns:wpi="http://schemas.microsoft.com/office/word/2010/wordprocessingInk" xmlns:wne="http://schemas.microsoft.com/office/word/2006/wordml" xmlns:wps="http://schemas.microsoft.com/office/word/2010/wordprocessingShape" mc:Ignorable="w14 w15 w16se w16cid w16 w16cex w16sdtdh wp14">
+<w:numbering xmlns:wpc="http://schemas.microsoft.com/office/word/2010/wordprocessingCanvas" xmlns:cx="http://schemas.microsoft.com/office/drawing/2014/chartex" xmlns:cx1="http://schemas.microsoft.com/office/drawing/2015/9/8/chartex" xmlns:cx2="http://schemas.microsoft.com/office/drawing/2015/10/21/chartex" xmlns:cx3="http://schemas.microsoft.com/office/drawing/2016/5/9/chartex" xmlns:cx4="http://schemas.microsoft.com/office/drawing/2016/5/10/chartex" xmlns:cx5="http://schemas.microsoft.com/office/drawing/2016/5/11/chartex" xmlns:cx6="http://schemas.microsoft.com/office/drawing/2016/5/12/chartex" xmlns:cx7="http://schemas.microsoft.com/office/drawing/2016/5/13/chartex" xmlns:cx8="http://schemas.microsoft.com/office/drawing/2016/5/14/chartex" xmlns:mc="http://schemas.openxmlformats.org/markup-compatibility/2006" xmlns:aink="http://schemas.microsoft.com/office/drawing/2016/ink" xmlns:am3d="http://schemas.microsoft.com/office/drawing/2017/model3d" xmlns:o="urn:schemas-microsoft-com:office:office" xmlns:oel="http://schemas.microsoft.com/office/2019/extlst" xmlns:r="http://schemas.openxmlformats.org/officeDocument/2006/relationships" xmlns:m="http://schemas.openxmlformats.org/officeDocument/2006/math" xmlns:v="urn:schemas-microsoft-com:vml" xmlns:wp14="http://schemas.microsoft.com/office/word/2010/wordprocessingDrawing" xmlns:wp="http://schemas.openxmlformats.org/drawingml/2006/wordprocessingDrawing" xmlns:w10="urn:schemas-microsoft-com:office:word" xmlns:w="http://schemas.openxmlformats.org/wordprocessingml/2006/main" xmlns:w14="http://schemas.microsoft.com/office/word/2010/wordml" xmlns:w15="http://schemas.microsoft.com/office/word/2012/wordml" xmlns:w16cex="http://schemas.microsoft.com/office/word/2018/wordml/cex" xmlns:w16cid="http://schemas.microsoft.com/office/word/2016/wordml/cid" xmlns:w16="http://schemas.microsoft.com/office/word/2018/wordml" xmlns:w16du="http://schemas.microsoft.com/office/word/2023/wordml/word16du" xmlns:w16sdtdh="http://schemas.microsoft.com/office/word/2020/wordml/sdtdatahash" xmlns:w16se="http://schemas.microsoft.com/office/word/2015/wordml/symex" xmlns:wpg="http://schemas.microsoft.com/office/word/2010/wordprocessingGroup" xmlns:wpi="http://schemas.microsoft.com/office/word/2010/wordprocessingInk" xmlns:wne="http://schemas.microsoft.com/office/word/2006/wordml" xmlns:wps="http://schemas.microsoft.com/office/word/2010/wordprocessingShape" mc:Ignorable="w14 w15 w16se w16cid w16 w16cex w16sdtdh wp14">
   <w:abstractNum w:abstractNumId="0" w15:restartNumberingAfterBreak="0">
     <w:nsid w:val="19365752"/>
     <w:multiLevelType w:val="hybridMultilevel"/>
